--- a/documents/cv/Giacomo-Veneri-2026.docx
+++ b/documents/cv/Giacomo-Veneri-2026.docx
@@ -6,6 +6,9 @@
       <w:pPr>
         <w:spacing w:after="0" w:line="259" w:lineRule="auto"/>
         <w:ind w:left="0" w:firstLine="0"/>
+        <w:rPr>
+          <w:rFonts w:cs="Calibri Light"/>
+        </w:rPr>
       </w:pPr>
     </w:p>
     <w:tbl>
@@ -31,15 +34,20 @@
             <w:pPr>
               <w:spacing w:after="0" w:line="259" w:lineRule="auto"/>
               <w:ind w:left="0" w:firstLine="0"/>
+              <w:rPr>
+                <w:rFonts w:cs="Calibri Light"/>
+              </w:rPr>
             </w:pPr>
             <w:r>
               <w:rPr>
+                <w:rFonts w:cs="Calibri Light"/>
                 <w:sz w:val="40"/>
               </w:rPr>
               <w:t>Giacomo Veneri</w:t>
             </w:r>
             <w:r>
               <w:rPr>
+                <w:rFonts w:cs="Calibri Light"/>
                 <w:sz w:val="24"/>
                 <w:szCs w:val="16"/>
               </w:rPr>
@@ -48,6 +56,7 @@
             <w:proofErr w:type="spellStart"/>
             <w:r>
               <w:rPr>
+                <w:rFonts w:cs="Calibri Light"/>
                 <w:sz w:val="24"/>
                 <w:szCs w:val="16"/>
               </w:rPr>
@@ -56,6 +65,7 @@
             <w:proofErr w:type="spellEnd"/>
             <w:r>
               <w:rPr>
+                <w:rFonts w:cs="Calibri Light"/>
                 <w:sz w:val="24"/>
                 <w:szCs w:val="16"/>
               </w:rPr>
@@ -67,52 +77,36 @@
               <w:spacing w:after="0" w:line="360" w:lineRule="auto"/>
               <w:ind w:left="0" w:firstLine="0"/>
               <w:rPr>
+                <w:rFonts w:cs="Calibri Light"/>
                 <w:b w:val="0"/>
                 <w:bCs w:val="0"/>
               </w:rPr>
             </w:pPr>
             <w:r>
-              <w:t>Sesto Fiorentino, Tuscany, Italy</w:t>
-            </w:r>
-            <w:r>
-              <w:t xml:space="preserve"> </w:t>
+              <w:rPr>
+                <w:rFonts w:cs="Calibri Light"/>
+              </w:rPr>
+              <w:t xml:space="preserve">Sesto Fiorentino, Tuscany, Italy </w:t>
             </w:r>
             <w:proofErr w:type="gramStart"/>
             <w:r>
-              <w:t>•</w:t>
-            </w:r>
-            <w:r>
-              <w:t xml:space="preserve"> </w:t>
-            </w:r>
-            <w:r>
-              <w:t xml:space="preserve"> +</w:t>
+              <w:rPr>
+                <w:rFonts w:cs="Calibri Light"/>
+              </w:rPr>
+              <w:t>•  +</w:t>
             </w:r>
             <w:proofErr w:type="gramEnd"/>
             <w:r>
-              <w:t>39 328</w:t>
-            </w:r>
-            <w:r>
-              <w:t xml:space="preserve"> </w:t>
-            </w:r>
-            <w:r>
-              <w:t>6326057</w:t>
-            </w:r>
-            <w:r>
-              <w:t xml:space="preserve"> </w:t>
-            </w:r>
-            <w:r>
-              <w:t>•</w:t>
-            </w:r>
-            <w:r>
-              <w:t xml:space="preserve"> </w:t>
-            </w:r>
-            <w:r>
-              <w:t xml:space="preserve"> </w:t>
+              <w:rPr>
+                <w:rFonts w:cs="Calibri Light"/>
+              </w:rPr>
+              <w:t xml:space="preserve">39 328 6326057 •  </w:t>
             </w:r>
             <w:hyperlink r:id="rId8" w:history="1">
               <w:r>
                 <w:rPr>
                   <w:rStyle w:val="Hyperlink"/>
+                  <w:rFonts w:cs="Calibri Light"/>
                 </w:rPr>
                 <w:t>giacomo.veneri@gmail.com</w:t>
               </w:r>
@@ -123,6 +117,7 @@
               <w:spacing w:after="0" w:line="360" w:lineRule="auto"/>
               <w:ind w:left="0" w:firstLine="0"/>
               <w:rPr>
+                <w:rFonts w:cs="Calibri Light"/>
                 <w:b w:val="0"/>
                 <w:bCs w:val="0"/>
                 <w:lang w:val="de-DE"/>
@@ -130,6 +125,7 @@
             </w:pPr>
             <w:r>
               <w:rPr>
+                <w:rFonts w:cs="Calibri Light"/>
                 <w:b w:val="0"/>
                 <w:bCs w:val="0"/>
                 <w:lang w:val="de-DE"/>
@@ -140,6 +136,7 @@
               <w:r>
                 <w:rPr>
                   <w:rStyle w:val="Hyperlink"/>
+                  <w:rFonts w:cs="Calibri Light"/>
                   <w:lang w:val="de-DE"/>
                 </w:rPr>
                 <w:t>https://www.linkedin.com/in/giacomoveneri</w:t>
@@ -151,6 +148,7 @@
               <w:spacing w:after="0" w:line="360" w:lineRule="auto"/>
               <w:ind w:left="0" w:firstLine="0"/>
               <w:rPr>
+                <w:rFonts w:cs="Calibri Light"/>
                 <w:b w:val="0"/>
                 <w:bCs w:val="0"/>
                 <w:lang w:val="en-US"/>
@@ -160,6 +158,7 @@
             <w:proofErr w:type="gramStart"/>
             <w:r>
               <w:rPr>
+                <w:rFonts w:cs="Calibri Light"/>
                 <w:b w:val="0"/>
                 <w:bCs w:val="0"/>
                 <w:lang w:val="en-US"/>
@@ -169,6 +168,7 @@
             <w:proofErr w:type="spellEnd"/>
             <w:r>
               <w:rPr>
+                <w:rFonts w:cs="Calibri Light"/>
                 <w:lang w:val="en-US"/>
               </w:rPr>
               <w:t xml:space="preserve"> :</w:t>
@@ -176,6 +176,7 @@
             <w:proofErr w:type="gramEnd"/>
             <w:r>
               <w:rPr>
+                <w:rFonts w:cs="Calibri Light"/>
                 <w:lang w:val="en-US"/>
               </w:rPr>
               <w:t xml:space="preserve"> </w:t>
@@ -184,6 +185,7 @@
               <w:r>
                 <w:rPr>
                   <w:rStyle w:val="Hyperlink"/>
+                  <w:rFonts w:cs="Calibri Light"/>
                   <w:lang w:val="en-US"/>
                 </w:rPr>
                 <w:t>https://github.com/venergiac</w:t>
@@ -195,6 +197,7 @@
               <w:spacing w:after="0" w:line="360" w:lineRule="auto"/>
               <w:ind w:left="0" w:firstLine="0"/>
               <w:rPr>
+                <w:rFonts w:cs="Calibri Light"/>
                 <w:b w:val="0"/>
                 <w:bCs w:val="0"/>
                 <w:lang w:val="en-US"/>
@@ -202,6 +205,7 @@
             </w:pPr>
             <w:r>
               <w:rPr>
+                <w:rFonts w:cs="Calibri Light"/>
                 <w:b w:val="0"/>
                 <w:bCs w:val="0"/>
                 <w:lang w:val="en-US"/>
@@ -210,6 +214,7 @@
             </w:r>
             <w:r>
               <w:rPr>
+                <w:rFonts w:cs="Calibri Light"/>
                 <w:lang w:val="en-US"/>
               </w:rPr>
               <w:t xml:space="preserve">: </w:t>
@@ -218,6 +223,7 @@
               <w:r>
                 <w:rPr>
                   <w:rStyle w:val="Hyperlink"/>
+                  <w:rFonts w:cs="Calibri Light"/>
                   <w:lang w:val="en-US"/>
                 </w:rPr>
                 <w:t>https://share.google/IGMbOuBNOKy1eQrr6</w:t>
@@ -235,9 +241,13 @@
               <w:ind w:left="0" w:firstLine="0"/>
               <w:jc w:val="right"/>
               <w:cnfStyle w:val="100000000000" w:firstRow="1" w:lastRow="0" w:firstColumn="0" w:lastColumn="0" w:oddVBand="0" w:evenVBand="0" w:oddHBand="0" w:evenHBand="0" w:firstRowFirstColumn="0" w:firstRowLastColumn="0" w:lastRowFirstColumn="0" w:lastRowLastColumn="0"/>
+              <w:rPr>
+                <w:rFonts w:cs="Calibri Light"/>
+              </w:rPr>
             </w:pPr>
             <w:r>
               <w:rPr>
+                <w:rFonts w:cs="Calibri Light"/>
                 <w:noProof/>
               </w:rPr>
               <w:drawing>
@@ -296,8 +306,14 @@
     <w:p>
       <w:pPr>
         <w:pStyle w:val="Heading1"/>
-      </w:pPr>
-      <w:r>
+        <w:rPr>
+          <w:rFonts w:cs="Calibri Light"/>
+        </w:rPr>
+      </w:pPr>
+      <w:r>
+        <w:rPr>
+          <w:rFonts w:cs="Calibri Light"/>
+        </w:rPr>
         <w:t>SUMMARY</w:t>
       </w:r>
     </w:p>
@@ -307,6 +323,7 @@
         <w:spacing w:after="268"/>
         <w:ind w:left="-5"/>
         <w:rPr>
+          <w:rFonts w:cs="Calibri Light"/>
           <w:b/>
           <w:bCs/>
           <w:lang w:val="en-US"/>
@@ -314,182 +331,101 @@
       </w:pPr>
       <w:r>
         <w:rPr>
+          <w:rFonts w:cs="Calibri Light"/>
           <w:lang w:val="en-US"/>
         </w:rPr>
         <w:t xml:space="preserve">Experienced leader with a strong background in digital services, </w:t>
       </w:r>
       <w:r>
         <w:rPr>
+          <w:rFonts w:cs="Calibri Light"/>
           <w:b/>
           <w:bCs/>
           <w:lang w:val="en-US"/>
         </w:rPr>
-        <w:t>AI, and IoT</w:t>
-      </w:r>
-      <w:r>
-        <w:rPr>
+        <w:t>AI, and IoT applied to Industry (Energy, Transportation, Manufacturing, Healthcare)</w:t>
+      </w:r>
+      <w:r>
+        <w:rPr>
+          <w:rFonts w:cs="Calibri Light"/>
+          <w:lang w:val="en-US"/>
+        </w:rPr>
+        <w:t xml:space="preserve">. Proven track record in developing and implementing innovative solutions (8 patents, 50+articles, 3 books, 70+ projects), leading global teams, and </w:t>
+      </w:r>
+      <w:r>
+        <w:rPr>
+          <w:rFonts w:cs="Calibri Light"/>
           <w:b/>
           <w:bCs/>
           <w:lang w:val="en-US"/>
         </w:rPr>
-        <w:t xml:space="preserve"> applied to Industry (Energy, Transportation, Manufacturing, Healthcare)</w:t>
-      </w:r>
-      <w:r>
-        <w:rPr>
-          <w:lang w:val="en-US"/>
-        </w:rPr>
-        <w:t>. Proven track record in developing and implementing innovative solutions</w:t>
-      </w:r>
-      <w:r>
-        <w:rPr>
-          <w:lang w:val="en-US"/>
-        </w:rPr>
-        <w:t xml:space="preserve"> (8 patents, 50+articles, 3 books, 70+ projects)</w:t>
-      </w:r>
-      <w:r>
-        <w:rPr>
-          <w:lang w:val="en-US"/>
-        </w:rPr>
-        <w:t xml:space="preserve">, leading global teams, and </w:t>
-      </w:r>
-      <w:r>
-        <w:rPr>
+        <w:t>supporting sales and commercial functions</w:t>
+      </w:r>
+      <w:r>
+        <w:rPr>
+          <w:rFonts w:cs="Calibri Light"/>
+          <w:lang w:val="en-US"/>
+        </w:rPr>
+        <w:t xml:space="preserve"> (approx. 100M$+ orders / year). Leding with a collaborative and visionary approach, empowering teams through clear communication, trust, and a focus on innovation and continuous improvement Skilled in project management, financial analysis, </w:t>
+      </w:r>
+      <w:r>
+        <w:rPr>
+          <w:rFonts w:cs="Calibri Light"/>
           <w:b/>
           <w:bCs/>
           <w:lang w:val="en-US"/>
         </w:rPr>
-        <w:t>supporting sales and commercial functions</w:t>
-      </w:r>
-      <w:r>
-        <w:rPr>
-          <w:lang w:val="en-US"/>
-        </w:rPr>
-        <w:t xml:space="preserve"> (approx. 100M$+ orders / year). </w:t>
-      </w:r>
-      <w:r>
-        <w:rPr>
-          <w:lang w:val="en-US"/>
-        </w:rPr>
-        <w:t>L</w:t>
-      </w:r>
-      <w:r>
-        <w:rPr>
-          <w:lang w:val="en-US"/>
-        </w:rPr>
-        <w:t xml:space="preserve">eding </w:t>
-      </w:r>
-      <w:r>
-        <w:rPr>
-          <w:lang w:val="en-US"/>
-        </w:rPr>
-        <w:t>with a collaborative and visionary approach, empowering teams through clear communication, trust, and a focus on innovation and continuous improvement</w:t>
-      </w:r>
-      <w:r>
-        <w:rPr>
-          <w:lang w:val="en-US"/>
-        </w:rPr>
-        <w:t xml:space="preserve"> Skilled in project management, financial analysis, </w:t>
-      </w:r>
-      <w:r>
-        <w:rPr>
+        <w:t>data</w:t>
+      </w:r>
+      <w:r>
+        <w:rPr>
+          <w:rFonts w:cs="Calibri Light"/>
+          <w:lang w:val="en-US"/>
+        </w:rPr>
+        <w:t xml:space="preserve"> strategy, and navigating complex multinational environments. </w:t>
+      </w:r>
+      <w:r>
+        <w:rPr>
+          <w:rFonts w:cs="Calibri Light"/>
           <w:b/>
           <w:bCs/>
           <w:lang w:val="en-US"/>
         </w:rPr>
-        <w:t>data</w:t>
-      </w:r>
-      <w:r>
-        <w:rPr>
-          <w:lang w:val="en-US"/>
-        </w:rPr>
-        <w:t xml:space="preserve"> </w:t>
-      </w:r>
-      <w:r>
-        <w:rPr>
-          <w:lang w:val="en-US"/>
-        </w:rPr>
-        <w:t>strategy, and navigating complex multinational environments.</w:t>
-      </w:r>
-      <w:r>
-        <w:rPr>
-          <w:lang w:val="en-US"/>
-        </w:rPr>
-        <w:t xml:space="preserve"> </w:t>
-      </w:r>
-      <w:r>
-        <w:rPr>
+        <w:t>Product</w:t>
+      </w:r>
+      <w:r>
+        <w:rPr>
+          <w:rFonts w:cs="Calibri Light"/>
+          <w:lang w:val="en-US"/>
+        </w:rPr>
+        <w:t xml:space="preserve"> Management and Budget Management </w:t>
+      </w:r>
+      <w:r>
+        <w:rPr>
+          <w:rFonts w:cs="Calibri Light"/>
           <w:b/>
           <w:bCs/>
           <w:lang w:val="en-US"/>
         </w:rPr>
-        <w:t>Product</w:t>
-      </w:r>
-      <w:r>
-        <w:rPr>
-          <w:lang w:val="en-US"/>
-        </w:rPr>
-        <w:t xml:space="preserve"> Management and Budget Management</w:t>
-      </w:r>
-      <w:r>
-        <w:rPr>
-          <w:lang w:val="en-US"/>
-        </w:rPr>
-        <w:t xml:space="preserve"> </w:t>
-      </w:r>
-      <w:r>
-        <w:rPr>
-          <w:b/>
-          <w:bCs/>
-          <w:lang w:val="en-US"/>
-        </w:rPr>
-        <w:t>SAFE Agile</w:t>
-      </w:r>
-      <w:r>
-        <w:rPr>
-          <w:b/>
-          <w:bCs/>
-          <w:lang w:val="en-US"/>
-        </w:rPr>
-        <w:t>, NVIDIA HPC</w:t>
-      </w:r>
-      <w:r>
-        <w:rPr>
-          <w:b/>
-          <w:bCs/>
-          <w:lang w:val="en-US"/>
-        </w:rPr>
-        <w:t>, Java, C3.ai</w:t>
-      </w:r>
-      <w:r>
-        <w:rPr>
-          <w:b/>
-          <w:bCs/>
-          <w:lang w:val="en-US"/>
-        </w:rPr>
-        <w:t>, Data Bricks</w:t>
-      </w:r>
-      <w:r>
-        <w:rPr>
-          <w:b/>
-          <w:bCs/>
-          <w:lang w:val="en-US"/>
-        </w:rPr>
-        <w:t xml:space="preserve"> and Six Sigma Certified.</w:t>
+        <w:t>SAFE Agile, NVIDIA HPC, Java, C3.ai, Data Bricks and Six Sigma Certified.</w:t>
       </w:r>
     </w:p>
     <w:p>
       <w:pPr>
         <w:pStyle w:val="Heading1"/>
-      </w:pPr>
-      <w:r>
-        <w:t>EXPERIENC</w:t>
-      </w:r>
-      <w:r>
-        <w:t>E</w:t>
-      </w:r>
-      <w:r>
-        <w:rPr>
-          <w:rFonts w:eastAsia="Calibri"/>
+        <w:rPr>
+          <w:rFonts w:cs="Calibri Light"/>
+        </w:rPr>
+      </w:pPr>
+      <w:r>
+        <w:rPr>
+          <w:rFonts w:cs="Calibri Light"/>
+        </w:rPr>
+        <w:t>EXPERIENCE</w:t>
+      </w:r>
+      <w:r>
+        <w:rPr>
+          <w:rFonts w:eastAsia="Calibri" w:cs="Calibri Light"/>
           <w:noProof/>
         </w:rPr>
         <mc:AlternateContent>
@@ -581,74 +517,30 @@
       <w:pPr>
         <w:pStyle w:val="Heading2"/>
         <w:rPr>
-          <w:lang w:val="en-US"/>
-        </w:rPr>
-      </w:pPr>
-      <w:r>
-        <w:rPr>
+          <w:rFonts w:ascii="Calibri Light" w:hAnsi="Calibri Light" w:cs="Calibri Light"/>
+          <w:lang w:val="en-US"/>
+        </w:rPr>
+      </w:pPr>
+      <w:r>
+        <w:rPr>
+          <w:rFonts w:ascii="Calibri Light" w:hAnsi="Calibri Light" w:cs="Calibri Light"/>
           <w:lang w:val="en-US"/>
         </w:rPr>
         <w:t xml:space="preserve">AI and IOT </w:t>
       </w:r>
       <w:r>
         <w:rPr>
-          <w:lang w:val="en-US"/>
-        </w:rPr>
-        <w:t xml:space="preserve">Fellow </w:t>
-      </w:r>
-      <w:r>
-        <w:rPr>
-          <w:lang w:val="en-US"/>
-        </w:rPr>
-        <w:t>(Strategic Technology Program)</w:t>
-      </w:r>
-      <w:r>
-        <w:rPr>
-          <w:lang w:val="en-US"/>
-        </w:rPr>
-        <w:t xml:space="preserve"> - </w:t>
-      </w:r>
-      <w:r>
-        <w:rPr>
-          <w:lang w:val="en-US"/>
-        </w:rPr>
-        <w:t>Feb</w:t>
-      </w:r>
-      <w:r>
-        <w:rPr>
-          <w:lang w:val="en-US"/>
-        </w:rPr>
-        <w:t xml:space="preserve"> 202</w:t>
-      </w:r>
-      <w:r>
-        <w:rPr>
-          <w:lang w:val="en-US"/>
-        </w:rPr>
-        <w:t>6</w:t>
-      </w:r>
-      <w:r>
-        <w:rPr>
-          <w:lang w:val="en-US"/>
-        </w:rPr>
-        <w:t xml:space="preserve"> </w:t>
-      </w:r>
-      <w:r>
-        <w:rPr>
-          <w:lang w:val="en-US"/>
-        </w:rPr>
-        <w:t>–</w:t>
-      </w:r>
-      <w:r>
-        <w:rPr>
-          <w:lang w:val="en-US"/>
-        </w:rPr>
-        <w:t xml:space="preserve"> Present</w:t>
+          <w:rFonts w:ascii="Calibri Light" w:hAnsi="Calibri Light" w:cs="Calibri Light"/>
+          <w:lang w:val="en-US"/>
+        </w:rPr>
+        <w:t>Fellow (Strategic Technology Program) - Feb 2026 – Present</w:t>
       </w:r>
     </w:p>
     <w:p>
       <w:pPr>
         <w:pStyle w:val="Heading3"/>
         <w:rPr>
+          <w:rFonts w:ascii="Calibri Light" w:hAnsi="Calibri Light" w:cs="Calibri Light"/>
           <w:color w:val="595959" w:themeColor="text1" w:themeTint="A6"/>
           <w:szCs w:val="32"/>
           <w:lang w:val="en-US"/>
@@ -656,6 +548,7 @@
       </w:pPr>
       <w:r>
         <w:rPr>
+          <w:rFonts w:ascii="Calibri Light" w:hAnsi="Calibri Light" w:cs="Calibri Light"/>
           <w:lang w:val="en-US"/>
         </w:rPr>
         <w:t>Baker Hughes, Florence, Italy</w:t>
@@ -669,11 +562,13 @@
           <w:numId w:val="35"/>
         </w:numPr>
         <w:rPr>
-          <w:lang w:val="en-US"/>
-        </w:rPr>
-      </w:pPr>
-      <w:r>
-        <w:rPr>
+          <w:rFonts w:cs="Calibri Light"/>
+          <w:lang w:val="en-US"/>
+        </w:rPr>
+      </w:pPr>
+      <w:r>
+        <w:rPr>
+          <w:rFonts w:cs="Calibri Light"/>
           <w:lang w:val="en-US"/>
         </w:rPr>
         <w:t xml:space="preserve">Define and execute the enterprise AI &amp; IoT strategy, ensuring clear alignment with business priorities, growth objectives, and digital transformation initiatives. </w:t>
@@ -687,17 +582,20 @@
           <w:numId w:val="35"/>
         </w:numPr>
         <w:rPr>
-          <w:lang w:val="en-US"/>
-        </w:rPr>
-      </w:pPr>
-      <w:r>
-        <w:rPr>
+          <w:rFonts w:cs="Calibri Light"/>
+          <w:lang w:val="en-US"/>
+        </w:rPr>
+      </w:pPr>
+      <w:r>
+        <w:rPr>
+          <w:rFonts w:cs="Calibri Light"/>
           <w:lang w:val="en-US"/>
         </w:rPr>
         <w:t>Drive innovation and transformation agendas by translating emerging technologies into scalable business opportunities through targeted research and proof</w:t>
       </w:r>
       <w:r>
         <w:rPr>
+          <w:rFonts w:cs="Calibri Light"/>
           <w:lang w:val="en-US"/>
         </w:rPr>
         <w:noBreakHyphen/>
@@ -705,6 +603,7 @@
       </w:r>
       <w:r>
         <w:rPr>
+          <w:rFonts w:cs="Calibri Light"/>
           <w:lang w:val="en-US"/>
         </w:rPr>
         <w:noBreakHyphen/>
@@ -719,17 +618,20 @@
           <w:numId w:val="35"/>
         </w:numPr>
         <w:rPr>
-          <w:lang w:val="en-US"/>
-        </w:rPr>
-      </w:pPr>
-      <w:r>
-        <w:rPr>
+          <w:rFonts w:cs="Calibri Light"/>
+          <w:lang w:val="en-US"/>
+        </w:rPr>
+      </w:pPr>
+      <w:r>
+        <w:rPr>
+          <w:rFonts w:cs="Calibri Light"/>
           <w:lang w:val="en-US"/>
         </w:rPr>
         <w:t>Lead the design and deployment of scalable AI &amp; IoT platforms, balancing performance, security, interoperability, and long</w:t>
       </w:r>
       <w:r>
         <w:rPr>
+          <w:rFonts w:cs="Calibri Light"/>
           <w:lang w:val="en-US"/>
         </w:rPr>
         <w:noBreakHyphen/>
@@ -744,11 +646,13 @@
           <w:numId w:val="35"/>
         </w:numPr>
         <w:rPr>
-          <w:lang w:val="en-US"/>
-        </w:rPr>
-      </w:pPr>
-      <w:r>
-        <w:rPr>
+          <w:rFonts w:cs="Calibri Light"/>
+          <w:lang w:val="en-US"/>
+        </w:rPr>
+      </w:pPr>
+      <w:r>
+        <w:rPr>
+          <w:rFonts w:cs="Calibri Light"/>
           <w:lang w:val="en-US"/>
         </w:rPr>
         <w:t xml:space="preserve">Establish governance frameworks and operating models to ensure compliance, standardization, risk management, and technical excellence across the organization. </w:t>
@@ -762,17 +666,20 @@
           <w:numId w:val="35"/>
         </w:numPr>
         <w:rPr>
-          <w:lang w:val="en-US"/>
-        </w:rPr>
-      </w:pPr>
-      <w:r>
-        <w:rPr>
+          <w:rFonts w:cs="Calibri Light"/>
+          <w:lang w:val="en-US"/>
+        </w:rPr>
+      </w:pPr>
+      <w:r>
+        <w:rPr>
+          <w:rFonts w:cs="Calibri Light"/>
           <w:lang w:val="en-US"/>
         </w:rPr>
         <w:t>Develop organizational capabilities by mentoring leaders and fostering cross</w:t>
       </w:r>
       <w:r>
         <w:rPr>
+          <w:rFonts w:cs="Calibri Light"/>
           <w:lang w:val="en-US"/>
         </w:rPr>
         <w:noBreakHyphen/>
@@ -784,6 +691,7 @@
         <w:pStyle w:val="ListParagraph"/>
         <w:ind w:left="360" w:firstLine="0"/>
         <w:rPr>
+          <w:rFonts w:cs="Calibri Light"/>
           <w:lang w:val="en-US"/>
         </w:rPr>
       </w:pPr>
@@ -793,32 +701,26 @@
         <w:spacing w:after="167"/>
         <w:ind w:left="0" w:firstLine="0"/>
         <w:rPr>
-          <w:i/>
-          <w:iCs/>
-          <w:color w:val="595959" w:themeColor="text1" w:themeTint="A6"/>
-          <w:lang w:val="en-US"/>
-        </w:rPr>
-      </w:pPr>
-      <w:r>
-        <w:rPr>
-          <w:i/>
-          <w:iCs/>
-          <w:color w:val="595959" w:themeColor="text1" w:themeTint="A6"/>
-          <w:lang w:val="en-US"/>
-        </w:rPr>
-        <w:t>(T) AI</w:t>
-      </w:r>
-      <w:r>
-        <w:rPr>
-          <w:i/>
-          <w:iCs/>
-          <w:color w:val="595959" w:themeColor="text1" w:themeTint="A6"/>
-          <w:lang w:val="en-US"/>
-        </w:rPr>
-        <w:t xml:space="preserve">, </w:t>
-      </w:r>
-      <w:r>
-        <w:rPr>
+          <w:rFonts w:cs="Calibri Light"/>
+          <w:i/>
+          <w:iCs/>
+          <w:color w:val="595959" w:themeColor="text1" w:themeTint="A6"/>
+          <w:lang w:val="en-US"/>
+        </w:rPr>
+      </w:pPr>
+      <w:r>
+        <w:rPr>
+          <w:rFonts w:cs="Calibri Light"/>
+          <w:i/>
+          <w:iCs/>
+          <w:color w:val="595959" w:themeColor="text1" w:themeTint="A6"/>
+          <w:lang w:val="en-US"/>
+        </w:rPr>
+        <w:t xml:space="preserve">(T) AI, </w:t>
+      </w:r>
+      <w:r>
+        <w:rPr>
+          <w:rFonts w:cs="Calibri Light"/>
           <w:b/>
           <w:bCs/>
           <w:i/>
@@ -830,6 +732,7 @@
       </w:r>
       <w:r>
         <w:rPr>
+          <w:rFonts w:cs="Calibri Light"/>
           <w:i/>
           <w:iCs/>
           <w:color w:val="595959" w:themeColor="text1" w:themeTint="A6"/>
@@ -839,6 +742,7 @@
       </w:r>
       <w:r>
         <w:rPr>
+          <w:rFonts w:cs="Calibri Light"/>
           <w:i/>
           <w:iCs/>
           <w:color w:val="595959" w:themeColor="text1" w:themeTint="A6"/>
@@ -848,61 +752,18 @@
       </w:r>
       <w:r>
         <w:rPr>
-          <w:i/>
-          <w:iCs/>
-          <w:color w:val="595959" w:themeColor="text1" w:themeTint="A6"/>
-          <w:lang w:val="en-US"/>
-        </w:rPr>
-        <w:t xml:space="preserve"> </w:t>
-      </w:r>
-      <w:r>
-        <w:rPr>
-          <w:i/>
-          <w:iCs/>
-          <w:color w:val="595959" w:themeColor="text1" w:themeTint="A6"/>
-          <w:lang w:val="en-US"/>
-        </w:rPr>
-        <w:t>5</w:t>
-      </w:r>
-      <w:r>
-        <w:rPr>
-          <w:i/>
-          <w:iCs/>
-          <w:color w:val="595959" w:themeColor="text1" w:themeTint="A6"/>
-          <w:lang w:val="en-US"/>
-        </w:rPr>
-        <w:t>.0</w:t>
-      </w:r>
-      <w:r>
-        <w:rPr>
-          <w:i/>
-          <w:iCs/>
-          <w:color w:val="595959" w:themeColor="text1" w:themeTint="A6"/>
-          <w:lang w:val="en-US"/>
-        </w:rPr>
-        <w:t>, Robotics</w:t>
-      </w:r>
-      <w:r>
-        <w:rPr>
-          <w:i/>
-          <w:iCs/>
-          <w:color w:val="595959" w:themeColor="text1" w:themeTint="A6"/>
-          <w:lang w:val="en-US"/>
-        </w:rPr>
-        <w:t>, Cloud and Hybrid Architecture (AWS and Azure), NVIDIA HPC, Python, AI and Agentic AI</w:t>
-      </w:r>
-      <w:r>
-        <w:rPr>
-          <w:i/>
-          <w:iCs/>
-          <w:color w:val="595959" w:themeColor="text1" w:themeTint="A6"/>
-          <w:lang w:val="en-US"/>
-        </w:rPr>
-        <w:t xml:space="preserve">, </w:t>
+          <w:rFonts w:cs="Calibri Light"/>
+          <w:i/>
+          <w:iCs/>
+          <w:color w:val="595959" w:themeColor="text1" w:themeTint="A6"/>
+          <w:lang w:val="en-US"/>
+        </w:rPr>
+        <w:t xml:space="preserve"> 5.0, Robotics, Cloud and Hybrid Architecture (AWS and Azure), NVIDIA HPC, Python, AI and Agentic AI, </w:t>
       </w:r>
       <w:proofErr w:type="spellStart"/>
       <w:r>
         <w:rPr>
+          <w:rFonts w:cs="Calibri Light"/>
           <w:i/>
           <w:iCs/>
           <w:color w:val="595959" w:themeColor="text1" w:themeTint="A6"/>
@@ -913,6 +774,7 @@
       <w:proofErr w:type="spellEnd"/>
       <w:r>
         <w:rPr>
+          <w:rFonts w:cs="Calibri Light"/>
           <w:i/>
           <w:iCs/>
           <w:color w:val="595959" w:themeColor="text1" w:themeTint="A6"/>
@@ -922,6 +784,7 @@
       </w:r>
       <w:r>
         <w:rPr>
+          <w:rFonts w:cs="Calibri Light"/>
           <w:b/>
           <w:bCs/>
           <w:i/>
@@ -933,6 +796,7 @@
       </w:r>
       <w:r>
         <w:rPr>
+          <w:rFonts w:cs="Calibri Light"/>
           <w:b/>
           <w:bCs/>
           <w:i/>
@@ -944,6 +808,7 @@
       </w:r>
       <w:r>
         <w:rPr>
+          <w:rFonts w:cs="Calibri Light"/>
           <w:b/>
           <w:bCs/>
           <w:i/>
@@ -951,10 +816,289 @@
           <w:color w:val="595959" w:themeColor="text1" w:themeTint="A6"/>
           <w:lang w:val="en-US"/>
         </w:rPr>
+        <w:t xml:space="preserve"> Azure,</w:t>
+      </w:r>
+      <w:r>
+        <w:rPr>
+          <w:rFonts w:cs="Calibri Light"/>
+          <w:i/>
+          <w:iCs/>
+          <w:color w:val="595959" w:themeColor="text1" w:themeTint="A6"/>
+          <w:lang w:val="en-US"/>
+        </w:rPr>
         <w:t xml:space="preserve"> </w:t>
       </w:r>
-      <w:r>
-        <w:rPr>
+      <w:proofErr w:type="spellStart"/>
+      <w:r>
+        <w:rPr>
+          <w:rFonts w:cs="Calibri Light"/>
+          <w:i/>
+          <w:iCs/>
+          <w:color w:val="595959" w:themeColor="text1" w:themeTint="A6"/>
+          <w:lang w:val="en-US"/>
+        </w:rPr>
+        <w:t>Pytorch</w:t>
+      </w:r>
+      <w:proofErr w:type="spellEnd"/>
+      <w:r>
+        <w:rPr>
+          <w:rFonts w:cs="Calibri Light"/>
+          <w:i/>
+          <w:iCs/>
+          <w:color w:val="595959" w:themeColor="text1" w:themeTint="A6"/>
+          <w:lang w:val="en-US"/>
+        </w:rPr>
+        <w:t xml:space="preserve"> and </w:t>
+      </w:r>
+      <w:proofErr w:type="spellStart"/>
+      <w:r>
+        <w:rPr>
+          <w:rFonts w:cs="Calibri Light"/>
+          <w:i/>
+          <w:iCs/>
+          <w:color w:val="595959" w:themeColor="text1" w:themeTint="A6"/>
+          <w:lang w:val="en-US"/>
+        </w:rPr>
+        <w:t>Tensorflow</w:t>
+      </w:r>
+      <w:proofErr w:type="spellEnd"/>
+      <w:r>
+        <w:rPr>
+          <w:rFonts w:cs="Calibri Light"/>
+          <w:i/>
+          <w:iCs/>
+          <w:color w:val="595959" w:themeColor="text1" w:themeTint="A6"/>
+          <w:lang w:val="en-US"/>
+        </w:rPr>
+        <w:t>, Large Language Models (LLM),Docker</w:t>
+      </w:r>
+      <w:r>
+        <w:rPr>
+          <w:rFonts w:cs="Calibri Light"/>
+          <w:i/>
+          <w:iCs/>
+          <w:color w:val="595959" w:themeColor="text1" w:themeTint="A6"/>
+          <w:lang w:val="en-US"/>
+        </w:rPr>
+        <w:t>, Kubernetes</w:t>
+      </w:r>
+      <w:r>
+        <w:rPr>
+          <w:rFonts w:cs="Calibri Light"/>
+          <w:i/>
+          <w:iCs/>
+          <w:color w:val="595959" w:themeColor="text1" w:themeTint="A6"/>
+          <w:lang w:val="en-US"/>
+        </w:rPr>
+        <w:t>, Industrial Internet of Things (</w:t>
+      </w:r>
+      <w:proofErr w:type="spellStart"/>
+      <w:r>
+        <w:rPr>
+          <w:rFonts w:cs="Calibri Light"/>
+          <w:i/>
+          <w:iCs/>
+          <w:color w:val="595959" w:themeColor="text1" w:themeTint="A6"/>
+          <w:lang w:val="en-US"/>
+        </w:rPr>
+        <w:t>IIoT</w:t>
+      </w:r>
+      <w:proofErr w:type="spellEnd"/>
+      <w:r>
+        <w:rPr>
+          <w:rFonts w:cs="Calibri Light"/>
+          <w:i/>
+          <w:iCs/>
+          <w:color w:val="595959" w:themeColor="text1" w:themeTint="A6"/>
+          <w:lang w:val="en-US"/>
+        </w:rPr>
+        <w:t xml:space="preserve">),Scikit-Learn, LLamaIndex, </w:t>
+      </w:r>
+      <w:proofErr w:type="spellStart"/>
+      <w:r>
+        <w:rPr>
+          <w:rFonts w:cs="Calibri Light"/>
+          <w:i/>
+          <w:iCs/>
+          <w:color w:val="595959" w:themeColor="text1" w:themeTint="A6"/>
+          <w:lang w:val="en-US"/>
+        </w:rPr>
+        <w:t>LangChain</w:t>
+      </w:r>
+      <w:proofErr w:type="spellEnd"/>
+      <w:r>
+        <w:rPr>
+          <w:rFonts w:cs="Calibri Light"/>
+          <w:i/>
+          <w:iCs/>
+          <w:color w:val="595959" w:themeColor="text1" w:themeTint="A6"/>
+          <w:lang w:val="en-US"/>
+        </w:rPr>
+        <w:t xml:space="preserve">, </w:t>
+      </w:r>
+      <w:proofErr w:type="spellStart"/>
+      <w:r>
+        <w:rPr>
+          <w:rFonts w:cs="Calibri Light"/>
+          <w:i/>
+          <w:iCs/>
+          <w:color w:val="595959" w:themeColor="text1" w:themeTint="A6"/>
+          <w:lang w:val="en-US"/>
+        </w:rPr>
+        <w:t>MLFlow</w:t>
+      </w:r>
+      <w:proofErr w:type="spellEnd"/>
+      <w:r>
+        <w:rPr>
+          <w:rFonts w:cs="Calibri Light"/>
+          <w:i/>
+          <w:iCs/>
+          <w:color w:val="595959" w:themeColor="text1" w:themeTint="A6"/>
+          <w:lang w:val="en-US"/>
+        </w:rPr>
+        <w:t xml:space="preserve">, </w:t>
+      </w:r>
+      <w:proofErr w:type="spellStart"/>
+      <w:r>
+        <w:rPr>
+          <w:rFonts w:cs="Calibri Light"/>
+          <w:i/>
+          <w:iCs/>
+          <w:color w:val="595959" w:themeColor="text1" w:themeTint="A6"/>
+          <w:lang w:val="en-US"/>
+        </w:rPr>
+        <w:t>SGLang</w:t>
+      </w:r>
+      <w:proofErr w:type="spellEnd"/>
+      <w:r>
+        <w:rPr>
+          <w:rFonts w:cs="Calibri Light"/>
+          <w:i/>
+          <w:iCs/>
+          <w:color w:val="595959" w:themeColor="text1" w:themeTint="A6"/>
+          <w:lang w:val="en-US"/>
+        </w:rPr>
+        <w:t xml:space="preserve">, </w:t>
+      </w:r>
+      <w:proofErr w:type="spellStart"/>
+      <w:r>
+        <w:rPr>
+          <w:rFonts w:cs="Calibri Light"/>
+          <w:i/>
+          <w:iCs/>
+          <w:color w:val="595959" w:themeColor="text1" w:themeTint="A6"/>
+          <w:lang w:val="en-US"/>
+        </w:rPr>
+        <w:t>vLLM</w:t>
+      </w:r>
+      <w:proofErr w:type="spellEnd"/>
+      <w:r>
+        <w:rPr>
+          <w:rFonts w:cs="Calibri Light"/>
+          <w:i/>
+          <w:iCs/>
+          <w:color w:val="595959" w:themeColor="text1" w:themeTint="A6"/>
+          <w:lang w:val="en-US"/>
+        </w:rPr>
+        <w:t xml:space="preserve">, </w:t>
+      </w:r>
+      <w:proofErr w:type="spellStart"/>
+      <w:r>
+        <w:rPr>
+          <w:rFonts w:cs="Calibri Light"/>
+          <w:i/>
+          <w:iCs/>
+          <w:color w:val="595959" w:themeColor="text1" w:themeTint="A6"/>
+          <w:lang w:val="en-US"/>
+        </w:rPr>
+        <w:t>QDrant</w:t>
+      </w:r>
+      <w:proofErr w:type="spellEnd"/>
+      <w:r>
+        <w:rPr>
+          <w:rFonts w:cs="Calibri Light"/>
+          <w:i/>
+          <w:iCs/>
+          <w:color w:val="595959" w:themeColor="text1" w:themeTint="A6"/>
+          <w:lang w:val="en-US"/>
+        </w:rPr>
+        <w:t xml:space="preserve">, </w:t>
+      </w:r>
+      <w:proofErr w:type="spellStart"/>
+      <w:r>
+        <w:rPr>
+          <w:rFonts w:cs="Calibri Light"/>
+          <w:i/>
+          <w:iCs/>
+          <w:color w:val="595959" w:themeColor="text1" w:themeTint="A6"/>
+          <w:lang w:val="en-US"/>
+        </w:rPr>
+        <w:t>SnowFlake</w:t>
+      </w:r>
+      <w:proofErr w:type="spellEnd"/>
+      <w:r>
+        <w:rPr>
+          <w:rFonts w:cs="Calibri Light"/>
+          <w:i/>
+          <w:iCs/>
+          <w:color w:val="595959" w:themeColor="text1" w:themeTint="A6"/>
+          <w:lang w:val="en-US"/>
+        </w:rPr>
+        <w:t>,</w:t>
+      </w:r>
+      <w:r>
+        <w:rPr>
+          <w:rFonts w:cs="Calibri Light"/>
+          <w:i/>
+          <w:iCs/>
+          <w:color w:val="595959" w:themeColor="text1" w:themeTint="A6"/>
+          <w:lang w:val="en-US"/>
+        </w:rPr>
+        <w:t>, MCP, RAG</w:t>
+      </w:r>
+      <w:r>
+        <w:rPr>
+          <w:rFonts w:cs="Calibri Light"/>
+          <w:i/>
+          <w:iCs/>
+          <w:color w:val="595959" w:themeColor="text1" w:themeTint="A6"/>
+          <w:lang w:val="en-US"/>
+        </w:rPr>
+        <w:t>, Graph RAG</w:t>
+      </w:r>
+      <w:r>
+        <w:rPr>
+          <w:rFonts w:cs="Calibri Light"/>
+          <w:i/>
+          <w:iCs/>
+          <w:color w:val="595959" w:themeColor="text1" w:themeTint="A6"/>
+          <w:lang w:val="en-US"/>
+        </w:rPr>
+        <w:t xml:space="preserve">, Digital </w:t>
+      </w:r>
+      <w:r>
+        <w:rPr>
+          <w:rFonts w:cs="Calibri Light"/>
+          <w:i/>
+          <w:iCs/>
+          <w:color w:val="595959" w:themeColor="text1" w:themeTint="A6"/>
+          <w:lang w:val="en-US"/>
+        </w:rPr>
+        <w:t>T</w:t>
+      </w:r>
+      <w:r>
+        <w:rPr>
+          <w:rFonts w:cs="Calibri Light"/>
+          <w:i/>
+          <w:iCs/>
+          <w:color w:val="595959" w:themeColor="text1" w:themeTint="A6"/>
+          <w:lang w:val="en-US"/>
+        </w:rPr>
+        <w:t xml:space="preserve">win, </w:t>
+      </w:r>
+      <w:r>
+        <w:rPr>
+          <w:rFonts w:cs="Calibri Light"/>
           <w:b/>
           <w:bCs/>
           <w:i/>
@@ -962,10 +1106,54 @@
           <w:color w:val="595959" w:themeColor="text1" w:themeTint="A6"/>
           <w:lang w:val="en-US"/>
         </w:rPr>
-        <w:t>Azure</w:t>
-      </w:r>
-      <w:r>
-        <w:rPr>
+        <w:t>Llama</w:t>
+      </w:r>
+      <w:r>
+        <w:rPr>
+          <w:rFonts w:cs="Calibri Light"/>
+          <w:i/>
+          <w:iCs/>
+          <w:color w:val="595959" w:themeColor="text1" w:themeTint="A6"/>
+          <w:lang w:val="en-US"/>
+        </w:rPr>
+        <w:t xml:space="preserve">, </w:t>
+      </w:r>
+      <w:proofErr w:type="spellStart"/>
+      <w:r>
+        <w:rPr>
+          <w:rFonts w:cs="Calibri Light"/>
+          <w:i/>
+          <w:iCs/>
+          <w:color w:val="595959" w:themeColor="text1" w:themeTint="A6"/>
+          <w:lang w:val="en-US"/>
+        </w:rPr>
+        <w:t>BedRock</w:t>
+      </w:r>
+      <w:proofErr w:type="spellEnd"/>
+      <w:r>
+        <w:rPr>
+          <w:rFonts w:cs="Calibri Light"/>
+          <w:i/>
+          <w:iCs/>
+          <w:color w:val="595959" w:themeColor="text1" w:themeTint="A6"/>
+          <w:lang w:val="en-US"/>
+        </w:rPr>
+        <w:t>, SageMaker</w:t>
+      </w:r>
+      <w:r>
+        <w:rPr>
+          <w:rFonts w:cs="Calibri Light"/>
+          <w:i/>
+          <w:iCs/>
+          <w:color w:val="595959" w:themeColor="text1" w:themeTint="A6"/>
+          <w:lang w:val="en-US"/>
+        </w:rPr>
+        <w:t xml:space="preserve">, </w:t>
+      </w:r>
+      <w:proofErr w:type="spellStart"/>
+      <w:r>
+        <w:rPr>
+          <w:rFonts w:cs="Calibri Light"/>
           <w:b/>
           <w:bCs/>
           <w:i/>
@@ -973,10 +1161,42 @@
           <w:color w:val="595959" w:themeColor="text1" w:themeTint="A6"/>
           <w:lang w:val="en-US"/>
         </w:rPr>
+        <w:t>DataBricks</w:t>
+      </w:r>
+      <w:proofErr w:type="spellEnd"/>
+      <w:r>
+        <w:rPr>
+          <w:rFonts w:cs="Calibri Light"/>
+          <w:i/>
+          <w:iCs/>
+          <w:color w:val="595959" w:themeColor="text1" w:themeTint="A6"/>
+          <w:lang w:val="en-US"/>
+        </w:rPr>
+        <w:t>, Data Governance, Data Mesh, Data Strategy</w:t>
+      </w:r>
+      <w:r>
+        <w:rPr>
+          <w:rFonts w:cs="Calibri Light"/>
+          <w:i/>
+          <w:iCs/>
+          <w:color w:val="595959" w:themeColor="text1" w:themeTint="A6"/>
+          <w:lang w:val="en-US"/>
+        </w:rPr>
         <w:t>,</w:t>
       </w:r>
       <w:r>
         <w:rPr>
+          <w:rFonts w:cs="Calibri Light"/>
+          <w:i/>
+          <w:iCs/>
+          <w:color w:val="595959" w:themeColor="text1" w:themeTint="A6"/>
+          <w:lang w:val="en-US"/>
+        </w:rPr>
+        <w:t xml:space="preserve"> Reinforcement Learning by VR</w:t>
+      </w:r>
+      <w:r>
+        <w:rPr>
+          <w:rFonts w:cs="Calibri Light"/>
           <w:i/>
           <w:iCs/>
           <w:color w:val="595959" w:themeColor="text1" w:themeTint="A6"/>
@@ -984,554 +1204,65 @@
         </w:rPr>
         <w:t xml:space="preserve"> </w:t>
       </w:r>
-      <w:proofErr w:type="spellStart"/>
-      <w:r>
-        <w:rPr>
-          <w:i/>
-          <w:iCs/>
-          <w:color w:val="595959" w:themeColor="text1" w:themeTint="A6"/>
-          <w:lang w:val="en-US"/>
-        </w:rPr>
-        <w:t>Pytorch</w:t>
-      </w:r>
-      <w:proofErr w:type="spellEnd"/>
-      <w:r>
-        <w:rPr>
-          <w:i/>
-          <w:iCs/>
-          <w:color w:val="595959" w:themeColor="text1" w:themeTint="A6"/>
+    </w:p>
+    <w:p>
+      <w:pPr>
+        <w:pStyle w:val="Heading2"/>
+        <w:rPr>
+          <w:rFonts w:ascii="Calibri Light" w:hAnsi="Calibri Light" w:cs="Calibri Light"/>
+          <w:lang w:val="en-US"/>
+        </w:rPr>
+      </w:pPr>
+      <w:r>
+        <w:rPr>
+          <w:rFonts w:ascii="Calibri Light" w:hAnsi="Calibri Light" w:cs="Calibri Light"/>
+          <w:lang w:val="en-US"/>
+        </w:rPr>
+        <w:t xml:space="preserve">Digital Services Director (Strategic Technology Program) - </w:t>
+      </w:r>
+      <w:r>
+        <w:rPr>
+          <w:rFonts w:ascii="Calibri Light" w:hAnsi="Calibri Light" w:cs="Calibri Light"/>
+          <w:lang w:val="en-US"/>
+        </w:rPr>
+        <w:t>Nov</w:t>
+      </w:r>
+      <w:r>
+        <w:rPr>
+          <w:rFonts w:ascii="Calibri Light" w:hAnsi="Calibri Light" w:cs="Calibri Light"/>
           <w:lang w:val="en-US"/>
         </w:rPr>
         <w:t xml:space="preserve"> </w:t>
       </w:r>
       <w:r>
         <w:rPr>
-          <w:i/>
-          <w:iCs/>
-          <w:color w:val="595959" w:themeColor="text1" w:themeTint="A6"/>
-          <w:lang w:val="en-US"/>
-        </w:rPr>
-        <w:t>a</w:t>
-      </w:r>
-      <w:r>
-        <w:rPr>
-          <w:i/>
-          <w:iCs/>
-          <w:color w:val="595959" w:themeColor="text1" w:themeTint="A6"/>
-          <w:lang w:val="en-US"/>
-        </w:rPr>
-        <w:t xml:space="preserve">nd </w:t>
-      </w:r>
-      <w:proofErr w:type="spellStart"/>
-      <w:r>
-        <w:rPr>
-          <w:i/>
-          <w:iCs/>
-          <w:color w:val="595959" w:themeColor="text1" w:themeTint="A6"/>
-          <w:lang w:val="en-US"/>
-        </w:rPr>
-        <w:t>Tensorflow</w:t>
-      </w:r>
-      <w:proofErr w:type="spellEnd"/>
-      <w:r>
-        <w:rPr>
-          <w:i/>
-          <w:iCs/>
-          <w:color w:val="595959" w:themeColor="text1" w:themeTint="A6"/>
-          <w:lang w:val="en-US"/>
-        </w:rPr>
-        <w:t xml:space="preserve">, </w:t>
-      </w:r>
-      <w:r>
-        <w:rPr>
-          <w:i/>
-          <w:iCs/>
-          <w:color w:val="595959" w:themeColor="text1" w:themeTint="A6"/>
-          <w:lang w:val="en-US"/>
-        </w:rPr>
-        <w:t>Large Language Models (LLM)</w:t>
-      </w:r>
-      <w:r>
-        <w:rPr>
-          <w:i/>
-          <w:iCs/>
-          <w:color w:val="595959" w:themeColor="text1" w:themeTint="A6"/>
-          <w:lang w:val="en-US"/>
-        </w:rPr>
-        <w:t>,</w:t>
-      </w:r>
-      <w:r>
-        <w:rPr>
-          <w:i/>
-          <w:iCs/>
-          <w:color w:val="595959" w:themeColor="text1" w:themeTint="A6"/>
-          <w:lang w:val="en-US"/>
-        </w:rPr>
-        <w:t>Docke</w:t>
-      </w:r>
-      <w:r>
-        <w:rPr>
-          <w:i/>
-          <w:iCs/>
-          <w:color w:val="595959" w:themeColor="text1" w:themeTint="A6"/>
-          <w:lang w:val="en-US"/>
-        </w:rPr>
-        <w:t>r</w:t>
-      </w:r>
-      <w:r>
-        <w:rPr>
-          <w:i/>
-          <w:iCs/>
-          <w:color w:val="595959" w:themeColor="text1" w:themeTint="A6"/>
-          <w:lang w:val="en-US"/>
-        </w:rPr>
-        <w:t>, Kubernetes</w:t>
-      </w:r>
-      <w:r>
-        <w:rPr>
-          <w:i/>
-          <w:iCs/>
-          <w:color w:val="595959" w:themeColor="text1" w:themeTint="A6"/>
-          <w:lang w:val="en-US"/>
-        </w:rPr>
-        <w:t xml:space="preserve">, </w:t>
-      </w:r>
-      <w:r>
-        <w:rPr>
-          <w:i/>
-          <w:iCs/>
-          <w:color w:val="595959" w:themeColor="text1" w:themeTint="A6"/>
-          <w:lang w:val="en-US"/>
-        </w:rPr>
-        <w:t>Industrial Internet of Things (</w:t>
-      </w:r>
-      <w:proofErr w:type="spellStart"/>
-      <w:r>
-        <w:rPr>
-          <w:i/>
-          <w:iCs/>
-          <w:color w:val="595959" w:themeColor="text1" w:themeTint="A6"/>
-          <w:lang w:val="en-US"/>
-        </w:rPr>
-        <w:t>IIoT</w:t>
-      </w:r>
-      <w:proofErr w:type="spellEnd"/>
-      <w:r>
-        <w:rPr>
-          <w:i/>
-          <w:iCs/>
-          <w:color w:val="595959" w:themeColor="text1" w:themeTint="A6"/>
-          <w:lang w:val="en-US"/>
-        </w:rPr>
-        <w:t>)</w:t>
-      </w:r>
-      <w:r>
-        <w:rPr>
-          <w:i/>
-          <w:iCs/>
-          <w:color w:val="595959" w:themeColor="text1" w:themeTint="A6"/>
-          <w:lang w:val="en-US"/>
-        </w:rPr>
-        <w:t>,</w:t>
-      </w:r>
-      <w:r>
-        <w:rPr>
-          <w:i/>
-          <w:iCs/>
-          <w:color w:val="595959" w:themeColor="text1" w:themeTint="A6"/>
-          <w:lang w:val="en-US"/>
-        </w:rPr>
-        <w:t>Scikit-Learn</w:t>
-      </w:r>
-      <w:r>
-        <w:rPr>
-          <w:i/>
-          <w:iCs/>
-          <w:color w:val="595959" w:themeColor="text1" w:themeTint="A6"/>
-          <w:lang w:val="en-US"/>
-        </w:rPr>
-        <w:t xml:space="preserve">, </w:t>
-      </w:r>
-      <w:proofErr w:type="spellStart"/>
-      <w:r>
-        <w:rPr>
-          <w:i/>
-          <w:iCs/>
-          <w:color w:val="595959" w:themeColor="text1" w:themeTint="A6"/>
-          <w:lang w:val="en-US"/>
-        </w:rPr>
-        <w:t>LLamaIndex</w:t>
-      </w:r>
-      <w:proofErr w:type="spellEnd"/>
-      <w:r>
-        <w:rPr>
-          <w:i/>
-          <w:iCs/>
-          <w:color w:val="595959" w:themeColor="text1" w:themeTint="A6"/>
-          <w:lang w:val="en-US"/>
-        </w:rPr>
-        <w:t xml:space="preserve">, </w:t>
-      </w:r>
-      <w:proofErr w:type="spellStart"/>
-      <w:r>
-        <w:rPr>
-          <w:i/>
-          <w:iCs/>
-          <w:color w:val="595959" w:themeColor="text1" w:themeTint="A6"/>
-          <w:lang w:val="en-US"/>
-        </w:rPr>
-        <w:t>LangChain</w:t>
-      </w:r>
-      <w:proofErr w:type="spellEnd"/>
-      <w:r>
-        <w:rPr>
-          <w:i/>
-          <w:iCs/>
-          <w:color w:val="595959" w:themeColor="text1" w:themeTint="A6"/>
-          <w:lang w:val="en-US"/>
-        </w:rPr>
-        <w:t xml:space="preserve">, </w:t>
-      </w:r>
-      <w:proofErr w:type="spellStart"/>
-      <w:r>
-        <w:rPr>
-          <w:i/>
-          <w:iCs/>
-          <w:color w:val="595959" w:themeColor="text1" w:themeTint="A6"/>
-          <w:lang w:val="en-US"/>
-        </w:rPr>
-        <w:t>MLFlow</w:t>
-      </w:r>
-      <w:proofErr w:type="spellEnd"/>
-      <w:r>
-        <w:rPr>
-          <w:i/>
-          <w:iCs/>
-          <w:color w:val="595959" w:themeColor="text1" w:themeTint="A6"/>
-          <w:lang w:val="en-US"/>
-        </w:rPr>
-        <w:t xml:space="preserve">, </w:t>
-      </w:r>
-      <w:proofErr w:type="spellStart"/>
-      <w:r>
-        <w:rPr>
-          <w:i/>
-          <w:iCs/>
-          <w:color w:val="595959" w:themeColor="text1" w:themeTint="A6"/>
-          <w:lang w:val="en-US"/>
-        </w:rPr>
-        <w:t>SGLang</w:t>
-      </w:r>
-      <w:proofErr w:type="spellEnd"/>
-      <w:r>
-        <w:rPr>
-          <w:i/>
-          <w:iCs/>
-          <w:color w:val="595959" w:themeColor="text1" w:themeTint="A6"/>
-          <w:lang w:val="en-US"/>
-        </w:rPr>
-        <w:t xml:space="preserve">, </w:t>
-      </w:r>
-      <w:proofErr w:type="spellStart"/>
-      <w:r>
-        <w:rPr>
-          <w:i/>
-          <w:iCs/>
-          <w:color w:val="595959" w:themeColor="text1" w:themeTint="A6"/>
-          <w:lang w:val="en-US"/>
-        </w:rPr>
-        <w:t>vLLM</w:t>
-      </w:r>
-      <w:proofErr w:type="spellEnd"/>
-      <w:r>
-        <w:rPr>
-          <w:i/>
-          <w:iCs/>
-          <w:color w:val="595959" w:themeColor="text1" w:themeTint="A6"/>
-          <w:lang w:val="en-US"/>
-        </w:rPr>
-        <w:t xml:space="preserve">, </w:t>
-      </w:r>
-      <w:proofErr w:type="spellStart"/>
-      <w:r>
-        <w:rPr>
-          <w:i/>
-          <w:iCs/>
-          <w:color w:val="595959" w:themeColor="text1" w:themeTint="A6"/>
-          <w:lang w:val="en-US"/>
-        </w:rPr>
-        <w:t>QDrant</w:t>
-      </w:r>
-      <w:proofErr w:type="spellEnd"/>
-      <w:r>
-        <w:rPr>
-          <w:i/>
-          <w:iCs/>
-          <w:color w:val="595959" w:themeColor="text1" w:themeTint="A6"/>
-          <w:lang w:val="en-US"/>
-        </w:rPr>
-        <w:t xml:space="preserve">, </w:t>
-      </w:r>
-      <w:proofErr w:type="spellStart"/>
-      <w:r>
-        <w:rPr>
-          <w:i/>
-          <w:iCs/>
-          <w:color w:val="595959" w:themeColor="text1" w:themeTint="A6"/>
-          <w:lang w:val="en-US"/>
-        </w:rPr>
-        <w:t>SnowFlake</w:t>
-      </w:r>
-      <w:proofErr w:type="spellEnd"/>
-      <w:r>
-        <w:rPr>
-          <w:i/>
-          <w:iCs/>
-          <w:color w:val="595959" w:themeColor="text1" w:themeTint="A6"/>
-          <w:lang w:val="en-US"/>
-        </w:rPr>
-        <w:t>,</w:t>
-      </w:r>
-      <w:r>
-        <w:rPr>
-          <w:i/>
-          <w:iCs/>
-          <w:color w:val="595959" w:themeColor="text1" w:themeTint="A6"/>
-          <w:lang w:val="en-US"/>
-        </w:rPr>
-        <w:t>, MCP, RAG</w:t>
-      </w:r>
-      <w:r>
-        <w:rPr>
-          <w:i/>
-          <w:iCs/>
-          <w:color w:val="595959" w:themeColor="text1" w:themeTint="A6"/>
-          <w:lang w:val="en-US"/>
-        </w:rPr>
-        <w:t>, Graph RAG</w:t>
-      </w:r>
-      <w:r>
-        <w:rPr>
-          <w:i/>
-          <w:iCs/>
-          <w:color w:val="595959" w:themeColor="text1" w:themeTint="A6"/>
-          <w:lang w:val="en-US"/>
-        </w:rPr>
-        <w:t xml:space="preserve">, Digital </w:t>
-      </w:r>
-      <w:r>
-        <w:rPr>
-          <w:i/>
-          <w:iCs/>
-          <w:color w:val="595959" w:themeColor="text1" w:themeTint="A6"/>
-          <w:lang w:val="en-US"/>
-        </w:rPr>
-        <w:t>T</w:t>
-      </w:r>
-      <w:r>
-        <w:rPr>
-          <w:i/>
-          <w:iCs/>
-          <w:color w:val="595959" w:themeColor="text1" w:themeTint="A6"/>
-          <w:lang w:val="en-US"/>
-        </w:rPr>
-        <w:t xml:space="preserve">win, </w:t>
-      </w:r>
-      <w:r>
-        <w:rPr>
-          <w:b/>
-          <w:bCs/>
-          <w:i/>
-          <w:iCs/>
-          <w:color w:val="595959" w:themeColor="text1" w:themeTint="A6"/>
-          <w:lang w:val="en-US"/>
-        </w:rPr>
-        <w:t>Llama</w:t>
-      </w:r>
-      <w:r>
-        <w:rPr>
-          <w:i/>
-          <w:iCs/>
-          <w:color w:val="595959" w:themeColor="text1" w:themeTint="A6"/>
-          <w:lang w:val="en-US"/>
-        </w:rPr>
-        <w:t xml:space="preserve">, </w:t>
-      </w:r>
-      <w:proofErr w:type="spellStart"/>
-      <w:r>
-        <w:rPr>
-          <w:i/>
-          <w:iCs/>
-          <w:color w:val="595959" w:themeColor="text1" w:themeTint="A6"/>
-          <w:lang w:val="en-US"/>
-        </w:rPr>
-        <w:t>BedRock</w:t>
-      </w:r>
-      <w:proofErr w:type="spellEnd"/>
-      <w:r>
-        <w:rPr>
-          <w:i/>
-          <w:iCs/>
-          <w:color w:val="595959" w:themeColor="text1" w:themeTint="A6"/>
-          <w:lang w:val="en-US"/>
-        </w:rPr>
-        <w:t>, SageMaker</w:t>
-      </w:r>
-      <w:r>
-        <w:rPr>
-          <w:i/>
-          <w:iCs/>
-          <w:color w:val="595959" w:themeColor="text1" w:themeTint="A6"/>
-          <w:lang w:val="en-US"/>
-        </w:rPr>
-        <w:t xml:space="preserve">, </w:t>
-      </w:r>
-      <w:proofErr w:type="spellStart"/>
-      <w:r>
-        <w:rPr>
-          <w:b/>
-          <w:bCs/>
-          <w:i/>
-          <w:iCs/>
-          <w:color w:val="595959" w:themeColor="text1" w:themeTint="A6"/>
-          <w:lang w:val="en-US"/>
-        </w:rPr>
-        <w:t>DataBricks</w:t>
-      </w:r>
-      <w:proofErr w:type="spellEnd"/>
-      <w:r>
-        <w:rPr>
-          <w:i/>
-          <w:iCs/>
-          <w:color w:val="595959" w:themeColor="text1" w:themeTint="A6"/>
-          <w:lang w:val="en-US"/>
-        </w:rPr>
-        <w:t xml:space="preserve">, </w:t>
-      </w:r>
-      <w:r>
-        <w:rPr>
-          <w:i/>
-          <w:iCs/>
-          <w:color w:val="595959" w:themeColor="text1" w:themeTint="A6"/>
-          <w:lang w:val="en-US"/>
-        </w:rPr>
-        <w:t>Data Governance</w:t>
-      </w:r>
-      <w:r>
-        <w:rPr>
-          <w:i/>
-          <w:iCs/>
-          <w:color w:val="595959" w:themeColor="text1" w:themeTint="A6"/>
-          <w:lang w:val="en-US"/>
-        </w:rPr>
-        <w:t>, Data Mesh, Data Strategy</w:t>
-      </w:r>
-      <w:r>
-        <w:rPr>
-          <w:i/>
-          <w:iCs/>
-          <w:color w:val="595959" w:themeColor="text1" w:themeTint="A6"/>
-          <w:lang w:val="en-US"/>
-        </w:rPr>
-        <w:t xml:space="preserve">, </w:t>
-      </w:r>
-    </w:p>
-    <w:p>
-      <w:pPr>
-        <w:pStyle w:val="Heading2"/>
-        <w:rPr>
-          <w:lang w:val="en-US"/>
-        </w:rPr>
-      </w:pPr>
-      <w:r>
-        <w:rPr>
-          <w:lang w:val="en-US"/>
-        </w:rPr>
-        <w:t xml:space="preserve">Digital Services </w:t>
-      </w:r>
-      <w:r>
-        <w:rPr>
-          <w:lang w:val="en-US"/>
-        </w:rPr>
-        <w:t xml:space="preserve">Director </w:t>
-      </w:r>
-      <w:r>
-        <w:rPr>
-          <w:lang w:val="en-US"/>
-        </w:rPr>
-        <w:t>(Strategic Technology Program)</w:t>
-      </w:r>
-      <w:r>
-        <w:rPr>
-          <w:lang w:val="en-US"/>
-        </w:rPr>
-        <w:t xml:space="preserve"> - </w:t>
-      </w:r>
-      <w:r>
-        <w:rPr>
-          <w:lang w:val="en-US"/>
-        </w:rPr>
-        <w:t>Nov</w:t>
-      </w:r>
-      <w:r>
-        <w:rPr>
-          <w:lang w:val="en-US"/>
-        </w:rPr>
-        <w:t xml:space="preserve"> </w:t>
-      </w:r>
-      <w:r>
-        <w:rPr>
+          <w:rFonts w:ascii="Calibri Light" w:hAnsi="Calibri Light" w:cs="Calibri Light"/>
           <w:lang w:val="en-US"/>
         </w:rPr>
         <w:t>2024</w:t>
       </w:r>
       <w:r>
         <w:rPr>
-          <w:lang w:val="en-US"/>
-        </w:rPr>
-        <w:t xml:space="preserve"> </w:t>
-      </w:r>
-      <w:r>
-        <w:rPr>
-          <w:lang w:val="en-US"/>
-        </w:rPr>
-        <w:t>–</w:t>
-      </w:r>
-      <w:r>
-        <w:rPr>
-          <w:lang w:val="en-US"/>
-        </w:rPr>
-        <w:t xml:space="preserve"> </w:t>
-      </w:r>
-      <w:r>
-        <w:rPr>
-          <w:lang w:val="en-US"/>
-        </w:rPr>
-        <w:t>Feb</w:t>
-      </w:r>
-      <w:r>
-        <w:rPr>
-          <w:lang w:val="en-US"/>
-        </w:rPr>
-        <w:t xml:space="preserve"> 202</w:t>
-      </w:r>
-      <w:r>
-        <w:rPr>
-          <w:lang w:val="en-US"/>
-        </w:rPr>
-        <w:t>6</w:t>
+          <w:rFonts w:ascii="Calibri Light" w:hAnsi="Calibri Light" w:cs="Calibri Light"/>
+          <w:lang w:val="en-US"/>
+        </w:rPr>
+        <w:t xml:space="preserve"> – Feb 2026</w:t>
       </w:r>
     </w:p>
     <w:p>
       <w:pPr>
         <w:pStyle w:val="Heading3"/>
         <w:rPr>
+          <w:rFonts w:ascii="Calibri Light" w:hAnsi="Calibri Light" w:cs="Calibri Light"/>
           <w:color w:val="595959" w:themeColor="text1" w:themeTint="A6"/>
           <w:szCs w:val="32"/>
           <w:lang w:val="en-US"/>
         </w:rPr>
       </w:pPr>
       <w:r>
+        <w:rPr>
+          <w:rFonts w:ascii="Calibri Light" w:hAnsi="Calibri Light" w:cs="Calibri Light"/>
+        </w:rPr>
         <w:t>Baker Hughes, Florence, Italy</w:t>
       </w:r>
     </w:p>
@@ -1544,26 +1275,16 @@
         </w:numPr>
         <w:spacing w:line="288" w:lineRule="auto"/>
         <w:rPr>
-          <w:lang w:val="en-US"/>
-        </w:rPr>
-      </w:pPr>
-      <w:r>
-        <w:rPr>
-          <w:lang w:val="en-US"/>
-        </w:rPr>
-        <w:t>Delivering digital services in industry, including infrastructure (IoT), applications</w:t>
-      </w:r>
-      <w:r>
-        <w:rPr>
-          <w:lang w:val="en-US"/>
-        </w:rPr>
-        <w:t xml:space="preserve"> (Cloud)</w:t>
-      </w:r>
-      <w:r>
-        <w:rPr>
-          <w:lang w:val="en-US"/>
-        </w:rPr>
-        <w:t xml:space="preserve">, analytics (AI/ML), and ensuring 24/7 customer support. </w:t>
+          <w:rFonts w:cs="Calibri Light"/>
+          <w:lang w:val="en-US"/>
+        </w:rPr>
+      </w:pPr>
+      <w:r>
+        <w:rPr>
+          <w:rFonts w:cs="Calibri Light"/>
+          <w:lang w:val="en-US"/>
+        </w:rPr>
+        <w:t xml:space="preserve">Delivering digital services in industry, including infrastructure (IoT), applications (Cloud), analytics (AI/ML), and ensuring 24/7 customer support. </w:t>
       </w:r>
     </w:p>
     <w:p>
@@ -1575,11 +1296,13 @@
         </w:numPr>
         <w:spacing w:line="288" w:lineRule="auto"/>
         <w:rPr>
-          <w:lang w:val="en-US"/>
-        </w:rPr>
-      </w:pPr>
-      <w:r>
-        <w:rPr>
+          <w:rFonts w:cs="Calibri Light"/>
+          <w:lang w:val="en-US"/>
+        </w:rPr>
+      </w:pPr>
+      <w:r>
+        <w:rPr>
+          <w:rFonts w:cs="Calibri Light"/>
           <w:lang w:val="en-US"/>
         </w:rPr>
         <w:t xml:space="preserve">Supporting AI and IoT strategy and </w:t>
@@ -1587,6 +1310,7 @@
       <w:proofErr w:type="gramStart"/>
       <w:r>
         <w:rPr>
+          <w:rFonts w:cs="Calibri Light"/>
           <w:lang w:val="en-US"/>
         </w:rPr>
         <w:t>develop</w:t>
@@ -1594,12 +1318,14 @@
       <w:proofErr w:type="gramEnd"/>
       <w:r>
         <w:rPr>
+          <w:rFonts w:cs="Calibri Light"/>
           <w:lang w:val="en-US"/>
         </w:rPr>
         <w:t xml:space="preserve"> new digital solutions, while also supporting sales and commercial functions to gain and retain customers.</w:t>
       </w:r>
       <w:r>
         <w:rPr>
+          <w:rFonts w:cs="Calibri Light"/>
           <w:sz w:val="21"/>
           <w:szCs w:val="21"/>
           <w:shd w:val="clear" w:color="auto" w:fill="FFFFFF"/>
@@ -1617,26 +1343,16 @@
         </w:numPr>
         <w:spacing w:line="288" w:lineRule="auto"/>
         <w:rPr>
-          <w:lang w:val="en-US"/>
-        </w:rPr>
-      </w:pPr>
-      <w:r>
-        <w:rPr>
-          <w:lang w:val="en-US"/>
-        </w:rPr>
-        <w:t xml:space="preserve">Budget responsibility </w:t>
-      </w:r>
-      <w:r>
-        <w:rPr>
-          <w:lang w:val="en-US"/>
-        </w:rPr>
-        <w:t>approx. 20M$ Budget. </w:t>
-      </w:r>
-      <w:r>
-        <w:rPr>
-          <w:lang w:val="en-US"/>
-        </w:rPr>
-        <w:t xml:space="preserve">Proven ability to model and communicate the financial and strategic implications of technical decisions to a non-technical audience </w:t>
+          <w:rFonts w:cs="Calibri Light"/>
+          <w:lang w:val="en-US"/>
+        </w:rPr>
+      </w:pPr>
+      <w:r>
+        <w:rPr>
+          <w:rFonts w:cs="Calibri Light"/>
+          <w:lang w:val="en-US"/>
+        </w:rPr>
+        <w:t xml:space="preserve">Budget responsibility approx. 20M$ Budget. Proven ability to model and communicate the financial and strategic implications of technical decisions to a non-technical audience </w:t>
       </w:r>
     </w:p>
     <w:p>
@@ -1648,11 +1364,13 @@
         </w:numPr>
         <w:spacing w:line="288" w:lineRule="auto"/>
         <w:rPr>
-          <w:lang w:val="en-US"/>
-        </w:rPr>
-      </w:pPr>
-      <w:r>
-        <w:rPr>
+          <w:rFonts w:cs="Calibri Light"/>
+          <w:lang w:val="en-US"/>
+        </w:rPr>
+      </w:pPr>
+      <w:r>
+        <w:rPr>
+          <w:rFonts w:cs="Calibri Light"/>
           <w:lang w:val="en-US"/>
         </w:rPr>
         <w:t>Promoting technical excellence including Industry 4.0, IOT, AI and ML applications.</w:t>
@@ -1667,68 +1385,30 @@
         </w:numPr>
         <w:spacing w:line="288" w:lineRule="auto"/>
         <w:rPr>
-          <w:lang w:val="en-US"/>
-        </w:rPr>
-      </w:pPr>
-      <w:r>
-        <w:rPr>
-          <w:lang w:val="en-US"/>
-        </w:rPr>
-        <w:t>Leading a</w:t>
-      </w:r>
-      <w:r>
-        <w:rPr>
-          <w:lang w:val="en-US"/>
-        </w:rPr>
-        <w:t xml:space="preserve"> global</w:t>
-      </w:r>
-      <w:r>
-        <w:rPr>
-          <w:lang w:val="en-US"/>
-        </w:rPr>
-        <w:t xml:space="preserve"> group </w:t>
-      </w:r>
-      <w:r>
-        <w:rPr>
-          <w:lang w:val="en-US"/>
-        </w:rPr>
-        <w:t>(</w:t>
-      </w:r>
-      <w:r>
-        <w:rPr>
-          <w:lang w:val="en-US"/>
-        </w:rPr>
-        <w:t>9</w:t>
-      </w:r>
-      <w:r>
-        <w:rPr>
-          <w:lang w:val="en-US"/>
-        </w:rPr>
-        <w:t>0+</w:t>
-      </w:r>
-      <w:r>
-        <w:rPr>
-          <w:lang w:val="en-US"/>
-        </w:rPr>
-        <w:t xml:space="preserve"> </w:t>
-      </w:r>
-      <w:r>
-        <w:rPr>
+          <w:rFonts w:cs="Calibri Light"/>
+          <w:lang w:val="en-US"/>
+        </w:rPr>
+      </w:pPr>
+      <w:r>
+        <w:rPr>
+          <w:rFonts w:cs="Calibri Light"/>
+          <w:lang w:val="en-US"/>
+        </w:rPr>
+        <w:t xml:space="preserve">Leading a global group (90+ </w:t>
+      </w:r>
+      <w:r>
+        <w:rPr>
+          <w:rFonts w:cs="Calibri Light"/>
           <w:lang w:val="en-US"/>
         </w:rPr>
         <w:t>peoples</w:t>
       </w:r>
       <w:r>
         <w:rPr>
-          <w:lang w:val="en-US"/>
-        </w:rPr>
-        <w:t xml:space="preserve"> globally EU, USA, APAC)</w:t>
-      </w:r>
-      <w:r>
-        <w:rPr>
-          <w:lang w:val="en-US"/>
-        </w:rPr>
-        <w:t>, Leading Product Leaders team</w:t>
+          <w:rFonts w:cs="Calibri Light"/>
+          <w:lang w:val="en-US"/>
+        </w:rPr>
+        <w:t xml:space="preserve"> globally EU, USA, APAC), Leading Product Leaders team</w:t>
       </w:r>
     </w:p>
     <w:p>
@@ -1741,18 +1421,22 @@
         <w:spacing w:after="167" w:line="288" w:lineRule="auto"/>
         <w:ind w:right="640"/>
         <w:rPr>
-          <w:lang w:val="en-US"/>
-        </w:rPr>
-      </w:pPr>
-      <w:r>
-        <w:rPr>
-          <w:lang w:val="en-US"/>
-        </w:rPr>
+          <w:rFonts w:cs="Calibri Light"/>
+          <w:lang w:val="en-US"/>
+        </w:rPr>
+      </w:pPr>
+      <w:r>
+        <w:rPr>
+          <w:rFonts w:cs="Calibri Light"/>
+          <w:lang w:val="en-US"/>
+        </w:rPr>
+        <w:lastRenderedPageBreak/>
         <w:t xml:space="preserve">Promoted strategic collaboration with </w:t>
       </w:r>
       <w:proofErr w:type="spellStart"/>
       <w:r>
         <w:rPr>
+          <w:rFonts w:cs="Calibri Light"/>
           <w:lang w:val="en-US"/>
         </w:rPr>
         <w:t>Anybotics</w:t>
@@ -1760,6 +1444,7 @@
       <w:proofErr w:type="spellEnd"/>
       <w:r>
         <w:rPr>
+          <w:rFonts w:cs="Calibri Light"/>
           <w:lang w:val="en-US"/>
         </w:rPr>
         <w:t xml:space="preserve"> and Oracle</w:t>
@@ -1770,6 +1455,7 @@
         <w:pStyle w:val="ListParagraph"/>
         <w:ind w:left="360" w:firstLine="0"/>
         <w:rPr>
+          <w:rFonts w:cs="Calibri Light"/>
           <w:lang w:val="en-US"/>
         </w:rPr>
       </w:pPr>
@@ -1779,43 +1465,27 @@
         <w:spacing w:after="167"/>
         <w:ind w:left="0" w:firstLine="0"/>
         <w:rPr>
-          <w:i/>
-          <w:iCs/>
-          <w:color w:val="595959" w:themeColor="text1" w:themeTint="A6"/>
-          <w:lang w:val="en-US"/>
-        </w:rPr>
-      </w:pPr>
-      <w:r>
-        <w:rPr>
-          <w:i/>
-          <w:iCs/>
-          <w:color w:val="595959" w:themeColor="text1" w:themeTint="A6"/>
-          <w:lang w:val="en-US"/>
-        </w:rPr>
-        <w:lastRenderedPageBreak/>
-        <w:t>(T) AI, IOT, SCADA, HMI, Industr</w:t>
-      </w:r>
-      <w:r>
-        <w:rPr>
-          <w:i/>
-          <w:iCs/>
-          <w:color w:val="595959" w:themeColor="text1" w:themeTint="A6"/>
-          <w:lang w:val="en-US"/>
-        </w:rPr>
-        <w:t>y</w:t>
-      </w:r>
-      <w:r>
-        <w:rPr>
-          <w:i/>
-          <w:iCs/>
-          <w:color w:val="595959" w:themeColor="text1" w:themeTint="A6"/>
-          <w:lang w:val="en-US"/>
-        </w:rPr>
-        <w:t xml:space="preserve"> 4.0, Cloud and Hybrid Architecture (AWS and Azure), NVIDIA HPC, Python, Java, Common industrial and automation protocols (OPC-UA, </w:t>
+          <w:rFonts w:cs="Calibri Light"/>
+          <w:i/>
+          <w:iCs/>
+          <w:color w:val="595959" w:themeColor="text1" w:themeTint="A6"/>
+          <w:lang w:val="en-US"/>
+        </w:rPr>
+      </w:pPr>
+      <w:r>
+        <w:rPr>
+          <w:rFonts w:cs="Calibri Light"/>
+          <w:i/>
+          <w:iCs/>
+          <w:color w:val="595959" w:themeColor="text1" w:themeTint="A6"/>
+          <w:lang w:val="en-US"/>
+        </w:rPr>
+        <w:t xml:space="preserve">(T) AI, IOT, SCADA, HMI, Industry 4.0, Cloud and Hybrid Architecture (AWS and Azure), NVIDIA HPC, Python, Java, Common industrial and automation protocols (OPC-UA, </w:t>
       </w:r>
       <w:proofErr w:type="spellStart"/>
       <w:r>
         <w:rPr>
+          <w:rFonts w:cs="Calibri Light"/>
           <w:i/>
           <w:iCs/>
           <w:color w:val="595959" w:themeColor="text1" w:themeTint="A6"/>
@@ -1826,190 +1496,39 @@
       <w:proofErr w:type="spellEnd"/>
       <w:r>
         <w:rPr>
-          <w:i/>
-          <w:iCs/>
-          <w:color w:val="595959" w:themeColor="text1" w:themeTint="A6"/>
-          <w:lang w:val="en-US"/>
-        </w:rPr>
-        <w:t>, Profibus, Modbus, SCADA), Microsoft Azure</w:t>
-      </w:r>
-      <w:r>
-        <w:rPr>
-          <w:i/>
-          <w:iCs/>
-          <w:color w:val="595959" w:themeColor="text1" w:themeTint="A6"/>
-          <w:lang w:val="en-US"/>
-        </w:rPr>
-        <w:t xml:space="preserve">, </w:t>
-      </w:r>
-      <w:r>
-        <w:rPr>
-          <w:i/>
-          <w:iCs/>
-          <w:color w:val="595959" w:themeColor="text1" w:themeTint="A6"/>
-          <w:lang w:val="en-US"/>
-        </w:rPr>
-        <w:t>Cloud Application Development</w:t>
-      </w:r>
-      <w:r>
-        <w:rPr>
-          <w:i/>
-          <w:iCs/>
-          <w:color w:val="595959" w:themeColor="text1" w:themeTint="A6"/>
-          <w:lang w:val="en-US"/>
-        </w:rPr>
-        <w:t xml:space="preserve">, </w:t>
-      </w:r>
-      <w:r>
-        <w:rPr>
-          <w:i/>
-          <w:iCs/>
-          <w:color w:val="595959" w:themeColor="text1" w:themeTint="A6"/>
-          <w:lang w:val="en-US"/>
-        </w:rPr>
-        <w:t>Strategic Planning</w:t>
-      </w:r>
-      <w:r>
-        <w:rPr>
-          <w:i/>
-          <w:iCs/>
-          <w:color w:val="595959" w:themeColor="text1" w:themeTint="A6"/>
-          <w:lang w:val="en-US"/>
-        </w:rPr>
-        <w:t xml:space="preserve">, </w:t>
-      </w:r>
-      <w:r>
-        <w:rPr>
-          <w:i/>
-          <w:iCs/>
-          <w:color w:val="595959" w:themeColor="text1" w:themeTint="A6"/>
-          <w:lang w:val="en-US"/>
-        </w:rPr>
-        <w:t>Soft Skills</w:t>
-      </w:r>
-      <w:r>
-        <w:rPr>
-          <w:i/>
-          <w:iCs/>
-          <w:color w:val="595959" w:themeColor="text1" w:themeTint="A6"/>
-          <w:lang w:val="en-US"/>
-        </w:rPr>
-        <w:t xml:space="preserve">, </w:t>
-      </w:r>
-      <w:r>
-        <w:rPr>
-          <w:i/>
-          <w:iCs/>
-          <w:color w:val="595959" w:themeColor="text1" w:themeTint="A6"/>
-          <w:lang w:val="en-US"/>
-        </w:rPr>
-        <w:t>Cybersecurity</w:t>
-      </w:r>
-      <w:r>
-        <w:rPr>
-          <w:i/>
-          <w:iCs/>
-          <w:color w:val="595959" w:themeColor="text1" w:themeTint="A6"/>
-          <w:lang w:val="en-US"/>
-        </w:rPr>
-        <w:t xml:space="preserve">, </w:t>
-      </w:r>
-      <w:r>
-        <w:rPr>
-          <w:i/>
-          <w:iCs/>
-          <w:color w:val="595959" w:themeColor="text1" w:themeTint="A6"/>
-          <w:lang w:val="en-US"/>
-        </w:rPr>
-        <w:t>Generative AI and Agentic AI</w:t>
-      </w:r>
-      <w:r>
-        <w:rPr>
-          <w:i/>
-          <w:iCs/>
-          <w:color w:val="595959" w:themeColor="text1" w:themeTint="A6"/>
-          <w:lang w:val="en-US"/>
-        </w:rPr>
-        <w:t xml:space="preserve"> (</w:t>
+          <w:rFonts w:cs="Calibri Light"/>
+          <w:i/>
+          <w:iCs/>
+          <w:color w:val="595959" w:themeColor="text1" w:themeTint="A6"/>
+          <w:lang w:val="en-US"/>
+        </w:rPr>
+        <w:t xml:space="preserve">, Profibus, Modbus, SCADA), Microsoft Azure, Cloud Application Development, Strategic Planning, Soft Skills, Cybersecurity, Generative AI and Agentic AI (LLamaIndex, MPC, A2A, </w:t>
       </w:r>
       <w:proofErr w:type="spellStart"/>
       <w:r>
         <w:rPr>
-          <w:i/>
-          <w:iCs/>
-          <w:color w:val="595959" w:themeColor="text1" w:themeTint="A6"/>
-          <w:lang w:val="en-US"/>
-        </w:rPr>
-        <w:t>LLamaIndex</w:t>
+          <w:rFonts w:cs="Calibri Light"/>
+          <w:i/>
+          <w:iCs/>
+          <w:color w:val="595959" w:themeColor="text1" w:themeTint="A6"/>
+          <w:lang w:val="en-US"/>
+        </w:rPr>
+        <w:t>LangChain</w:t>
       </w:r>
       <w:proofErr w:type="spellEnd"/>
       <w:r>
         <w:rPr>
-          <w:i/>
-          <w:iCs/>
-          <w:color w:val="595959" w:themeColor="text1" w:themeTint="A6"/>
-          <w:lang w:val="en-US"/>
-        </w:rPr>
-        <w:t xml:space="preserve">, MPC, A2A, </w:t>
-      </w:r>
-      <w:proofErr w:type="spellStart"/>
-      <w:r>
-        <w:rPr>
-          <w:i/>
-          <w:iCs/>
-          <w:color w:val="595959" w:themeColor="text1" w:themeTint="A6"/>
-          <w:lang w:val="en-US"/>
-        </w:rPr>
-        <w:t>LangChain</w:t>
-      </w:r>
-      <w:proofErr w:type="spellEnd"/>
-      <w:r>
-        <w:rPr>
-          <w:i/>
-          <w:iCs/>
-          <w:color w:val="595959" w:themeColor="text1" w:themeTint="A6"/>
-          <w:lang w:val="en-US"/>
-        </w:rPr>
-        <w:t xml:space="preserve">), </w:t>
-      </w:r>
-      <w:r>
-        <w:rPr>
-          <w:i/>
-          <w:iCs/>
-          <w:color w:val="595959" w:themeColor="text1" w:themeTint="A6"/>
-          <w:lang w:val="en-US"/>
-        </w:rPr>
-        <w:t>AI Management</w:t>
-      </w:r>
-      <w:r>
-        <w:rPr>
-          <w:i/>
-          <w:iCs/>
-          <w:color w:val="595959" w:themeColor="text1" w:themeTint="A6"/>
-          <w:lang w:val="en-US"/>
-        </w:rPr>
-        <w:t xml:space="preserve">, </w:t>
-      </w:r>
-      <w:r>
-        <w:rPr>
-          <w:i/>
-          <w:iCs/>
-          <w:color w:val="595959" w:themeColor="text1" w:themeTint="A6"/>
-          <w:lang w:val="en-US"/>
-        </w:rPr>
-        <w:t>Cloud computing</w:t>
-      </w:r>
-      <w:r>
-        <w:rPr>
-          <w:i/>
-          <w:iCs/>
-          <w:color w:val="595959" w:themeColor="text1" w:themeTint="A6"/>
-          <w:lang w:val="en-US"/>
-        </w:rPr>
-        <w:t xml:space="preserve">, </w:t>
-      </w:r>
-      <w:r>
-        <w:rPr>
+          <w:rFonts w:cs="Calibri Light"/>
+          <w:i/>
+          <w:iCs/>
+          <w:color w:val="595959" w:themeColor="text1" w:themeTint="A6"/>
+          <w:lang w:val="en-US"/>
+        </w:rPr>
+        <w:t xml:space="preserve">), AI Management, Cloud computing, </w:t>
+      </w:r>
+      <w:r>
+        <w:rPr>
+          <w:rFonts w:cs="Calibri Light"/>
           <w:b/>
           <w:bCs/>
           <w:i/>
@@ -2017,10 +1536,12 @@
           <w:color w:val="595959" w:themeColor="text1" w:themeTint="A6"/>
           <w:lang w:val="en-US"/>
         </w:rPr>
-        <w:t>Amazon Web Services (AWS)</w:t>
-      </w:r>
-      <w:r>
-        <w:rPr>
+        <w:t xml:space="preserve">Amazon Web Services (AWS), EC2, Fargate, </w:t>
+      </w:r>
+      <w:proofErr w:type="spellStart"/>
+      <w:r>
+        <w:rPr>
+          <w:rFonts w:cs="Calibri Light"/>
           <w:b/>
           <w:bCs/>
           <w:i/>
@@ -2028,11 +1549,12 @@
           <w:color w:val="595959" w:themeColor="text1" w:themeTint="A6"/>
           <w:lang w:val="en-US"/>
         </w:rPr>
-        <w:t xml:space="preserve">, EC2, Fargate, </w:t>
-      </w:r>
-      <w:proofErr w:type="spellStart"/>
-      <w:r>
-        <w:rPr>
+        <w:t>BedRock</w:t>
+      </w:r>
+      <w:proofErr w:type="spellEnd"/>
+      <w:r>
+        <w:rPr>
+          <w:rFonts w:cs="Calibri Light"/>
           <w:b/>
           <w:bCs/>
           <w:i/>
@@ -2040,435 +1562,251 @@
           <w:color w:val="595959" w:themeColor="text1" w:themeTint="A6"/>
           <w:lang w:val="en-US"/>
         </w:rPr>
+        <w:t>, ECS, ELS, S3, RDS, Azure IoT</w:t>
+      </w:r>
+      <w:r>
+        <w:rPr>
+          <w:rFonts w:cs="Calibri Light"/>
+          <w:i/>
+          <w:iCs/>
+          <w:color w:val="595959" w:themeColor="text1" w:themeTint="A6"/>
+          <w:lang w:val="en-US"/>
+        </w:rPr>
+        <w:t xml:space="preserve">, Python, </w:t>
+      </w:r>
+      <w:proofErr w:type="spellStart"/>
+      <w:r>
+        <w:rPr>
+          <w:rFonts w:cs="Calibri Light"/>
+          <w:i/>
+          <w:iCs/>
+          <w:color w:val="595959" w:themeColor="text1" w:themeTint="A6"/>
+          <w:lang w:val="en-US"/>
+        </w:rPr>
+        <w:t>Pytorch</w:t>
+      </w:r>
+      <w:proofErr w:type="spellEnd"/>
+      <w:r>
+        <w:rPr>
+          <w:rFonts w:cs="Calibri Light"/>
+          <w:i/>
+          <w:iCs/>
+          <w:color w:val="595959" w:themeColor="text1" w:themeTint="A6"/>
+          <w:lang w:val="en-US"/>
+        </w:rPr>
+        <w:t xml:space="preserve"> and </w:t>
+      </w:r>
+      <w:proofErr w:type="spellStart"/>
+      <w:r>
+        <w:rPr>
+          <w:rFonts w:cs="Calibri Light"/>
+          <w:i/>
+          <w:iCs/>
+          <w:color w:val="595959" w:themeColor="text1" w:themeTint="A6"/>
+          <w:lang w:val="en-US"/>
+        </w:rPr>
+        <w:t>Tensorflow</w:t>
+      </w:r>
+      <w:proofErr w:type="spellEnd"/>
+      <w:r>
+        <w:rPr>
+          <w:rFonts w:cs="Calibri Light"/>
+          <w:i/>
+          <w:iCs/>
+          <w:color w:val="595959" w:themeColor="text1" w:themeTint="A6"/>
+          <w:lang w:val="en-US"/>
+        </w:rPr>
+        <w:t>, Large Language Models (LLM), Docker, Business development, Industrial Internet of Things (</w:t>
+      </w:r>
+      <w:proofErr w:type="spellStart"/>
+      <w:r>
+        <w:rPr>
+          <w:rFonts w:cs="Calibri Light"/>
+          <w:i/>
+          <w:iCs/>
+          <w:color w:val="595959" w:themeColor="text1" w:themeTint="A6"/>
+          <w:lang w:val="en-US"/>
+        </w:rPr>
+        <w:t>IIoT</w:t>
+      </w:r>
+      <w:proofErr w:type="spellEnd"/>
+      <w:r>
+        <w:rPr>
+          <w:rFonts w:cs="Calibri Light"/>
+          <w:i/>
+          <w:iCs/>
+          <w:color w:val="595959" w:themeColor="text1" w:themeTint="A6"/>
+          <w:lang w:val="en-US"/>
+        </w:rPr>
+        <w:t xml:space="preserve">),Scikit-Learn, Data Governance, MES, SIEM, </w:t>
+      </w:r>
+      <w:proofErr w:type="spellStart"/>
+      <w:r>
+        <w:rPr>
+          <w:rFonts w:cs="Calibri Light"/>
+          <w:i/>
+          <w:iCs/>
+          <w:color w:val="595959" w:themeColor="text1" w:themeTint="A6"/>
+          <w:lang w:val="en-US"/>
+        </w:rPr>
+        <w:t>PowerBI</w:t>
+      </w:r>
+      <w:proofErr w:type="spellEnd"/>
+    </w:p>
+    <w:p>
+      <w:pPr>
+        <w:pStyle w:val="Heading2"/>
+        <w:rPr>
+          <w:rFonts w:ascii="Calibri Light" w:hAnsi="Calibri Light" w:cs="Calibri Light"/>
+          <w:lang w:val="en-US"/>
+        </w:rPr>
+      </w:pPr>
+      <w:r>
+        <w:rPr>
+          <w:rFonts w:ascii="Calibri Light" w:hAnsi="Calibri Light" w:cs="Calibri Light"/>
+          <w:lang w:val="en-US"/>
+        </w:rPr>
+        <w:t>AI Specialists Director (Strategic Technology Program) - Dec 2018 - Nov 2024</w:t>
+      </w:r>
+    </w:p>
+    <w:p>
+      <w:pPr>
+        <w:pStyle w:val="Heading3"/>
+        <w:rPr>
+          <w:rFonts w:ascii="Calibri Light" w:hAnsi="Calibri Light" w:cs="Calibri Light"/>
+          <w:lang w:val="en-US"/>
+        </w:rPr>
+      </w:pPr>
+      <w:r>
+        <w:rPr>
+          <w:rFonts w:ascii="Calibri Light" w:hAnsi="Calibri Light" w:cs="Calibri Light"/>
+        </w:rPr>
+        <w:t>Baker Hughes, Florence, Italy</w:t>
+      </w:r>
+    </w:p>
+    <w:p>
+      <w:pPr>
+        <w:pStyle w:val="Bullets"/>
+        <w:rPr>
+          <w:rFonts w:cs="Calibri Light"/>
+        </w:rPr>
+      </w:pPr>
+      <w:r>
+        <w:rPr>
+          <w:rFonts w:cs="Calibri Light"/>
+        </w:rPr>
+        <w:t xml:space="preserve">Developing Machine Learning, Deep Learning, Active Learning and Generative AI (Mistral, ChatGPT, LLAMA, </w:t>
+      </w:r>
+      <w:proofErr w:type="spellStart"/>
+      <w:r>
+        <w:rPr>
+          <w:rFonts w:cs="Calibri Light"/>
+        </w:rPr>
         <w:t>BedRock</w:t>
       </w:r>
       <w:proofErr w:type="spellEnd"/>
       <w:r>
         <w:rPr>
-          <w:b/>
-          <w:bCs/>
-          <w:i/>
-          <w:iCs/>
-          <w:color w:val="595959" w:themeColor="text1" w:themeTint="A6"/>
-          <w:lang w:val="en-US"/>
-        </w:rPr>
-        <w:t xml:space="preserve">, ECS, ELS, S3, RDS, </w:t>
-      </w:r>
-      <w:r>
-        <w:rPr>
-          <w:b/>
-          <w:bCs/>
-          <w:i/>
-          <w:iCs/>
-          <w:color w:val="595959" w:themeColor="text1" w:themeTint="A6"/>
-          <w:lang w:val="en-US"/>
-        </w:rPr>
-        <w:t>Azure</w:t>
-      </w:r>
-      <w:r>
-        <w:rPr>
-          <w:b/>
-          <w:bCs/>
-          <w:i/>
-          <w:iCs/>
-          <w:color w:val="595959" w:themeColor="text1" w:themeTint="A6"/>
-          <w:lang w:val="en-US"/>
-        </w:rPr>
-        <w:t xml:space="preserve"> IoT</w:t>
-      </w:r>
-      <w:r>
-        <w:rPr>
-          <w:i/>
-          <w:iCs/>
-          <w:color w:val="595959" w:themeColor="text1" w:themeTint="A6"/>
-          <w:lang w:val="en-US"/>
-        </w:rPr>
-        <w:t xml:space="preserve">, </w:t>
-      </w:r>
-      <w:r>
-        <w:rPr>
-          <w:i/>
-          <w:iCs/>
-          <w:color w:val="595959" w:themeColor="text1" w:themeTint="A6"/>
-          <w:lang w:val="en-US"/>
-        </w:rPr>
-        <w:t xml:space="preserve">Python, </w:t>
+          <w:rFonts w:cs="Calibri Light"/>
+        </w:rPr>
+        <w:t xml:space="preserve">) products in the field of Energy Transition, Industry 4.0 and Process Automation. Building Business AI Strategy and Competencies, </w:t>
+      </w:r>
+    </w:p>
+    <w:p>
+      <w:pPr>
+        <w:pStyle w:val="Bullets"/>
+        <w:rPr>
+          <w:rFonts w:cs="Calibri Light"/>
+        </w:rPr>
+      </w:pPr>
+      <w:r>
+        <w:rPr>
+          <w:rFonts w:cs="Calibri Light"/>
+        </w:rPr>
+        <w:t>Building models: ML, LLM Fine Tuning, Visual Language Model</w:t>
+      </w:r>
+    </w:p>
+    <w:p>
+      <w:pPr>
+        <w:pStyle w:val="Bullets"/>
+        <w:rPr>
+          <w:rFonts w:cs="Calibri Light"/>
+        </w:rPr>
+      </w:pPr>
+      <w:r>
+        <w:rPr>
+          <w:rFonts w:cs="Calibri Light"/>
+        </w:rPr>
+        <w:t xml:space="preserve">Build Cloud Infrastructure: Cloud Foundry, AWS, Docker, Fargate, EC2, </w:t>
       </w:r>
       <w:proofErr w:type="spellStart"/>
       <w:r>
         <w:rPr>
-          <w:i/>
-          <w:iCs/>
-          <w:color w:val="595959" w:themeColor="text1" w:themeTint="A6"/>
-          <w:lang w:val="en-US"/>
-        </w:rPr>
-        <w:t>Pytorch</w:t>
+          <w:rFonts w:cs="Calibri Light"/>
+        </w:rPr>
+        <w:t>redis</w:t>
       </w:r>
       <w:proofErr w:type="spellEnd"/>
       <w:r>
         <w:rPr>
-          <w:i/>
-          <w:iCs/>
-          <w:color w:val="595959" w:themeColor="text1" w:themeTint="A6"/>
-          <w:lang w:val="en-US"/>
-        </w:rPr>
-        <w:t xml:space="preserve"> </w:t>
-      </w:r>
-      <w:r>
-        <w:rPr>
-          <w:i/>
-          <w:iCs/>
-          <w:color w:val="595959" w:themeColor="text1" w:themeTint="A6"/>
-          <w:lang w:val="en-US"/>
-        </w:rPr>
-        <w:t>a</w:t>
-      </w:r>
-      <w:r>
-        <w:rPr>
-          <w:i/>
-          <w:iCs/>
-          <w:color w:val="595959" w:themeColor="text1" w:themeTint="A6"/>
-          <w:lang w:val="en-US"/>
-        </w:rPr>
-        <w:t xml:space="preserve">nd </w:t>
+          <w:rFonts w:cs="Calibri Light"/>
+        </w:rPr>
+        <w:t xml:space="preserve">, DynamoDB, C3.ai - Applications </w:t>
+      </w:r>
+      <w:proofErr w:type="gramStart"/>
+      <w:r>
+        <w:rPr>
+          <w:rFonts w:cs="Calibri Light"/>
+        </w:rPr>
+        <w:t>Development:,</w:t>
+      </w:r>
+      <w:proofErr w:type="gramEnd"/>
+      <w:r>
+        <w:rPr>
+          <w:rFonts w:cs="Calibri Light"/>
+        </w:rPr>
+        <w:t xml:space="preserve"> Spark</w:t>
+      </w:r>
+    </w:p>
+    <w:p>
+      <w:pPr>
+        <w:pStyle w:val="Bullets"/>
+        <w:rPr>
+          <w:rFonts w:cs="Calibri Light"/>
+        </w:rPr>
+      </w:pPr>
+      <w:r>
+        <w:rPr>
+          <w:rFonts w:cs="Calibri Light"/>
+        </w:rPr>
+        <w:t>Leading a group of 20 resources globally (EU, APAC)</w:t>
+      </w:r>
+    </w:p>
+    <w:p>
+      <w:pPr>
+        <w:pStyle w:val="Bullets"/>
+        <w:rPr>
+          <w:rFonts w:cs="Calibri Light"/>
+        </w:rPr>
+      </w:pPr>
+      <w:r>
+        <w:rPr>
+          <w:rFonts w:cs="Calibri Light"/>
+        </w:rPr>
+        <w:t>Promoted strategic collaboration with NVIDIA, University of Pennsylvania/Siena/</w:t>
       </w:r>
       <w:proofErr w:type="spellStart"/>
       <w:r>
         <w:rPr>
-          <w:i/>
-          <w:iCs/>
-          <w:color w:val="595959" w:themeColor="text1" w:themeTint="A6"/>
-          <w:lang w:val="en-US"/>
-        </w:rPr>
-        <w:t>Tensorflow</w:t>
+          <w:rFonts w:cs="Calibri Light"/>
+        </w:rPr>
+        <w:t>PoliMI</w:t>
       </w:r>
       <w:proofErr w:type="spellEnd"/>
       <w:r>
         <w:rPr>
-          <w:i/>
-          <w:iCs/>
-          <w:color w:val="595959" w:themeColor="text1" w:themeTint="A6"/>
-          <w:lang w:val="en-US"/>
-        </w:rPr>
-        <w:t xml:space="preserve">, </w:t>
-      </w:r>
-      <w:r>
-        <w:rPr>
-          <w:i/>
-          <w:iCs/>
-          <w:color w:val="595959" w:themeColor="text1" w:themeTint="A6"/>
-          <w:lang w:val="en-US"/>
-        </w:rPr>
-        <w:t>Large Language Models (LLM)</w:t>
-      </w:r>
-      <w:r>
-        <w:rPr>
-          <w:i/>
-          <w:iCs/>
-          <w:color w:val="595959" w:themeColor="text1" w:themeTint="A6"/>
-          <w:lang w:val="en-US"/>
-        </w:rPr>
-        <w:t xml:space="preserve">, </w:t>
-      </w:r>
-      <w:r>
-        <w:rPr>
-          <w:i/>
-          <w:iCs/>
-          <w:color w:val="595959" w:themeColor="text1" w:themeTint="A6"/>
-          <w:lang w:val="en-US"/>
-        </w:rPr>
-        <w:t>Docker</w:t>
-      </w:r>
-      <w:r>
-        <w:rPr>
-          <w:i/>
-          <w:iCs/>
-          <w:color w:val="595959" w:themeColor="text1" w:themeTint="A6"/>
-          <w:lang w:val="en-US"/>
-        </w:rPr>
-        <w:t xml:space="preserve">, </w:t>
-      </w:r>
-      <w:r>
-        <w:rPr>
-          <w:i/>
-          <w:iCs/>
-          <w:color w:val="595959" w:themeColor="text1" w:themeTint="A6"/>
-          <w:lang w:val="en-US"/>
-        </w:rPr>
-        <w:t>Business development</w:t>
-      </w:r>
-      <w:r>
-        <w:rPr>
-          <w:i/>
-          <w:iCs/>
-          <w:color w:val="595959" w:themeColor="text1" w:themeTint="A6"/>
-          <w:lang w:val="en-US"/>
-        </w:rPr>
-        <w:t xml:space="preserve">, </w:t>
-      </w:r>
-      <w:r>
-        <w:rPr>
-          <w:i/>
-          <w:iCs/>
-          <w:color w:val="595959" w:themeColor="text1" w:themeTint="A6"/>
-          <w:lang w:val="en-US"/>
-        </w:rPr>
-        <w:t>Industrial Internet of Things (</w:t>
-      </w:r>
-      <w:proofErr w:type="spellStart"/>
-      <w:r>
-        <w:rPr>
-          <w:i/>
-          <w:iCs/>
-          <w:color w:val="595959" w:themeColor="text1" w:themeTint="A6"/>
-          <w:lang w:val="en-US"/>
-        </w:rPr>
-        <w:t>IIoT</w:t>
-      </w:r>
-      <w:proofErr w:type="spellEnd"/>
-      <w:proofErr w:type="gramStart"/>
-      <w:r>
-        <w:rPr>
-          <w:i/>
-          <w:iCs/>
-          <w:color w:val="595959" w:themeColor="text1" w:themeTint="A6"/>
-          <w:lang w:val="en-US"/>
-        </w:rPr>
-        <w:t>)</w:t>
-      </w:r>
-      <w:r>
-        <w:rPr>
-          <w:i/>
-          <w:iCs/>
-          <w:color w:val="595959" w:themeColor="text1" w:themeTint="A6"/>
-          <w:lang w:val="en-US"/>
-        </w:rPr>
-        <w:t>,</w:t>
-      </w:r>
-      <w:r>
-        <w:rPr>
-          <w:i/>
-          <w:iCs/>
-          <w:color w:val="595959" w:themeColor="text1" w:themeTint="A6"/>
-          <w:lang w:val="en-US"/>
-        </w:rPr>
-        <w:t>Scikit</w:t>
-      </w:r>
-      <w:proofErr w:type="gramEnd"/>
-      <w:r>
-        <w:rPr>
-          <w:i/>
-          <w:iCs/>
-          <w:color w:val="595959" w:themeColor="text1" w:themeTint="A6"/>
-          <w:lang w:val="en-US"/>
-        </w:rPr>
-        <w:t>-Learn</w:t>
-      </w:r>
-      <w:r>
-        <w:rPr>
-          <w:i/>
-          <w:iCs/>
-          <w:color w:val="595959" w:themeColor="text1" w:themeTint="A6"/>
-          <w:lang w:val="en-US"/>
-        </w:rPr>
-        <w:t xml:space="preserve">, </w:t>
-      </w:r>
-      <w:r>
-        <w:rPr>
-          <w:i/>
-          <w:iCs/>
-          <w:color w:val="595959" w:themeColor="text1" w:themeTint="A6"/>
-          <w:lang w:val="en-US"/>
-        </w:rPr>
-        <w:t>Data Governance</w:t>
-      </w:r>
-      <w:r>
-        <w:rPr>
-          <w:i/>
-          <w:iCs/>
-          <w:color w:val="595959" w:themeColor="text1" w:themeTint="A6"/>
-          <w:lang w:val="en-US"/>
-        </w:rPr>
-        <w:t xml:space="preserve">, </w:t>
-      </w:r>
-      <w:r>
-        <w:rPr>
-          <w:i/>
-          <w:iCs/>
-          <w:color w:val="595959" w:themeColor="text1" w:themeTint="A6"/>
-          <w:lang w:val="en-US"/>
-        </w:rPr>
-        <w:t>MES</w:t>
-      </w:r>
-      <w:r>
-        <w:rPr>
-          <w:i/>
-          <w:iCs/>
-          <w:color w:val="595959" w:themeColor="text1" w:themeTint="A6"/>
-          <w:lang w:val="en-US"/>
-        </w:rPr>
-        <w:t xml:space="preserve">, SIEM, </w:t>
-      </w:r>
-      <w:proofErr w:type="spellStart"/>
-      <w:r>
-        <w:rPr>
-          <w:i/>
-          <w:iCs/>
-          <w:color w:val="595959" w:themeColor="text1" w:themeTint="A6"/>
-          <w:lang w:val="en-US"/>
-        </w:rPr>
-        <w:t>PowerBI</w:t>
-      </w:r>
-      <w:proofErr w:type="spellEnd"/>
-    </w:p>
-    <w:p>
-      <w:pPr>
-        <w:pStyle w:val="Heading2"/>
-        <w:rPr>
-          <w:lang w:val="en-US"/>
-        </w:rPr>
-      </w:pPr>
-      <w:r>
-        <w:rPr>
-          <w:lang w:val="en-US"/>
-        </w:rPr>
-        <w:t>AI</w:t>
-      </w:r>
-      <w:r>
-        <w:rPr>
-          <w:lang w:val="en-US"/>
-        </w:rPr>
-        <w:t xml:space="preserve"> Specialists</w:t>
-      </w:r>
-      <w:r>
-        <w:rPr>
-          <w:lang w:val="en-US"/>
-        </w:rPr>
-        <w:t xml:space="preserve"> </w:t>
-      </w:r>
-      <w:r>
-        <w:rPr>
-          <w:lang w:val="en-US"/>
-        </w:rPr>
-        <w:t>Director</w:t>
-      </w:r>
-      <w:r>
-        <w:rPr>
-          <w:lang w:val="en-US"/>
-        </w:rPr>
-        <w:t xml:space="preserve"> </w:t>
-      </w:r>
-      <w:r>
-        <w:rPr>
-          <w:lang w:val="en-US"/>
-        </w:rPr>
-        <w:t>(Strategic Technology Program)</w:t>
-      </w:r>
-      <w:r>
-        <w:rPr>
-          <w:lang w:val="en-US"/>
-        </w:rPr>
-        <w:t xml:space="preserve"> - Dec 2018 - </w:t>
-      </w:r>
-      <w:r>
-        <w:rPr>
-          <w:lang w:val="en-US"/>
-        </w:rPr>
-        <w:t>Nov</w:t>
-      </w:r>
-      <w:r>
-        <w:rPr>
-          <w:lang w:val="en-US"/>
-        </w:rPr>
-        <w:t xml:space="preserve"> 202</w:t>
-      </w:r>
-      <w:r>
-        <w:rPr>
-          <w:lang w:val="en-US"/>
-        </w:rPr>
-        <w:t>4</w:t>
-      </w:r>
-    </w:p>
-    <w:p>
-      <w:pPr>
-        <w:pStyle w:val="Heading3"/>
-        <w:rPr>
-          <w:lang w:val="en-US"/>
-        </w:rPr>
-      </w:pPr>
-      <w:r>
-        <w:t>Baker Hughes, Florence, Italy</w:t>
-      </w:r>
-    </w:p>
-    <w:p>
-      <w:pPr>
-        <w:pStyle w:val="Bullets"/>
-      </w:pPr>
-      <w:r>
-        <w:t xml:space="preserve">Developing Machine Learning, Deep Learning, Active Learning and Generative AI (Mistral, ChatGPT, LLAMA, </w:t>
-      </w:r>
-      <w:proofErr w:type="spellStart"/>
-      <w:r>
-        <w:t>BedRock</w:t>
-      </w:r>
-      <w:proofErr w:type="spellEnd"/>
-      <w:r>
-        <w:t xml:space="preserve">) products in the field of Energy Transition, Industry 4.0 and Process Automation. Building Business AI Strategy and Competencies, </w:t>
-      </w:r>
-    </w:p>
-    <w:p>
-      <w:pPr>
-        <w:pStyle w:val="Bullets"/>
-      </w:pPr>
-      <w:r>
-        <w:t>Building models: ML, LLM Fine Tuning, Visual Language Model</w:t>
-      </w:r>
-    </w:p>
-    <w:p>
-      <w:pPr>
-        <w:pStyle w:val="Bullets"/>
-      </w:pPr>
-      <w:r>
-        <w:t xml:space="preserve">Build Cloud Infrastructure: Cloud Foundry, AWS, Docker, Fargate, EC2, </w:t>
-      </w:r>
-      <w:proofErr w:type="spellStart"/>
-      <w:r>
-        <w:t>redis</w:t>
-      </w:r>
-      <w:proofErr w:type="spellEnd"/>
-      <w:r>
-        <w:t xml:space="preserve">, DynamoDB, C3.ai - Applications </w:t>
-      </w:r>
-      <w:proofErr w:type="gramStart"/>
-      <w:r>
-        <w:t>Development:,</w:t>
-      </w:r>
-      <w:proofErr w:type="gramEnd"/>
-      <w:r>
-        <w:t xml:space="preserve"> Spark</w:t>
-      </w:r>
-    </w:p>
-    <w:p>
-      <w:pPr>
-        <w:pStyle w:val="Bullets"/>
-      </w:pPr>
-      <w:r>
-        <w:t>Leading a group of 20 resources globally (EU, APAC)</w:t>
-      </w:r>
-    </w:p>
-    <w:p>
-      <w:pPr>
-        <w:pStyle w:val="Bullets"/>
-      </w:pPr>
-      <w:r>
-        <w:t>Promoted strategic collaboration with NVIDIA, University of Pennsylvania/Siena/</w:t>
-      </w:r>
-      <w:proofErr w:type="spellStart"/>
-      <w:r>
-        <w:t>PoliMI</w:t>
-      </w:r>
-      <w:proofErr w:type="spellEnd"/>
-      <w:r>
+          <w:rFonts w:cs="Calibri Light"/>
+        </w:rPr>
         <w:t xml:space="preserve"> and Data Bricks</w:t>
       </w:r>
     </w:p>
@@ -2480,18 +1818,23 @@
           <w:numId w:val="0"/>
         </w:numPr>
         <w:ind w:left="368" w:hanging="357"/>
+        <w:rPr>
+          <w:rFonts w:cs="Calibri Light"/>
+        </w:rPr>
       </w:pPr>
     </w:p>
     <w:p>
       <w:pPr>
         <w:ind w:left="-5"/>
         <w:rPr>
-          <w:color w:val="595959" w:themeColor="text1" w:themeTint="A6"/>
-          <w:lang w:val="en-US"/>
-        </w:rPr>
-      </w:pPr>
-      <w:r>
-        <w:rPr>
+          <w:rFonts w:cs="Calibri Light"/>
+          <w:color w:val="595959" w:themeColor="text1" w:themeTint="A6"/>
+          <w:lang w:val="en-US"/>
+        </w:rPr>
+      </w:pPr>
+      <w:r>
+        <w:rPr>
+          <w:rFonts w:cs="Calibri Light"/>
           <w:i/>
           <w:iCs/>
           <w:color w:val="595959" w:themeColor="text1" w:themeTint="A6"/>
@@ -2502,6 +1845,7 @@
       <w:proofErr w:type="spellStart"/>
       <w:r>
         <w:rPr>
+          <w:rFonts w:cs="Calibri Light"/>
           <w:i/>
           <w:iCs/>
           <w:color w:val="595959" w:themeColor="text1" w:themeTint="A6"/>
@@ -2512,6 +1856,7 @@
       <w:proofErr w:type="spellEnd"/>
       <w:r>
         <w:rPr>
+          <w:rFonts w:cs="Calibri Light"/>
           <w:i/>
           <w:iCs/>
           <w:color w:val="595959" w:themeColor="text1" w:themeTint="A6"/>
@@ -2522,6 +1867,7 @@
       <w:proofErr w:type="spellStart"/>
       <w:r>
         <w:rPr>
+          <w:rFonts w:cs="Calibri Light"/>
           <w:i/>
           <w:iCs/>
           <w:color w:val="595959" w:themeColor="text1" w:themeTint="A6"/>
@@ -2532,34 +1878,18 @@
       <w:proofErr w:type="spellEnd"/>
       <w:r>
         <w:rPr>
-          <w:i/>
-          <w:iCs/>
-          <w:color w:val="595959" w:themeColor="text1" w:themeTint="A6"/>
-          <w:lang w:val="en-US"/>
-        </w:rPr>
-        <w:t>, C/C++,</w:t>
-      </w:r>
-      <w:r>
-        <w:rPr>
-          <w:i/>
-          <w:iCs/>
-          <w:color w:val="595959" w:themeColor="text1" w:themeTint="A6"/>
-          <w:lang w:val="en-US"/>
-        </w:rPr>
-        <w:t xml:space="preserve"> </w:t>
-      </w:r>
-      <w:r>
-        <w:rPr>
-          <w:i/>
-          <w:iCs/>
-          <w:color w:val="595959" w:themeColor="text1" w:themeTint="A6"/>
-          <w:lang w:val="en-US"/>
-        </w:rPr>
-        <w:t xml:space="preserve">JavaScript – Digital - Transformation and Innovation Leader: Data Lake, S3, HDFS, </w:t>
+          <w:rFonts w:cs="Calibri Light"/>
+          <w:i/>
+          <w:iCs/>
+          <w:color w:val="595959" w:themeColor="text1" w:themeTint="A6"/>
+          <w:lang w:val="en-US"/>
+        </w:rPr>
+        <w:t xml:space="preserve">, C/C++, JavaScript – Digital - Transformation and Innovation Leader: Data Lake, S3, HDFS, </w:t>
       </w:r>
       <w:proofErr w:type="spellStart"/>
       <w:r>
         <w:rPr>
+          <w:rFonts w:cs="Calibri Light"/>
           <w:b/>
           <w:bCs/>
           <w:i/>
@@ -2572,6 +1902,7 @@
       <w:proofErr w:type="spellEnd"/>
       <w:r>
         <w:rPr>
+          <w:rFonts w:cs="Calibri Light"/>
           <w:i/>
           <w:iCs/>
           <w:color w:val="595959" w:themeColor="text1" w:themeTint="A6"/>
@@ -2582,6 +1913,7 @@
       <w:proofErr w:type="spellStart"/>
       <w:r>
         <w:rPr>
+          <w:rFonts w:cs="Calibri Light"/>
           <w:i/>
           <w:iCs/>
           <w:color w:val="595959" w:themeColor="text1" w:themeTint="A6"/>
@@ -2592,80 +1924,57 @@
       <w:proofErr w:type="spellEnd"/>
       <w:r>
         <w:rPr>
-          <w:i/>
-          <w:iCs/>
-          <w:color w:val="595959" w:themeColor="text1" w:themeTint="A6"/>
-          <w:lang w:val="en-US"/>
-        </w:rPr>
-        <w:t xml:space="preserve"> Actions</w:t>
-      </w:r>
-      <w:r>
-        <w:rPr>
-          <w:i/>
-          <w:iCs/>
-          <w:color w:val="595959" w:themeColor="text1" w:themeTint="A6"/>
-          <w:lang w:val="en-US"/>
-        </w:rPr>
-        <w:t>, Agentic AI (</w:t>
+          <w:rFonts w:cs="Calibri Light"/>
+          <w:i/>
+          <w:iCs/>
+          <w:color w:val="595959" w:themeColor="text1" w:themeTint="A6"/>
+          <w:lang w:val="en-US"/>
+        </w:rPr>
+        <w:t xml:space="preserve"> Actions, Agentic AI (LlamaIndex, MCP, </w:t>
       </w:r>
       <w:proofErr w:type="spellStart"/>
       <w:r>
         <w:rPr>
-          <w:i/>
-          <w:iCs/>
-          <w:color w:val="595959" w:themeColor="text1" w:themeTint="A6"/>
-          <w:lang w:val="en-US"/>
-        </w:rPr>
-        <w:t>LlamaIndex</w:t>
+          <w:rFonts w:cs="Calibri Light"/>
+          <w:i/>
+          <w:iCs/>
+          <w:color w:val="595959" w:themeColor="text1" w:themeTint="A6"/>
+          <w:lang w:val="en-US"/>
+        </w:rPr>
+        <w:t>LangChain</w:t>
       </w:r>
       <w:proofErr w:type="spellEnd"/>
       <w:r>
         <w:rPr>
-          <w:i/>
-          <w:iCs/>
-          <w:color w:val="595959" w:themeColor="text1" w:themeTint="A6"/>
-          <w:lang w:val="en-US"/>
-        </w:rPr>
-        <w:t xml:space="preserve">, MCP, </w:t>
+          <w:rFonts w:cs="Calibri Light"/>
+          <w:i/>
+          <w:iCs/>
+          <w:color w:val="595959" w:themeColor="text1" w:themeTint="A6"/>
+          <w:lang w:val="en-US"/>
+        </w:rPr>
+        <w:t xml:space="preserve">), LLM Fine Tuning (LORA and QLORA), VLM (mondream2), </w:t>
+      </w:r>
+      <w:r>
+        <w:rPr>
+          <w:rFonts w:cs="Calibri Light"/>
+          <w:color w:val="595959" w:themeColor="text1" w:themeTint="A6"/>
+          <w:lang w:val="en-US"/>
+        </w:rPr>
+        <w:t xml:space="preserve">TensorFlow, </w:t>
       </w:r>
       <w:proofErr w:type="spellStart"/>
       <w:r>
         <w:rPr>
-          <w:i/>
-          <w:iCs/>
-          <w:color w:val="595959" w:themeColor="text1" w:themeTint="A6"/>
-          <w:lang w:val="en-US"/>
-        </w:rPr>
-        <w:t>LangChain</w:t>
+          <w:rFonts w:cs="Calibri Light"/>
+          <w:color w:val="595959" w:themeColor="text1" w:themeTint="A6"/>
+          <w:lang w:val="en-US"/>
+        </w:rPr>
+        <w:t>Keras</w:t>
       </w:r>
       <w:proofErr w:type="spellEnd"/>
       <w:r>
         <w:rPr>
-          <w:i/>
-          <w:iCs/>
-          <w:color w:val="595959" w:themeColor="text1" w:themeTint="A6"/>
-          <w:lang w:val="en-US"/>
-        </w:rPr>
-        <w:t xml:space="preserve">), LLM Fine Tuning (LORA and QLORA), VLM (mondream2), </w:t>
-      </w:r>
-      <w:r>
-        <w:rPr>
-          <w:color w:val="595959" w:themeColor="text1" w:themeTint="A6"/>
-          <w:lang w:val="en-US"/>
-        </w:rPr>
-        <w:t xml:space="preserve">TensorFlow, </w:t>
-      </w:r>
-      <w:proofErr w:type="spellStart"/>
-      <w:r>
-        <w:rPr>
-          <w:color w:val="595959" w:themeColor="text1" w:themeTint="A6"/>
-          <w:lang w:val="en-US"/>
-        </w:rPr>
-        <w:t>Keras</w:t>
-      </w:r>
-      <w:proofErr w:type="spellEnd"/>
-      <w:r>
-        <w:rPr>
+          <w:rFonts w:cs="Calibri Light"/>
           <w:color w:val="595959" w:themeColor="text1" w:themeTint="A6"/>
           <w:lang w:val="en-US"/>
         </w:rPr>
@@ -2673,6 +1982,7 @@
       </w:r>
       <w:r>
         <w:rPr>
+          <w:rFonts w:cs="Calibri Light"/>
           <w:b/>
           <w:bCs/>
           <w:color w:val="595959" w:themeColor="text1" w:themeTint="A6"/>
@@ -2682,6 +1992,7 @@
       </w:r>
       <w:r>
         <w:rPr>
+          <w:rFonts w:cs="Calibri Light"/>
           <w:color w:val="595959" w:themeColor="text1" w:themeTint="A6"/>
           <w:lang w:val="en-US"/>
         </w:rPr>
@@ -2690,6 +2001,7 @@
       <w:proofErr w:type="spellStart"/>
       <w:r>
         <w:rPr>
+          <w:rFonts w:cs="Calibri Light"/>
           <w:color w:val="595959" w:themeColor="text1" w:themeTint="A6"/>
           <w:lang w:val="en-US"/>
         </w:rPr>
@@ -2702,14 +2014,16 @@
         <w:spacing w:after="167"/>
         <w:ind w:left="-5"/>
         <w:rPr>
-          <w:i/>
-          <w:iCs/>
-          <w:color w:val="595959" w:themeColor="text1" w:themeTint="A6"/>
-          <w:lang w:val="en-US"/>
-        </w:rPr>
-      </w:pPr>
-      <w:r>
-        <w:rPr>
+          <w:rFonts w:cs="Calibri Light"/>
+          <w:i/>
+          <w:iCs/>
+          <w:color w:val="595959" w:themeColor="text1" w:themeTint="A6"/>
+          <w:lang w:val="en-US"/>
+        </w:rPr>
+      </w:pPr>
+      <w:r>
+        <w:rPr>
+          <w:rFonts w:cs="Calibri Light"/>
           <w:i/>
           <w:iCs/>
           <w:color w:val="595959" w:themeColor="text1" w:themeTint="A6"/>
@@ -2720,6 +2034,7 @@
       <w:proofErr w:type="spellStart"/>
       <w:r>
         <w:rPr>
+          <w:rFonts w:cs="Calibri Light"/>
           <w:i/>
           <w:iCs/>
           <w:color w:val="595959" w:themeColor="text1" w:themeTint="A6"/>
@@ -2730,6 +2045,7 @@
       <w:proofErr w:type="spellEnd"/>
       <w:r>
         <w:rPr>
+          <w:rFonts w:cs="Calibri Light"/>
           <w:i/>
           <w:iCs/>
           <w:color w:val="595959" w:themeColor="text1" w:themeTint="A6"/>
@@ -2743,40 +2059,31 @@
         <w:pStyle w:val="Heading2"/>
         <w:ind w:left="0" w:firstLine="0"/>
         <w:rPr>
-          <w:lang w:val="en-US"/>
-        </w:rPr>
-      </w:pPr>
-      <w:r>
-        <w:rPr>
-          <w:lang w:val="en-US"/>
-        </w:rPr>
-        <w:t>IoT and AI Product Technical Manager</w:t>
-      </w:r>
-      <w:r>
-        <w:rPr>
-          <w:lang w:val="en-US"/>
-        </w:rPr>
-        <w:t xml:space="preserve"> </w:t>
-      </w:r>
-      <w:r>
-        <w:rPr>
-          <w:lang w:val="en-US"/>
-        </w:rPr>
-        <w:t>- May 2017 - Dec 2018</w:t>
+          <w:rFonts w:ascii="Calibri Light" w:hAnsi="Calibri Light" w:cs="Calibri Light"/>
+          <w:lang w:val="en-US"/>
+        </w:rPr>
+      </w:pPr>
+      <w:r>
+        <w:rPr>
+          <w:rFonts w:ascii="Calibri Light" w:hAnsi="Calibri Light" w:cs="Calibri Light"/>
+          <w:lang w:val="en-US"/>
+        </w:rPr>
+        <w:t>IoT and AI Product Technical Manager - May 2017 - Dec 2018</w:t>
       </w:r>
     </w:p>
     <w:p>
       <w:pPr>
         <w:pStyle w:val="Heading3"/>
         <w:rPr>
-          <w:lang w:val="en-US"/>
-        </w:rPr>
-      </w:pPr>
-      <w:r>
-        <w:t>General Electric</w:t>
-      </w:r>
-      <w:r>
-        <w:t>, Florence, Italy</w:t>
+          <w:rFonts w:ascii="Calibri Light" w:hAnsi="Calibri Light" w:cs="Calibri Light"/>
+          <w:lang w:val="en-US"/>
+        </w:rPr>
+      </w:pPr>
+      <w:r>
+        <w:rPr>
+          <w:rFonts w:ascii="Calibri Light" w:hAnsi="Calibri Light" w:cs="Calibri Light"/>
+        </w:rPr>
+        <w:t>General Electric, Florence, Italy</w:t>
       </w:r>
     </w:p>
     <w:p>
@@ -2788,11 +2095,13 @@
         </w:numPr>
         <w:spacing w:line="288" w:lineRule="auto"/>
         <w:rPr>
-          <w:lang w:val="en-US"/>
-        </w:rPr>
-      </w:pPr>
-      <w:r>
-        <w:rPr>
+          <w:rFonts w:cs="Calibri Light"/>
+          <w:lang w:val="en-US"/>
+        </w:rPr>
+      </w:pPr>
+      <w:r>
+        <w:rPr>
+          <w:rFonts w:cs="Calibri Light"/>
           <w:lang w:val="en-US"/>
         </w:rPr>
         <w:t xml:space="preserve">Developing digital products in the field of </w:t>
@@ -2800,6 +2109,7 @@
       <w:proofErr w:type="spellStart"/>
       <w:r>
         <w:rPr>
+          <w:rFonts w:cs="Calibri Light"/>
           <w:lang w:val="en-US"/>
         </w:rPr>
         <w:t>IIoT</w:t>
@@ -2807,6 +2117,7 @@
       <w:proofErr w:type="spellEnd"/>
       <w:r>
         <w:rPr>
+          <w:rFonts w:cs="Calibri Light"/>
           <w:lang w:val="en-US"/>
         </w:rPr>
         <w:t xml:space="preserve"> - Developing IoT analytics: Predictive Maintenance, Anomaly Detection,</w:t>
@@ -2821,11 +2132,13 @@
         </w:numPr>
         <w:spacing w:line="288" w:lineRule="auto"/>
         <w:rPr>
-          <w:lang w:val="en-US"/>
-        </w:rPr>
-      </w:pPr>
-      <w:r>
-        <w:rPr>
+          <w:rFonts w:cs="Calibri Light"/>
+          <w:lang w:val="en-US"/>
+        </w:rPr>
+      </w:pPr>
+      <w:r>
+        <w:rPr>
+          <w:rFonts w:cs="Calibri Light"/>
           <w:lang w:val="en-US"/>
         </w:rPr>
         <w:t>Production forecasting and optimization - Product Validation of strategies - Demo and Prototype development for customer</w:t>
@@ -2835,6 +2148,7 @@
       <w:pPr>
         <w:ind w:left="-5"/>
         <w:rPr>
+          <w:rFonts w:cs="Calibri Light"/>
           <w:i/>
           <w:iCs/>
           <w:color w:val="595959" w:themeColor="text1" w:themeTint="A6"/>
@@ -2846,41 +2160,26 @@
       <w:pPr>
         <w:ind w:left="-5"/>
         <w:rPr>
-          <w:i/>
-          <w:iCs/>
-          <w:color w:val="595959" w:themeColor="text1" w:themeTint="A6"/>
-          <w:lang w:val="en-US"/>
-        </w:rPr>
-      </w:pPr>
-      <w:r>
-        <w:rPr>
-          <w:i/>
-          <w:iCs/>
-          <w:color w:val="595959" w:themeColor="text1" w:themeTint="A6"/>
-          <w:lang w:val="en-US"/>
-        </w:rPr>
-        <w:t>(T) Spark, Microservices, Cassandra, Java, Spring, NodeJ</w:t>
-      </w:r>
-      <w:r>
-        <w:rPr>
-          <w:i/>
-          <w:iCs/>
-          <w:color w:val="595959" w:themeColor="text1" w:themeTint="A6"/>
-          <w:lang w:val="en-US"/>
-        </w:rPr>
-        <w:t>S</w:t>
-      </w:r>
-      <w:r>
-        <w:rPr>
-          <w:i/>
-          <w:iCs/>
-          <w:color w:val="595959" w:themeColor="text1" w:themeTint="A6"/>
-          <w:lang w:val="en-US"/>
-        </w:rPr>
-        <w:t xml:space="preserve">, Polymer, Angular, Angular, Hive, Hadoop, Python, Cassandra, Kafka, RabbitMQ, HBase, Cloud computing, Cloud foundry, </w:t>
-      </w:r>
-      <w:r>
-        <w:rPr>
+          <w:rFonts w:cs="Calibri Light"/>
+          <w:i/>
+          <w:iCs/>
+          <w:color w:val="595959" w:themeColor="text1" w:themeTint="A6"/>
+          <w:lang w:val="en-US"/>
+        </w:rPr>
+      </w:pPr>
+      <w:r>
+        <w:rPr>
+          <w:rFonts w:cs="Calibri Light"/>
+          <w:i/>
+          <w:iCs/>
+          <w:color w:val="595959" w:themeColor="text1" w:themeTint="A6"/>
+          <w:lang w:val="en-US"/>
+        </w:rPr>
+        <w:t xml:space="preserve">(T) Spark, Microservices, Cassandra, Java, Spring, NodeJS, Polymer, Angular, Angular, Hive, Hadoop, Python, Cassandra, Kafka, RabbitMQ, HBase, Cloud computing, Cloud foundry, </w:t>
+      </w:r>
+      <w:r>
+        <w:rPr>
+          <w:rFonts w:cs="Calibri Light"/>
           <w:b/>
           <w:bCs/>
           <w:i/>
@@ -2892,6 +2191,7 @@
       </w:r>
       <w:r>
         <w:rPr>
+          <w:rFonts w:cs="Calibri Light"/>
           <w:i/>
           <w:iCs/>
           <w:color w:val="595959" w:themeColor="text1" w:themeTint="A6"/>
@@ -2901,6 +2201,7 @@
       </w:r>
       <w:r>
         <w:rPr>
+          <w:rFonts w:cs="Calibri Light"/>
           <w:b/>
           <w:bCs/>
           <w:i/>
@@ -2912,6 +2213,7 @@
       </w:r>
       <w:r>
         <w:rPr>
+          <w:rFonts w:cs="Calibri Light"/>
           <w:i/>
           <w:iCs/>
           <w:color w:val="595959" w:themeColor="text1" w:themeTint="A6"/>
@@ -2922,6 +2224,7 @@
       <w:proofErr w:type="spellStart"/>
       <w:r>
         <w:rPr>
+          <w:rFonts w:cs="Calibri Light"/>
           <w:i/>
           <w:iCs/>
           <w:color w:val="595959" w:themeColor="text1" w:themeTint="A6"/>
@@ -2932,61 +2235,44 @@
       <w:proofErr w:type="spellEnd"/>
       <w:r>
         <w:rPr>
-          <w:i/>
-          <w:iCs/>
-          <w:color w:val="595959" w:themeColor="text1" w:themeTint="A6"/>
-          <w:lang w:val="en-US"/>
-        </w:rPr>
-        <w:t>, Profibus, Modbus)</w:t>
-      </w:r>
-      <w:r>
-        <w:rPr>
-          <w:i/>
-          <w:iCs/>
-          <w:color w:val="595959" w:themeColor="text1" w:themeTint="A6"/>
-          <w:lang w:val="en-US"/>
-        </w:rPr>
-        <w:t>, SIEM</w:t>
+          <w:rFonts w:cs="Calibri Light"/>
+          <w:i/>
+          <w:iCs/>
+          <w:color w:val="595959" w:themeColor="text1" w:themeTint="A6"/>
+          <w:lang w:val="en-US"/>
+        </w:rPr>
+        <w:t>, Profibus, Modbus), SIEM</w:t>
       </w:r>
     </w:p>
     <w:p>
       <w:pPr>
         <w:pStyle w:val="Heading2"/>
         <w:rPr>
-          <w:lang w:val="en-US"/>
-        </w:rPr>
-      </w:pPr>
-      <w:r>
-        <w:rPr>
-          <w:lang w:val="en-US"/>
-        </w:rPr>
-        <w:t>AI and IoT Technical Leader</w:t>
-      </w:r>
-      <w:r>
-        <w:rPr>
-          <w:lang w:val="en-US"/>
-        </w:rPr>
-        <w:t xml:space="preserve"> </w:t>
-      </w:r>
-      <w:r>
-        <w:rPr>
-          <w:lang w:val="en-US"/>
-        </w:rPr>
-        <w:t>- Dec 2014 - May 2017</w:t>
+          <w:rFonts w:ascii="Calibri Light" w:hAnsi="Calibri Light" w:cs="Calibri Light"/>
+          <w:lang w:val="en-US"/>
+        </w:rPr>
+      </w:pPr>
+      <w:r>
+        <w:rPr>
+          <w:rFonts w:ascii="Calibri Light" w:hAnsi="Calibri Light" w:cs="Calibri Light"/>
+          <w:lang w:val="en-US"/>
+        </w:rPr>
+        <w:t>AI and IoT Technical Leader - Dec 2014 - May 2017</w:t>
       </w:r>
     </w:p>
     <w:p>
       <w:pPr>
         <w:pStyle w:val="Heading3"/>
         <w:rPr>
-          <w:lang w:val="en-US"/>
-        </w:rPr>
-      </w:pPr>
-      <w:r>
-        <w:t>General Electric</w:t>
-      </w:r>
-      <w:r>
-        <w:t>, Florence, Italy</w:t>
+          <w:rFonts w:ascii="Calibri Light" w:hAnsi="Calibri Light" w:cs="Calibri Light"/>
+          <w:lang w:val="en-US"/>
+        </w:rPr>
+      </w:pPr>
+      <w:r>
+        <w:rPr>
+          <w:rFonts w:ascii="Calibri Light" w:hAnsi="Calibri Light" w:cs="Calibri Light"/>
+        </w:rPr>
+        <w:t>General Electric, Florence, Italy</w:t>
       </w:r>
     </w:p>
     <w:p>
@@ -2998,11 +2284,13 @@
         </w:numPr>
         <w:spacing w:line="288" w:lineRule="auto"/>
         <w:rPr>
-          <w:lang w:val="en-US"/>
-        </w:rPr>
-      </w:pPr>
-      <w:r>
-        <w:rPr>
+          <w:rFonts w:cs="Calibri Light"/>
+          <w:lang w:val="en-US"/>
+        </w:rPr>
+      </w:pPr>
+      <w:r>
+        <w:rPr>
+          <w:rFonts w:cs="Calibri Light"/>
           <w:lang w:val="en-US"/>
         </w:rPr>
         <w:t xml:space="preserve">Developing Data Processing System </w:t>
@@ -3017,30 +2305,21 @@
         </w:numPr>
         <w:spacing w:line="288" w:lineRule="auto"/>
         <w:rPr>
-          <w:lang w:val="en-US"/>
-        </w:rPr>
-      </w:pPr>
-      <w:r>
-        <w:rPr>
-          <w:lang w:val="en-US"/>
-        </w:rPr>
-        <w:t xml:space="preserve">Developing analytics application, AI and </w:t>
-      </w:r>
-      <w:r>
-        <w:rPr>
-          <w:lang w:val="en-US"/>
-        </w:rPr>
-        <w:t>predictive</w:t>
-      </w:r>
-      <w:r>
-        <w:rPr>
-          <w:lang w:val="en-US"/>
-        </w:rPr>
-        <w:t xml:space="preserve"> maintenance - Turbomachinery data acquisition - Cybersecurity management - Industrial Internet of Things (</w:t>
+          <w:rFonts w:cs="Calibri Light"/>
+          <w:lang w:val="en-US"/>
+        </w:rPr>
+      </w:pPr>
+      <w:r>
+        <w:rPr>
+          <w:rFonts w:cs="Calibri Light"/>
+          <w:lang w:val="en-US"/>
+        </w:rPr>
+        <w:t>Developing analytics application, AI and predictive maintenance - Turbomachinery data acquisition - Cybersecurity management - Industrial Internet of Things (</w:t>
       </w:r>
       <w:proofErr w:type="spellStart"/>
       <w:r>
         <w:rPr>
+          <w:rFonts w:cs="Calibri Light"/>
           <w:lang w:val="en-US"/>
         </w:rPr>
         <w:t>IIoT</w:t>
@@ -3048,6 +2327,7 @@
       <w:proofErr w:type="spellEnd"/>
       <w:r>
         <w:rPr>
+          <w:rFonts w:cs="Calibri Light"/>
           <w:lang w:val="en-US"/>
         </w:rPr>
         <w:t>)</w:t>
@@ -3057,6 +2337,7 @@
       <w:pPr>
         <w:ind w:left="-5"/>
         <w:rPr>
+          <w:rFonts w:cs="Calibri Light"/>
           <w:lang w:val="en-US"/>
         </w:rPr>
       </w:pPr>
@@ -3065,14 +2346,16 @@
       <w:pPr>
         <w:ind w:left="-5"/>
         <w:rPr>
-          <w:i/>
-          <w:iCs/>
-          <w:color w:val="595959" w:themeColor="text1" w:themeTint="A6"/>
-          <w:lang w:val="en-US"/>
-        </w:rPr>
-      </w:pPr>
-      <w:r>
-        <w:rPr>
+          <w:rFonts w:cs="Calibri Light"/>
+          <w:i/>
+          <w:iCs/>
+          <w:color w:val="595959" w:themeColor="text1" w:themeTint="A6"/>
+          <w:lang w:val="en-US"/>
+        </w:rPr>
+      </w:pPr>
+      <w:r>
+        <w:rPr>
+          <w:rFonts w:cs="Calibri Light"/>
           <w:i/>
           <w:iCs/>
           <w:color w:val="595959" w:themeColor="text1" w:themeTint="A6"/>
@@ -3083,6 +2366,7 @@
       <w:proofErr w:type="spellStart"/>
       <w:r>
         <w:rPr>
+          <w:rFonts w:cs="Calibri Light"/>
           <w:i/>
           <w:iCs/>
           <w:color w:val="595959" w:themeColor="text1" w:themeTint="A6"/>
@@ -3093,6 +2377,7 @@
       <w:proofErr w:type="spellEnd"/>
       <w:r>
         <w:rPr>
+          <w:rFonts w:cs="Calibri Light"/>
           <w:i/>
           <w:iCs/>
           <w:color w:val="595959" w:themeColor="text1" w:themeTint="A6"/>
@@ -3103,6 +2388,7 @@
       <w:proofErr w:type="spellStart"/>
       <w:r>
         <w:rPr>
+          <w:rFonts w:cs="Calibri Light"/>
           <w:i/>
           <w:iCs/>
           <w:color w:val="595959" w:themeColor="text1" w:themeTint="A6"/>
@@ -3113,6 +2399,7 @@
       <w:proofErr w:type="spellEnd"/>
       <w:r>
         <w:rPr>
+          <w:rFonts w:cs="Calibri Light"/>
           <w:i/>
           <w:iCs/>
           <w:color w:val="595959" w:themeColor="text1" w:themeTint="A6"/>
@@ -3125,11 +2412,13 @@
       <w:pPr>
         <w:pStyle w:val="Heading2"/>
         <w:rPr>
-          <w:lang w:val="en-US"/>
-        </w:rPr>
-      </w:pPr>
-      <w:r>
-        <w:rPr>
+          <w:rFonts w:ascii="Calibri Light" w:hAnsi="Calibri Light" w:cs="Calibri Light"/>
+          <w:lang w:val="en-US"/>
+        </w:rPr>
+      </w:pPr>
+      <w:r>
+        <w:rPr>
+          <w:rFonts w:ascii="Calibri Light" w:hAnsi="Calibri Light" w:cs="Calibri Light"/>
           <w:lang w:val="en-US"/>
         </w:rPr>
         <w:t>Team Leader- Oct 2012 - Dec 2014</w:t>
@@ -3139,11 +2428,13 @@
       <w:pPr>
         <w:pStyle w:val="Heading3"/>
         <w:rPr>
-          <w:lang w:val="en-US"/>
-        </w:rPr>
-      </w:pPr>
-      <w:r>
-        <w:rPr>
+          <w:rFonts w:ascii="Calibri Light" w:hAnsi="Calibri Light" w:cs="Calibri Light"/>
+          <w:lang w:val="en-US"/>
+        </w:rPr>
+      </w:pPr>
+      <w:r>
+        <w:rPr>
+          <w:rFonts w:ascii="Calibri Light" w:hAnsi="Calibri Light" w:cs="Calibri Light"/>
           <w:lang w:val="en-US"/>
         </w:rPr>
         <w:t>Engineering Group, Florence, Italy</w:t>
@@ -3159,11 +2450,13 @@
         <w:spacing w:line="288" w:lineRule="auto"/>
         <w:ind w:right="1302"/>
         <w:rPr>
-          <w:lang w:val="en-US"/>
-        </w:rPr>
-      </w:pPr>
-      <w:r>
-        <w:rPr>
+          <w:rFonts w:cs="Calibri Light"/>
+          <w:lang w:val="en-US"/>
+        </w:rPr>
+      </w:pPr>
+      <w:r>
+        <w:rPr>
+          <w:rFonts w:cs="Calibri Light"/>
           <w:lang w:val="en-US"/>
         </w:rPr>
         <w:t>Developing GPS/DSRC Based Toll System - Big Data Processing and IoT - SOA and ERP Integration, Remote Diagnostic System, Software Quality, Software Management and Delivery</w:t>
@@ -3179,11 +2472,13 @@
         <w:spacing w:line="288" w:lineRule="auto"/>
         <w:ind w:right="1302"/>
         <w:rPr>
-          <w:lang w:val="en-US"/>
-        </w:rPr>
-      </w:pPr>
-      <w:r>
-        <w:rPr>
+          <w:rFonts w:cs="Calibri Light"/>
+          <w:lang w:val="en-US"/>
+        </w:rPr>
+      </w:pPr>
+      <w:r>
+        <w:rPr>
+          <w:rFonts w:cs="Calibri Light"/>
           <w:lang w:val="en-US"/>
         </w:rPr>
         <w:t>Scrum, Squad and Team Leader</w:t>
@@ -3193,6 +2488,7 @@
       <w:pPr>
         <w:ind w:left="-5"/>
         <w:rPr>
+          <w:rFonts w:cs="Calibri Light"/>
           <w:i/>
           <w:iCs/>
           <w:color w:val="595959" w:themeColor="text1" w:themeTint="A6"/>
@@ -3204,24 +2500,28 @@
       <w:pPr>
         <w:ind w:left="-5"/>
         <w:rPr>
-          <w:i/>
-          <w:iCs/>
-          <w:color w:val="595959" w:themeColor="text1" w:themeTint="A6"/>
-          <w:lang w:val="en-US"/>
-        </w:rPr>
-      </w:pPr>
-      <w:r>
-        <w:rPr>
-          <w:i/>
-          <w:iCs/>
-          <w:color w:val="595959" w:themeColor="text1" w:themeTint="A6"/>
-          <w:lang w:val="en-US"/>
-        </w:rPr>
+          <w:rFonts w:cs="Calibri Light"/>
+          <w:i/>
+          <w:iCs/>
+          <w:color w:val="595959" w:themeColor="text1" w:themeTint="A6"/>
+          <w:lang w:val="en-US"/>
+        </w:rPr>
+      </w:pPr>
+      <w:r>
+        <w:rPr>
+          <w:rFonts w:cs="Calibri Light"/>
+          <w:i/>
+          <w:iCs/>
+          <w:color w:val="595959" w:themeColor="text1" w:themeTint="A6"/>
+          <w:lang w:val="en-US"/>
+        </w:rPr>
+        <w:lastRenderedPageBreak/>
         <w:t xml:space="preserve">(T) Java, JEE, </w:t>
       </w:r>
       <w:proofErr w:type="spellStart"/>
       <w:r>
         <w:rPr>
+          <w:rFonts w:cs="Calibri Light"/>
           <w:i/>
           <w:iCs/>
           <w:color w:val="595959" w:themeColor="text1" w:themeTint="A6"/>
@@ -3232,6 +2532,7 @@
       <w:proofErr w:type="spellEnd"/>
       <w:r>
         <w:rPr>
+          <w:rFonts w:cs="Calibri Light"/>
           <w:i/>
           <w:iCs/>
           <w:color w:val="595959" w:themeColor="text1" w:themeTint="A6"/>
@@ -3242,6 +2543,7 @@
       <w:proofErr w:type="spellStart"/>
       <w:r>
         <w:rPr>
+          <w:rFonts w:cs="Calibri Light"/>
           <w:i/>
           <w:iCs/>
           <w:color w:val="595959" w:themeColor="text1" w:themeTint="A6"/>
@@ -3252,6 +2554,7 @@
       <w:proofErr w:type="spellEnd"/>
       <w:r>
         <w:rPr>
+          <w:rFonts w:cs="Calibri Light"/>
           <w:i/>
           <w:iCs/>
           <w:color w:val="595959" w:themeColor="text1" w:themeTint="A6"/>
@@ -3264,11 +2567,13 @@
       <w:pPr>
         <w:pStyle w:val="Heading2"/>
         <w:rPr>
-          <w:lang w:val="en-US"/>
-        </w:rPr>
-      </w:pPr>
-      <w:r>
-        <w:rPr>
+          <w:rFonts w:ascii="Calibri Light" w:hAnsi="Calibri Light" w:cs="Calibri Light"/>
+          <w:lang w:val="en-US"/>
+        </w:rPr>
+      </w:pPr>
+      <w:r>
+        <w:rPr>
+          <w:rFonts w:ascii="Calibri Light" w:hAnsi="Calibri Light" w:cs="Calibri Light"/>
           <w:lang w:val="en-US"/>
         </w:rPr>
         <w:t>Director of Information Technology - Jan 2007 - Oct 2012</w:t>
@@ -3278,12 +2583,16 @@
       <w:pPr>
         <w:pStyle w:val="Heading3"/>
         <w:rPr>
+          <w:rFonts w:ascii="Calibri Light" w:hAnsi="Calibri Light" w:cs="Calibri Light"/>
           <w:color w:val="595959" w:themeColor="text1" w:themeTint="A6"/>
           <w:szCs w:val="32"/>
           <w:lang w:val="en-US"/>
         </w:rPr>
       </w:pPr>
       <w:r>
+        <w:rPr>
+          <w:rFonts w:ascii="Calibri Light" w:hAnsi="Calibri Light" w:cs="Calibri Light"/>
+        </w:rPr>
         <w:t>Etruria Innovazione, Siena, Italy</w:t>
       </w:r>
     </w:p>
@@ -3296,11 +2605,13 @@
         </w:numPr>
         <w:spacing w:line="288" w:lineRule="auto"/>
         <w:rPr>
-          <w:lang w:val="en-US"/>
-        </w:rPr>
-      </w:pPr>
-      <w:r>
-        <w:rPr>
+          <w:rFonts w:cs="Calibri Light"/>
+          <w:lang w:val="en-US"/>
+        </w:rPr>
+      </w:pPr>
+      <w:r>
+        <w:rPr>
+          <w:rFonts w:cs="Calibri Light"/>
           <w:lang w:val="en-US"/>
         </w:rPr>
         <w:t xml:space="preserve">IT Group </w:t>
@@ -3308,19 +2619,15 @@
       <w:proofErr w:type="gramStart"/>
       <w:r>
         <w:rPr>
-          <w:lang w:val="en-US"/>
-        </w:rPr>
-        <w:t>Leader</w:t>
-      </w:r>
-      <w:r>
-        <w:rPr>
-          <w:lang w:val="en-US"/>
-        </w:rPr>
-        <w:t xml:space="preserve">  (</w:t>
+          <w:rFonts w:cs="Calibri Light"/>
+          <w:lang w:val="en-US"/>
+        </w:rPr>
+        <w:t>Leader  (</w:t>
       </w:r>
       <w:proofErr w:type="gramEnd"/>
       <w:r>
         <w:rPr>
+          <w:rFonts w:cs="Calibri Light"/>
           <w:lang w:val="en-US"/>
         </w:rPr>
         <w:t>12 resources).</w:t>
@@ -3335,11 +2642,13 @@
         </w:numPr>
         <w:spacing w:line="288" w:lineRule="auto"/>
         <w:rPr>
-          <w:lang w:val="en-US"/>
-        </w:rPr>
-      </w:pPr>
-      <w:r>
-        <w:rPr>
+          <w:rFonts w:cs="Calibri Light"/>
+          <w:lang w:val="en-US"/>
+        </w:rPr>
+      </w:pPr>
+      <w:r>
+        <w:rPr>
+          <w:rFonts w:cs="Calibri Light"/>
           <w:lang w:val="en-US"/>
         </w:rPr>
         <w:t xml:space="preserve">A//NLP Tech Leader - Architecting and defining technology - NET and Java architect promoting certification and quality system - sector: Public </w:t>
@@ -3347,6 +2656,7 @@
       <w:proofErr w:type="spellStart"/>
       <w:r>
         <w:rPr>
+          <w:rFonts w:cs="Calibri Light"/>
           <w:lang w:val="en-US"/>
         </w:rPr>
         <w:t>Administation</w:t>
@@ -3354,6 +2664,7 @@
       <w:proofErr w:type="spellEnd"/>
       <w:r>
         <w:rPr>
+          <w:rFonts w:cs="Calibri Light"/>
           <w:lang w:val="en-US"/>
         </w:rPr>
         <w:t xml:space="preserve">, Public Health, Life Science, </w:t>
@@ -3361,6 +2672,7 @@
       <w:proofErr w:type="spellStart"/>
       <w:r>
         <w:rPr>
+          <w:rFonts w:cs="Calibri Light"/>
           <w:lang w:val="en-US"/>
         </w:rPr>
         <w:t>BioInformatic</w:t>
@@ -3368,6 +2680,7 @@
       <w:proofErr w:type="spellEnd"/>
       <w:r>
         <w:rPr>
+          <w:rFonts w:cs="Calibri Light"/>
           <w:lang w:val="en-US"/>
         </w:rPr>
         <w:t>, Machine Learning, Business Intelligence</w:t>
@@ -3382,17 +2695,20 @@
         </w:numPr>
         <w:spacing w:line="288" w:lineRule="auto"/>
         <w:rPr>
-          <w:lang w:val="en-US"/>
-        </w:rPr>
-      </w:pPr>
-      <w:r>
-        <w:rPr>
+          <w:rFonts w:cs="Calibri Light"/>
+          <w:lang w:val="en-US"/>
+        </w:rPr>
+      </w:pPr>
+      <w:r>
+        <w:rPr>
+          <w:rFonts w:cs="Calibri Light"/>
           <w:lang w:val="en-US"/>
         </w:rPr>
         <w:t xml:space="preserve">Promoted collaboration with Universities and </w:t>
       </w:r>
       <w:r>
         <w:rPr>
+          <w:rFonts w:cs="Calibri Light"/>
           <w:lang w:val="en-US"/>
         </w:rPr>
         <w:t>Companies</w:t>
@@ -3402,6 +2718,7 @@
       <w:pPr>
         <w:ind w:left="-5"/>
         <w:rPr>
+          <w:rFonts w:cs="Calibri Light"/>
           <w:i/>
           <w:iCs/>
           <w:color w:val="595959" w:themeColor="text1" w:themeTint="A6"/>
@@ -3413,14 +2730,16 @@
       <w:pPr>
         <w:ind w:left="-5"/>
         <w:rPr>
-          <w:i/>
-          <w:iCs/>
-          <w:color w:val="595959" w:themeColor="text1" w:themeTint="A6"/>
-          <w:lang w:val="en-US"/>
-        </w:rPr>
-      </w:pPr>
-      <w:r>
-        <w:rPr>
+          <w:rFonts w:cs="Calibri Light"/>
+          <w:i/>
+          <w:iCs/>
+          <w:color w:val="595959" w:themeColor="text1" w:themeTint="A6"/>
+          <w:lang w:val="en-US"/>
+        </w:rPr>
+      </w:pPr>
+      <w:r>
+        <w:rPr>
+          <w:rFonts w:cs="Calibri Light"/>
           <w:i/>
           <w:iCs/>
           <w:color w:val="595959" w:themeColor="text1" w:themeTint="A6"/>
@@ -3431,6 +2750,7 @@
       <w:proofErr w:type="spellStart"/>
       <w:r>
         <w:rPr>
+          <w:rFonts w:cs="Calibri Light"/>
           <w:i/>
           <w:iCs/>
           <w:color w:val="595959" w:themeColor="text1" w:themeTint="A6"/>
@@ -3441,6 +2761,7 @@
       <w:proofErr w:type="spellEnd"/>
       <w:r>
         <w:rPr>
+          <w:rFonts w:cs="Calibri Light"/>
           <w:i/>
           <w:iCs/>
           <w:color w:val="595959" w:themeColor="text1" w:themeTint="A6"/>
@@ -3451,6 +2772,7 @@
       <w:proofErr w:type="spellStart"/>
       <w:r>
         <w:rPr>
+          <w:rFonts w:cs="Calibri Light"/>
           <w:i/>
           <w:iCs/>
           <w:color w:val="595959" w:themeColor="text1" w:themeTint="A6"/>
@@ -3461,76 +2783,56 @@
       <w:proofErr w:type="spellEnd"/>
       <w:r>
         <w:rPr>
-          <w:i/>
-          <w:iCs/>
-          <w:color w:val="595959" w:themeColor="text1" w:themeTint="A6"/>
-          <w:lang w:val="en-US"/>
-        </w:rPr>
-        <w:t>, Spring, Spring MVC, JBOSS, Glassfish, Tomcat, Portlet, WebSphere</w:t>
-      </w:r>
-      <w:r>
-        <w:rPr>
-          <w:i/>
-          <w:iCs/>
-          <w:color w:val="595959" w:themeColor="text1" w:themeTint="A6"/>
-          <w:lang w:val="en-US"/>
-        </w:rPr>
-        <w:t>, VOIP</w:t>
+          <w:rFonts w:cs="Calibri Light"/>
+          <w:i/>
+          <w:iCs/>
+          <w:color w:val="595959" w:themeColor="text1" w:themeTint="A6"/>
+          <w:lang w:val="en-US"/>
+        </w:rPr>
+        <w:t>, Spring, Spring MVC, JBOSS, Glassfish, Tomcat, Portlet, WebSphere, VOIP</w:t>
       </w:r>
     </w:p>
     <w:p>
       <w:pPr>
         <w:pStyle w:val="Heading2"/>
         <w:rPr>
-          <w:lang w:val="en-US"/>
-        </w:rPr>
-      </w:pPr>
-      <w:r>
-        <w:rPr>
+          <w:rFonts w:ascii="Calibri Light" w:hAnsi="Calibri Light" w:cs="Calibri Light"/>
+          <w:lang w:val="en-US"/>
+        </w:rPr>
+      </w:pPr>
+      <w:r>
+        <w:rPr>
+          <w:rFonts w:ascii="Calibri Light" w:hAnsi="Calibri Light" w:cs="Calibri Light"/>
           <w:lang w:val="en-US"/>
         </w:rPr>
         <w:t xml:space="preserve">Software </w:t>
       </w:r>
       <w:r>
         <w:rPr>
+          <w:rFonts w:ascii="Calibri Light" w:hAnsi="Calibri Light" w:cs="Calibri Light"/>
           <w:lang w:val="en-US"/>
         </w:rPr>
         <w:t>Architect</w:t>
       </w:r>
       <w:r>
         <w:rPr>
-          <w:lang w:val="en-US"/>
-        </w:rPr>
-        <w:t xml:space="preserve"> - Jan 2006 - </w:t>
-      </w:r>
-      <w:r>
-        <w:rPr>
-          <w:lang w:val="en-US"/>
-        </w:rPr>
-        <w:t>Jan</w:t>
-      </w:r>
-      <w:r>
-        <w:rPr>
-          <w:lang w:val="en-US"/>
-        </w:rPr>
-        <w:t xml:space="preserve"> 200</w:t>
-      </w:r>
-      <w:r>
-        <w:rPr>
-          <w:lang w:val="en-US"/>
-        </w:rPr>
-        <w:t>7</w:t>
+          <w:rFonts w:ascii="Calibri Light" w:hAnsi="Calibri Light" w:cs="Calibri Light"/>
+          <w:lang w:val="en-US"/>
+        </w:rPr>
+        <w:t xml:space="preserve"> - Jan 2006 - Jan 2007</w:t>
       </w:r>
     </w:p>
     <w:p>
       <w:pPr>
         <w:pStyle w:val="Heading3"/>
         <w:rPr>
-          <w:lang w:val="en-US"/>
-        </w:rPr>
-      </w:pPr>
-      <w:r>
-        <w:rPr>
+          <w:rFonts w:ascii="Calibri Light" w:hAnsi="Calibri Light" w:cs="Calibri Light"/>
+          <w:lang w:val="en-US"/>
+        </w:rPr>
+      </w:pPr>
+      <w:r>
+        <w:rPr>
+          <w:rFonts w:ascii="Calibri Light" w:hAnsi="Calibri Light" w:cs="Calibri Light"/>
           <w:lang w:val="en-US"/>
         </w:rPr>
         <w:t>ION Trading, London, UK and Pisa, Italy</w:t>
@@ -3545,35 +2847,57 @@
         </w:numPr>
         <w:spacing w:after="167" w:line="288" w:lineRule="auto"/>
         <w:rPr>
-          <w:lang w:val="en-US"/>
-        </w:rPr>
-      </w:pPr>
-      <w:r>
-        <w:rPr>
+          <w:rFonts w:cs="Calibri Light"/>
+          <w:lang w:val="en-US"/>
+        </w:rPr>
+      </w:pPr>
+      <w:r>
+        <w:rPr>
+          <w:rFonts w:cs="Calibri Light"/>
           <w:lang w:val="en-US"/>
         </w:rPr>
         <w:t>MarketView Developer</w:t>
       </w:r>
       <w:r>
         <w:rPr>
+          <w:rFonts w:cs="Calibri Light"/>
           <w:lang w:val="en-US"/>
         </w:rPr>
         <w:t xml:space="preserve"> and Architect</w:t>
       </w:r>
       <w:r>
         <w:rPr>
-          <w:lang w:val="en-US"/>
-        </w:rPr>
-        <w:t xml:space="preserve"> - Developing multithread and real time transaction processing - Developing Platform Console - Developing Platform Security System </w:t>
-      </w:r>
-      <w:r>
-        <w:rPr>
-          <w:lang w:val="en-US"/>
-        </w:rPr>
-        <w:t xml:space="preserve">, </w:t>
-      </w:r>
-      <w:r>
-        <w:rPr>
+          <w:rFonts w:cs="Calibri Light"/>
+          <w:lang w:val="en-US"/>
+        </w:rPr>
+        <w:t xml:space="preserve"> - Developing multithread and real time transaction processing - Developing Platform Console - Developing Platform Security </w:t>
+      </w:r>
+      <w:proofErr w:type="gramStart"/>
+      <w:r>
+        <w:rPr>
+          <w:rFonts w:cs="Calibri Light"/>
+          <w:lang w:val="en-US"/>
+        </w:rPr>
+        <w:t xml:space="preserve">System </w:t>
+      </w:r>
+      <w:r>
+        <w:rPr>
+          <w:rFonts w:cs="Calibri Light"/>
+          <w:lang w:val="en-US"/>
+        </w:rPr>
+        <w:t>,</w:t>
+      </w:r>
+      <w:proofErr w:type="gramEnd"/>
+      <w:r>
+        <w:rPr>
+          <w:rFonts w:cs="Calibri Light"/>
+          <w:lang w:val="en-US"/>
+        </w:rPr>
+        <w:t xml:space="preserve"> </w:t>
+      </w:r>
+      <w:r>
+        <w:rPr>
+          <w:rFonts w:cs="Calibri Light"/>
           <w:lang w:val="en-US"/>
         </w:rPr>
         <w:t xml:space="preserve">Strategizing new products </w:t>
@@ -3584,6 +2908,7 @@
         <w:spacing w:after="167"/>
         <w:ind w:firstLine="0"/>
         <w:rPr>
+          <w:rFonts w:cs="Calibri Light"/>
           <w:i/>
           <w:iCs/>
           <w:color w:val="404040" w:themeColor="text1" w:themeTint="BF"/>
@@ -3592,6 +2917,7 @@
       </w:pPr>
       <w:r>
         <w:rPr>
+          <w:rFonts w:cs="Calibri Light"/>
           <w:i/>
           <w:iCs/>
           <w:color w:val="404040" w:themeColor="text1" w:themeTint="BF"/>
@@ -3602,6 +2928,7 @@
       <w:proofErr w:type="spellStart"/>
       <w:r>
         <w:rPr>
+          <w:rFonts w:cs="Calibri Light"/>
           <w:i/>
           <w:iCs/>
           <w:color w:val="404040" w:themeColor="text1" w:themeTint="BF"/>
@@ -3612,6 +2939,7 @@
       <w:proofErr w:type="spellEnd"/>
       <w:r>
         <w:rPr>
+          <w:rFonts w:cs="Calibri Light"/>
           <w:i/>
           <w:iCs/>
           <w:color w:val="404040" w:themeColor="text1" w:themeTint="BF"/>
@@ -3622,6 +2950,7 @@
       <w:proofErr w:type="gramStart"/>
       <w:r>
         <w:rPr>
+          <w:rFonts w:cs="Calibri Light"/>
           <w:i/>
           <w:iCs/>
           <w:color w:val="404040" w:themeColor="text1" w:themeTint="BF"/>
@@ -3632,6 +2961,7 @@
       <w:proofErr w:type="gramEnd"/>
       <w:r>
         <w:rPr>
+          <w:rFonts w:cs="Calibri Light"/>
           <w:i/>
           <w:iCs/>
           <w:color w:val="404040" w:themeColor="text1" w:themeTint="BF"/>
@@ -3641,6 +2971,7 @@
       </w:r>
       <w:r>
         <w:rPr>
+          <w:rFonts w:cs="Calibri Light"/>
           <w:i/>
           <w:iCs/>
           <w:color w:val="404040" w:themeColor="text1" w:themeTint="BF"/>
@@ -3650,6 +2981,7 @@
       </w:r>
       <w:r>
         <w:rPr>
+          <w:rFonts w:cs="Calibri Light"/>
           <w:i/>
           <w:iCs/>
           <w:color w:val="404040" w:themeColor="text1" w:themeTint="BF"/>
@@ -3662,36 +2994,30 @@
       <w:pPr>
         <w:pStyle w:val="Heading2"/>
         <w:rPr>
-          <w:lang w:val="en-US"/>
-        </w:rPr>
-      </w:pPr>
-      <w:r>
-        <w:rPr>
-          <w:lang w:val="en-US"/>
-        </w:rPr>
-        <w:t>Chief Technology Officer</w:t>
-      </w:r>
-      <w:r>
-        <w:rPr>
-          <w:lang w:val="en-US"/>
-        </w:rPr>
-        <w:t xml:space="preserve"> (CTO)</w:t>
-      </w:r>
-      <w:r>
-        <w:rPr>
-          <w:lang w:val="en-US"/>
-        </w:rPr>
-        <w:t xml:space="preserve"> - Jan 2004 - Jan 2006</w:t>
+          <w:rFonts w:ascii="Calibri Light" w:hAnsi="Calibri Light" w:cs="Calibri Light"/>
+          <w:lang w:val="en-US"/>
+        </w:rPr>
+      </w:pPr>
+      <w:r>
+        <w:rPr>
+          <w:rFonts w:ascii="Calibri Light" w:hAnsi="Calibri Light" w:cs="Calibri Light"/>
+          <w:lang w:val="en-US"/>
+        </w:rPr>
+        <w:t>Chief Technology Officer (CTO) - Jan 2004 - Jan 2006</w:t>
       </w:r>
     </w:p>
     <w:p>
       <w:pPr>
         <w:pStyle w:val="Heading3"/>
         <w:rPr>
-          <w:lang w:val="en-US"/>
-        </w:rPr>
-      </w:pPr>
-      <w:r>
+          <w:rFonts w:ascii="Calibri Light" w:hAnsi="Calibri Light" w:cs="Calibri Light"/>
+          <w:lang w:val="en-US"/>
+        </w:rPr>
+      </w:pPr>
+      <w:r>
+        <w:rPr>
+          <w:rFonts w:ascii="Calibri Light" w:hAnsi="Calibri Light" w:cs="Calibri Light"/>
+        </w:rPr>
         <w:t>Etruria Innovazione, Siena, Italy</w:t>
       </w:r>
     </w:p>
@@ -3704,26 +3030,16 @@
         </w:numPr>
         <w:spacing w:line="288" w:lineRule="auto"/>
         <w:rPr>
-          <w:lang w:val="en-US"/>
-        </w:rPr>
-      </w:pPr>
-      <w:r>
-        <w:rPr>
-          <w:lang w:val="en-US"/>
-        </w:rPr>
-        <w:t>IT Group Leader</w:t>
-      </w:r>
-      <w:r>
-        <w:rPr>
-          <w:lang w:val="en-US"/>
-        </w:rPr>
-        <w:t xml:space="preserve"> (12 resources).</w:t>
-      </w:r>
-      <w:r>
-        <w:rPr>
-          <w:lang w:val="en-US"/>
-        </w:rPr>
-        <w:t xml:space="preserve"> </w:t>
+          <w:rFonts w:cs="Calibri Light"/>
+          <w:lang w:val="en-US"/>
+        </w:rPr>
+      </w:pPr>
+      <w:r>
+        <w:rPr>
+          <w:rFonts w:cs="Calibri Light"/>
+          <w:lang w:val="en-US"/>
+        </w:rPr>
+        <w:t xml:space="preserve">IT Group Leader (12 resources). </w:t>
       </w:r>
     </w:p>
     <w:p>
@@ -3735,11 +3051,13 @@
         </w:numPr>
         <w:spacing w:line="288" w:lineRule="auto"/>
         <w:rPr>
-          <w:lang w:val="en-US"/>
-        </w:rPr>
-      </w:pPr>
-      <w:r>
-        <w:rPr>
+          <w:rFonts w:cs="Calibri Light"/>
+          <w:lang w:val="en-US"/>
+        </w:rPr>
+      </w:pPr>
+      <w:r>
+        <w:rPr>
+          <w:rFonts w:cs="Calibri Light"/>
           <w:lang w:val="en-US"/>
         </w:rPr>
         <w:t xml:space="preserve">Product Manager Leader defining products - NLP/AI </w:t>
@@ -3754,11 +3072,13 @@
         </w:numPr>
         <w:spacing w:line="288" w:lineRule="auto"/>
         <w:rPr>
-          <w:lang w:val="en-US"/>
-        </w:rPr>
-      </w:pPr>
-      <w:r>
-        <w:rPr>
+          <w:rFonts w:cs="Calibri Light"/>
+          <w:lang w:val="en-US"/>
+        </w:rPr>
+      </w:pPr>
+      <w:r>
+        <w:rPr>
+          <w:rFonts w:cs="Calibri Light"/>
           <w:lang w:val="en-US"/>
         </w:rPr>
         <w:t>Technical Leader - .NET and JEE architect</w:t>
@@ -3768,6 +3088,7 @@
       <w:pPr>
         <w:ind w:left="-5"/>
         <w:rPr>
+          <w:rFonts w:cs="Calibri Light"/>
           <w:i/>
           <w:iCs/>
           <w:color w:val="595959" w:themeColor="text1" w:themeTint="A6"/>
@@ -3779,14 +3100,16 @@
       <w:pPr>
         <w:ind w:left="-5"/>
         <w:rPr>
-          <w:i/>
-          <w:iCs/>
-          <w:color w:val="595959" w:themeColor="text1" w:themeTint="A6"/>
-          <w:lang w:val="en-US"/>
-        </w:rPr>
-      </w:pPr>
-      <w:r>
-        <w:rPr>
+          <w:rFonts w:cs="Calibri Light"/>
+          <w:i/>
+          <w:iCs/>
+          <w:color w:val="595959" w:themeColor="text1" w:themeTint="A6"/>
+          <w:lang w:val="en-US"/>
+        </w:rPr>
+      </w:pPr>
+      <w:r>
+        <w:rPr>
+          <w:rFonts w:cs="Calibri Light"/>
           <w:i/>
           <w:iCs/>
           <w:color w:val="595959" w:themeColor="text1" w:themeTint="A6"/>
@@ -3797,6 +3120,7 @@
       <w:proofErr w:type="spellStart"/>
       <w:r>
         <w:rPr>
+          <w:rFonts w:cs="Calibri Light"/>
           <w:i/>
           <w:iCs/>
           <w:color w:val="595959" w:themeColor="text1" w:themeTint="A6"/>
@@ -3807,6 +3131,7 @@
       <w:proofErr w:type="spellEnd"/>
       <w:r>
         <w:rPr>
+          <w:rFonts w:cs="Calibri Light"/>
           <w:i/>
           <w:iCs/>
           <w:color w:val="595959" w:themeColor="text1" w:themeTint="A6"/>
@@ -3817,6 +3142,7 @@
       <w:proofErr w:type="spellStart"/>
       <w:r>
         <w:rPr>
+          <w:rFonts w:cs="Calibri Light"/>
           <w:i/>
           <w:iCs/>
           <w:color w:val="595959" w:themeColor="text1" w:themeTint="A6"/>
@@ -3827,6 +3153,7 @@
       <w:proofErr w:type="spellEnd"/>
       <w:r>
         <w:rPr>
+          <w:rFonts w:cs="Calibri Light"/>
           <w:i/>
           <w:iCs/>
           <w:color w:val="595959" w:themeColor="text1" w:themeTint="A6"/>
@@ -3839,6 +3166,7 @@
       <w:pPr>
         <w:ind w:left="-5"/>
         <w:rPr>
+          <w:rFonts w:cs="Calibri Light"/>
           <w:i/>
           <w:iCs/>
           <w:color w:val="595959" w:themeColor="text1" w:themeTint="A6"/>
@@ -3850,11 +3178,13 @@
       <w:pPr>
         <w:pStyle w:val="Heading2"/>
         <w:rPr>
-          <w:lang w:val="en-US"/>
-        </w:rPr>
-      </w:pPr>
-      <w:r>
-        <w:rPr>
+          <w:rFonts w:ascii="Calibri Light" w:hAnsi="Calibri Light" w:cs="Calibri Light"/>
+          <w:lang w:val="en-US"/>
+        </w:rPr>
+      </w:pPr>
+      <w:r>
+        <w:rPr>
+          <w:rFonts w:ascii="Calibri Light" w:hAnsi="Calibri Light" w:cs="Calibri Light"/>
           <w:lang w:val="en-US"/>
         </w:rPr>
         <w:t>President &amp; Cofounder - Jan 2001 - Dec 2004</w:t>
@@ -3864,12 +3194,14 @@
       <w:pPr>
         <w:pStyle w:val="Heading3"/>
         <w:rPr>
+          <w:rFonts w:ascii="Calibri Light" w:hAnsi="Calibri Light" w:cs="Calibri Light"/>
           <w:lang w:val="en-US"/>
         </w:rPr>
       </w:pPr>
       <w:proofErr w:type="spellStart"/>
       <w:r>
         <w:rPr>
+          <w:rFonts w:ascii="Calibri Light" w:hAnsi="Calibri Light" w:cs="Calibri Light"/>
           <w:lang w:val="en-US"/>
         </w:rPr>
         <w:t>Metaresearch</w:t>
@@ -3877,6 +3209,7 @@
       <w:proofErr w:type="spellEnd"/>
       <w:r>
         <w:rPr>
+          <w:rFonts w:ascii="Calibri Light" w:hAnsi="Calibri Light" w:cs="Calibri Light"/>
           <w:lang w:val="en-US"/>
         </w:rPr>
         <w:t>, Siena, Italy</w:t>
@@ -3891,11 +3224,13 @@
         </w:numPr>
         <w:spacing w:line="288" w:lineRule="auto"/>
         <w:rPr>
-          <w:lang w:val="en-US"/>
-        </w:rPr>
-      </w:pPr>
-      <w:r>
-        <w:rPr>
+          <w:rFonts w:cs="Calibri Light"/>
+          <w:lang w:val="en-US"/>
+        </w:rPr>
+      </w:pPr>
+      <w:r>
+        <w:rPr>
+          <w:rFonts w:cs="Calibri Light"/>
           <w:lang w:val="en-US"/>
         </w:rPr>
         <w:t xml:space="preserve">Owner and cofounder of </w:t>
@@ -3903,6 +3238,7 @@
       <w:proofErr w:type="spellStart"/>
       <w:r>
         <w:rPr>
+          <w:rFonts w:cs="Calibri Light"/>
           <w:lang w:val="en-US"/>
         </w:rPr>
         <w:t>Metaresearch</w:t>
@@ -3910,6 +3246,7 @@
       <w:proofErr w:type="spellEnd"/>
       <w:r>
         <w:rPr>
+          <w:rFonts w:cs="Calibri Light"/>
           <w:lang w:val="en-US"/>
         </w:rPr>
         <w:t xml:space="preserve"> </w:t>
@@ -3917,6 +3254,7 @@
       <w:proofErr w:type="spellStart"/>
       <w:r>
         <w:rPr>
+          <w:rFonts w:cs="Calibri Light"/>
           <w:lang w:val="en-US"/>
         </w:rPr>
         <w:t>srl</w:t>
@@ -3924,6 +3262,7 @@
       <w:proofErr w:type="spellEnd"/>
       <w:r>
         <w:rPr>
+          <w:rFonts w:cs="Calibri Light"/>
           <w:lang w:val="en-US"/>
         </w:rPr>
         <w:t xml:space="preserve"> (BI and NLP start-up</w:t>
@@ -3931,6 +3270,7 @@
       <w:proofErr w:type="gramStart"/>
       <w:r>
         <w:rPr>
+          <w:rFonts w:cs="Calibri Light"/>
           <w:lang w:val="en-US"/>
         </w:rPr>
         <w:t>).-</w:t>
@@ -3938,15 +3278,10 @@
       <w:proofErr w:type="gramEnd"/>
       <w:r>
         <w:rPr>
-          <w:lang w:val="en-US"/>
-        </w:rPr>
-        <w:t xml:space="preserve"> </w:t>
-      </w:r>
-      <w:r>
-        <w:rPr>
-          <w:lang w:val="en-US"/>
-        </w:rPr>
-        <w:t>President - General Manager and CTO</w:t>
+          <w:rFonts w:cs="Calibri Light"/>
+          <w:lang w:val="en-US"/>
+        </w:rPr>
+        <w:t xml:space="preserve"> President - General Manager and CTO</w:t>
       </w:r>
     </w:p>
     <w:p>
@@ -3958,11 +3293,13 @@
         </w:numPr>
         <w:spacing w:line="288" w:lineRule="auto"/>
         <w:rPr>
-          <w:lang w:val="en-US"/>
-        </w:rPr>
-      </w:pPr>
-      <w:r>
-        <w:rPr>
+          <w:rFonts w:cs="Calibri Light"/>
+          <w:lang w:val="en-US"/>
+        </w:rPr>
+      </w:pPr>
+      <w:r>
+        <w:rPr>
+          <w:rFonts w:cs="Calibri Light"/>
           <w:lang w:val="en-US"/>
         </w:rPr>
         <w:t>Product Development and Architect:</w:t>
@@ -3977,11 +3314,13 @@
         </w:numPr>
         <w:spacing w:line="288" w:lineRule="auto"/>
         <w:rPr>
-          <w:lang w:val="en-US"/>
-        </w:rPr>
-      </w:pPr>
-      <w:r>
-        <w:rPr>
+          <w:rFonts w:cs="Calibri Light"/>
+          <w:lang w:val="en-US"/>
+        </w:rPr>
+      </w:pPr>
+      <w:r>
+        <w:rPr>
+          <w:rFonts w:cs="Calibri Light"/>
           <w:lang w:val="en-US"/>
         </w:rPr>
         <w:t xml:space="preserve">Developing </w:t>
@@ -3989,6 +3328,7 @@
       <w:proofErr w:type="spellStart"/>
       <w:r>
         <w:rPr>
+          <w:rFonts w:cs="Calibri Light"/>
           <w:lang w:val="en-US"/>
         </w:rPr>
         <w:t>WorkFlow</w:t>
@@ -3996,27 +3336,17 @@
       <w:proofErr w:type="spellEnd"/>
       <w:r>
         <w:rPr>
-          <w:lang w:val="en-US"/>
-        </w:rPr>
-        <w:t xml:space="preserve"> system, CMS and NLP system, BI and ML system</w:t>
-      </w:r>
-      <w:r>
-        <w:rPr>
-          <w:lang w:val="en-US"/>
-        </w:rPr>
-        <w:t xml:space="preserve">, </w:t>
-      </w:r>
-      <w:r>
-        <w:rPr>
-          <w:lang w:val="en-US"/>
-        </w:rPr>
-        <w:t>Developing Big Text Data Processing system - Developing Multimedia System</w:t>
+          <w:rFonts w:cs="Calibri Light"/>
+          <w:lang w:val="en-US"/>
+        </w:rPr>
+        <w:t xml:space="preserve"> system, CMS and NLP system, BI and ML system, Developing Big Text Data Processing system - Developing Multimedia System</w:t>
       </w:r>
     </w:p>
     <w:p>
       <w:pPr>
         <w:ind w:left="-5"/>
         <w:rPr>
+          <w:rFonts w:cs="Calibri Light"/>
           <w:lang w:val="en-US"/>
         </w:rPr>
       </w:pPr>
@@ -4026,6 +3356,7 @@
         <w:spacing w:after="167"/>
         <w:ind w:left="-5"/>
         <w:rPr>
+          <w:rFonts w:cs="Calibri Light"/>
           <w:i/>
           <w:iCs/>
           <w:color w:val="595959" w:themeColor="text1" w:themeTint="A6"/>
@@ -4034,6 +3365,7 @@
       </w:pPr>
       <w:r>
         <w:rPr>
+          <w:rFonts w:cs="Calibri Light"/>
           <w:i/>
           <w:iCs/>
           <w:color w:val="595959" w:themeColor="text1" w:themeTint="A6"/>
@@ -4046,11 +3378,13 @@
       <w:pPr>
         <w:pStyle w:val="Heading2"/>
         <w:rPr>
-          <w:lang w:val="en-US"/>
-        </w:rPr>
-      </w:pPr>
-      <w:r>
-        <w:rPr>
+          <w:rFonts w:ascii="Calibri Light" w:hAnsi="Calibri Light" w:cs="Calibri Light"/>
+          <w:lang w:val="en-US"/>
+        </w:rPr>
+      </w:pPr>
+      <w:r>
+        <w:rPr>
+          <w:rFonts w:ascii="Calibri Light" w:hAnsi="Calibri Light" w:cs="Calibri Light"/>
           <w:lang w:val="en-US"/>
         </w:rPr>
         <w:t>AI and Computer Vision Developer - Oct 1999 - Jan 2004</w:t>
@@ -4059,8 +3393,14 @@
     <w:p>
       <w:pPr>
         <w:pStyle w:val="Heading3"/>
-      </w:pPr>
-      <w:r>
+        <w:rPr>
+          <w:rFonts w:ascii="Calibri Light" w:hAnsi="Calibri Light" w:cs="Calibri Light"/>
+        </w:rPr>
+      </w:pPr>
+      <w:r>
+        <w:rPr>
+          <w:rFonts w:ascii="Calibri Light" w:hAnsi="Calibri Light" w:cs="Calibri Light"/>
+        </w:rPr>
         <w:t>University of Siena, Siena, Italy</w:t>
       </w:r>
     </w:p>
@@ -4073,11 +3413,13 @@
         </w:numPr>
         <w:spacing w:after="167" w:line="288" w:lineRule="auto"/>
         <w:rPr>
-          <w:lang w:val="en-US"/>
-        </w:rPr>
-      </w:pPr>
-      <w:r>
-        <w:rPr>
+          <w:rFonts w:cs="Calibri Light"/>
+          <w:lang w:val="en-US"/>
+        </w:rPr>
+      </w:pPr>
+      <w:r>
+        <w:rPr>
+          <w:rFonts w:cs="Calibri Light"/>
           <w:lang w:val="en-US"/>
         </w:rPr>
         <w:t xml:space="preserve">Multimedia &amp; DTT Developer - Developing </w:t>
@@ -4085,6 +3427,7 @@
       <w:proofErr w:type="spellStart"/>
       <w:r>
         <w:rPr>
+          <w:rFonts w:cs="Calibri Light"/>
           <w:lang w:val="en-US"/>
         </w:rPr>
         <w:t>WebTv</w:t>
@@ -4092,6 +3435,7 @@
       <w:proofErr w:type="spellEnd"/>
       <w:r>
         <w:rPr>
+          <w:rFonts w:cs="Calibri Light"/>
           <w:lang w:val="en-US"/>
         </w:rPr>
         <w:t xml:space="preserve"> system - Developing Real Time Big Image Processing system - Developing Biomedical system </w:t>
@@ -4102,6 +3446,7 @@
         <w:spacing w:after="167"/>
         <w:ind w:left="-5"/>
         <w:rPr>
+          <w:rFonts w:cs="Calibri Light"/>
           <w:i/>
           <w:iCs/>
           <w:color w:val="595959" w:themeColor="text1" w:themeTint="A6"/>
@@ -4110,6 +3455,7 @@
       </w:pPr>
       <w:r>
         <w:rPr>
+          <w:rFonts w:cs="Calibri Light"/>
           <w:i/>
           <w:iCs/>
           <w:color w:val="595959" w:themeColor="text1" w:themeTint="A6"/>
@@ -4121,8 +3467,14 @@
     <w:p>
       <w:pPr>
         <w:pStyle w:val="Heading1"/>
-      </w:pPr>
-      <w:r>
+        <w:rPr>
+          <w:rFonts w:cs="Calibri Light"/>
+        </w:rPr>
+      </w:pPr>
+      <w:r>
+        <w:rPr>
+          <w:rFonts w:cs="Calibri Light"/>
+        </w:rPr>
         <w:t>EDUCATION</w:t>
       </w:r>
     </w:p>
@@ -4130,10 +3482,13 @@
       <w:pPr>
         <w:spacing w:after="122" w:line="259" w:lineRule="auto"/>
         <w:ind w:left="0" w:right="-21" w:firstLine="0"/>
-      </w:pPr>
-      <w:r>
-        <w:rPr>
-          <w:rFonts w:eastAsia="Calibri"/>
+        <w:rPr>
+          <w:rFonts w:cs="Calibri Light"/>
+        </w:rPr>
+      </w:pPr>
+      <w:r>
+        <w:rPr>
+          <w:rFonts w:eastAsia="Calibri" w:cs="Calibri Light"/>
           <w:noProof/>
           <w:sz w:val="22"/>
         </w:rPr>
@@ -4226,11 +3581,13 @@
       <w:pPr>
         <w:pStyle w:val="Heading2"/>
         <w:rPr>
-          <w:lang w:val="en-US"/>
-        </w:rPr>
-      </w:pPr>
-      <w:r>
-        <w:rPr>
+          <w:rFonts w:ascii="Calibri Light" w:hAnsi="Calibri Light" w:cs="Calibri Light"/>
+          <w:lang w:val="en-US"/>
+        </w:rPr>
+      </w:pPr>
+      <w:r>
+        <w:rPr>
+          <w:rFonts w:ascii="Calibri Light" w:hAnsi="Calibri Light" w:cs="Calibri Light"/>
           <w:lang w:val="en-US"/>
         </w:rPr>
         <w:lastRenderedPageBreak/>
@@ -4239,6 +3596,7 @@
       <w:proofErr w:type="gramStart"/>
       <w:r>
         <w:rPr>
+          <w:rFonts w:ascii="Calibri Light" w:hAnsi="Calibri Light" w:cs="Calibri Light"/>
           <w:lang w:val="en-US"/>
         </w:rPr>
         <w:t>PhD) •</w:t>
@@ -4246,6 +3604,7 @@
       <w:proofErr w:type="gramEnd"/>
       <w:r>
         <w:rPr>
+          <w:rFonts w:ascii="Calibri Light" w:hAnsi="Calibri Light" w:cs="Calibri Light"/>
           <w:lang w:val="en-US"/>
         </w:rPr>
         <w:t xml:space="preserve"> Neuroscience and Artificial Intelligence • Jan 2008 - Jan 2012</w:t>
@@ -4255,11 +3614,13 @@
       <w:pPr>
         <w:pStyle w:val="Heading3"/>
         <w:rPr>
-          <w:lang w:val="en-US"/>
-        </w:rPr>
-      </w:pPr>
-      <w:r>
-        <w:rPr>
+          <w:rFonts w:ascii="Calibri Light" w:hAnsi="Calibri Light" w:cs="Calibri Light"/>
+          <w:lang w:val="en-US"/>
+        </w:rPr>
+      </w:pPr>
+      <w:r>
+        <w:rPr>
+          <w:rFonts w:ascii="Calibri Light" w:hAnsi="Calibri Light" w:cs="Calibri Light"/>
           <w:lang w:val="en-US"/>
         </w:rPr>
         <w:t>Università di Siena</w:t>
@@ -4269,11 +3630,13 @@
       <w:pPr>
         <w:pStyle w:val="Heading2"/>
         <w:rPr>
-          <w:lang w:val="en-US"/>
-        </w:rPr>
-      </w:pPr>
-      <w:r>
-        <w:rPr>
+          <w:rFonts w:ascii="Calibri Light" w:hAnsi="Calibri Light" w:cs="Calibri Light"/>
+          <w:lang w:val="en-US"/>
+        </w:rPr>
+      </w:pPr>
+      <w:r>
+        <w:rPr>
+          <w:rFonts w:ascii="Calibri Light" w:hAnsi="Calibri Light" w:cs="Calibri Light"/>
           <w:lang w:val="en-US"/>
         </w:rPr>
         <w:t xml:space="preserve">Master's Degree • Telecommunications </w:t>
@@ -4281,6 +3644,7 @@
       <w:proofErr w:type="gramStart"/>
       <w:r>
         <w:rPr>
+          <w:rFonts w:ascii="Calibri Light" w:hAnsi="Calibri Light" w:cs="Calibri Light"/>
           <w:lang w:val="en-US"/>
         </w:rPr>
         <w:t>Engineering  •</w:t>
@@ -4288,6 +3652,7 @@
       <w:proofErr w:type="gramEnd"/>
       <w:r>
         <w:rPr>
+          <w:rFonts w:ascii="Calibri Light" w:hAnsi="Calibri Light" w:cs="Calibri Light"/>
           <w:lang w:val="en-US"/>
         </w:rPr>
         <w:t xml:space="preserve"> Jan 1992 - Jan 1999</w:t>
@@ -4297,11 +3662,13 @@
       <w:pPr>
         <w:pStyle w:val="Heading3"/>
         <w:rPr>
-          <w:lang w:val="en-US"/>
-        </w:rPr>
-      </w:pPr>
-      <w:r>
-        <w:rPr>
+          <w:rFonts w:ascii="Calibri Light" w:hAnsi="Calibri Light" w:cs="Calibri Light"/>
+          <w:lang w:val="en-US"/>
+        </w:rPr>
+      </w:pPr>
+      <w:r>
+        <w:rPr>
+          <w:rFonts w:ascii="Calibri Light" w:hAnsi="Calibri Light" w:cs="Calibri Light"/>
           <w:lang w:val="en-US"/>
         </w:rPr>
         <w:t>Università di Siena</w:t>
@@ -4310,8 +3677,14 @@
     <w:p>
       <w:pPr>
         <w:pStyle w:val="Heading1"/>
-      </w:pPr>
-      <w:r>
+        <w:rPr>
+          <w:rFonts w:cs="Calibri Light"/>
+        </w:rPr>
+      </w:pPr>
+      <w:r>
+        <w:rPr>
+          <w:rFonts w:cs="Calibri Light"/>
+        </w:rPr>
         <w:t>Certifications</w:t>
       </w:r>
     </w:p>
@@ -4319,12 +3692,14 @@
       <w:pPr>
         <w:spacing w:line="276" w:lineRule="auto"/>
         <w:rPr>
+          <w:rFonts w:cs="Calibri Light"/>
           <w:lang w:val="en-US"/>
         </w:rPr>
       </w:pPr>
       <w:proofErr w:type="spellStart"/>
       <w:r>
         <w:rPr>
+          <w:rFonts w:cs="Calibri Light"/>
           <w:lang w:val="en-US"/>
         </w:rPr>
         <w:t>SAFe</w:t>
@@ -4332,19 +3707,15 @@
       <w:proofErr w:type="spellEnd"/>
       <w:r>
         <w:rPr>
-          <w:lang w:val="en-US"/>
-        </w:rPr>
-        <w:t xml:space="preserve"> 6 Practitioner</w:t>
-      </w:r>
-      <w:r>
-        <w:rPr>
-          <w:lang w:val="en-US"/>
-        </w:rPr>
-        <w:t xml:space="preserve">, </w:t>
+          <w:rFonts w:cs="Calibri Light"/>
+          <w:lang w:val="en-US"/>
+        </w:rPr>
+        <w:t xml:space="preserve"> 6 Practitioner, </w:t>
       </w:r>
       <w:proofErr w:type="spellStart"/>
       <w:r>
         <w:rPr>
+          <w:rFonts w:cs="Calibri Light"/>
           <w:lang w:val="en-US"/>
         </w:rPr>
         <w:t>SAFe</w:t>
@@ -4352,12 +3723,14 @@
       <w:proofErr w:type="spellEnd"/>
       <w:r>
         <w:rPr>
+          <w:rFonts w:cs="Calibri Light"/>
           <w:lang w:val="en-US"/>
         </w:rPr>
         <w:t xml:space="preserve"> by Scaled Agile, Inc</w:t>
       </w:r>
       <w:r>
         <w:rPr>
+          <w:rFonts w:cs="Calibri Light"/>
           <w:b/>
           <w:bCs/>
           <w:lang w:val="en-US"/>
@@ -4366,18 +3739,14 @@
       </w:r>
       <w:r>
         <w:rPr>
-          <w:lang w:val="en-US"/>
-        </w:rPr>
-        <w:t>, NVIDIA AI</w:t>
-      </w:r>
-      <w:r>
-        <w:rPr>
-          <w:lang w:val="en-US"/>
-        </w:rPr>
-        <w:t xml:space="preserve">. </w:t>
-      </w:r>
-      <w:r>
-        <w:rPr>
+          <w:rFonts w:cs="Calibri Light"/>
+          <w:lang w:val="en-US"/>
+        </w:rPr>
+        <w:t xml:space="preserve">, NVIDIA AI. </w:t>
+      </w:r>
+      <w:r>
+        <w:rPr>
+          <w:rFonts w:cs="Calibri Light"/>
           <w:b/>
           <w:bCs/>
           <w:lang w:val="en-US"/>
@@ -4386,18 +3755,14 @@
       </w:r>
       <w:r>
         <w:rPr>
-          <w:lang w:val="en-US"/>
-        </w:rPr>
-        <w:t xml:space="preserve"> - Lean Six Sigma International Association of Professionals</w:t>
-      </w:r>
-      <w:r>
-        <w:rPr>
-          <w:lang w:val="en-US"/>
-        </w:rPr>
-        <w:t xml:space="preserve">. </w:t>
-      </w:r>
-      <w:r>
-        <w:rPr>
+          <w:rFonts w:cs="Calibri Light"/>
+          <w:lang w:val="en-US"/>
+        </w:rPr>
+        <w:t xml:space="preserve"> - Lean Six Sigma International Association of Professionals. </w:t>
+      </w:r>
+      <w:r>
+        <w:rPr>
+          <w:rFonts w:cs="Calibri Light"/>
           <w:b/>
           <w:bCs/>
           <w:lang w:val="en-US"/>
@@ -4406,18 +3771,14 @@
       </w:r>
       <w:r>
         <w:rPr>
-          <w:lang w:val="en-US"/>
-        </w:rPr>
-        <w:t xml:space="preserve"> IZ0-803, Oracle</w:t>
-      </w:r>
-      <w:r>
-        <w:rPr>
-          <w:lang w:val="en-US"/>
-        </w:rPr>
-        <w:t xml:space="preserve">. </w:t>
-      </w:r>
-      <w:r>
-        <w:rPr>
+          <w:rFonts w:cs="Calibri Light"/>
+          <w:lang w:val="en-US"/>
+        </w:rPr>
+        <w:t xml:space="preserve"> IZ0-803, Oracle. </w:t>
+      </w:r>
+      <w:r>
+        <w:rPr>
+          <w:rFonts w:cs="Calibri Light"/>
           <w:b/>
           <w:bCs/>
           <w:lang w:val="en-US"/>
@@ -4426,18 +3787,14 @@
       </w:r>
       <w:r>
         <w:rPr>
-          <w:lang w:val="en-US"/>
-        </w:rPr>
-        <w:t xml:space="preserve"> C3 AI</w:t>
-      </w:r>
-      <w:r>
-        <w:rPr>
-          <w:lang w:val="en-US"/>
-        </w:rPr>
-        <w:t xml:space="preserve">. </w:t>
-      </w:r>
-      <w:r>
-        <w:rPr>
+          <w:rFonts w:cs="Calibri Light"/>
+          <w:lang w:val="en-US"/>
+        </w:rPr>
+        <w:t xml:space="preserve"> C3 AI. </w:t>
+      </w:r>
+      <w:r>
+        <w:rPr>
+          <w:rFonts w:cs="Calibri Light"/>
           <w:b/>
           <w:bCs/>
           <w:lang w:val="en-US"/>
@@ -4446,18 +3803,14 @@
       </w:r>
       <w:r>
         <w:rPr>
-          <w:lang w:val="en-US"/>
-        </w:rPr>
-        <w:t>, Coursera</w:t>
-      </w:r>
-      <w:r>
-        <w:rPr>
-          <w:lang w:val="en-US"/>
-        </w:rPr>
-        <w:t xml:space="preserve">. </w:t>
-      </w:r>
-      <w:r>
-        <w:rPr>
+          <w:rFonts w:cs="Calibri Light"/>
+          <w:lang w:val="en-US"/>
+        </w:rPr>
+        <w:t xml:space="preserve">, Coursera. </w:t>
+      </w:r>
+      <w:r>
+        <w:rPr>
+          <w:rFonts w:cs="Calibri Light"/>
           <w:b/>
           <w:bCs/>
           <w:lang w:val="en-US"/>
@@ -4466,19 +3819,15 @@
       </w:r>
       <w:r>
         <w:rPr>
-          <w:lang w:val="en-US"/>
-        </w:rPr>
-        <w:t xml:space="preserve"> with TensorFlow, Coursera</w:t>
-      </w:r>
-      <w:r>
-        <w:rPr>
-          <w:lang w:val="en-US"/>
-        </w:rPr>
-        <w:t xml:space="preserve">. </w:t>
+          <w:rFonts w:cs="Calibri Light"/>
+          <w:lang w:val="en-US"/>
+        </w:rPr>
+        <w:t xml:space="preserve"> with TensorFlow, Coursera. </w:t>
       </w:r>
       <w:proofErr w:type="spellStart"/>
       <w:r>
         <w:rPr>
+          <w:rFonts w:cs="Calibri Light"/>
           <w:b/>
           <w:bCs/>
           <w:lang w:val="en-US"/>
@@ -4488,6 +3837,7 @@
       <w:proofErr w:type="spellEnd"/>
       <w:r>
         <w:rPr>
+          <w:rFonts w:cs="Calibri Light"/>
           <w:lang w:val="en-US"/>
         </w:rPr>
         <w:t xml:space="preserve"> Ai Agent</w:t>
@@ -4496,8 +3846,14 @@
     <w:p>
       <w:pPr>
         <w:pStyle w:val="Heading1"/>
-      </w:pPr>
-      <w:r>
+        <w:rPr>
+          <w:rFonts w:cs="Calibri Light"/>
+        </w:rPr>
+      </w:pPr>
+      <w:r>
+        <w:rPr>
+          <w:rFonts w:cs="Calibri Light"/>
+        </w:rPr>
         <w:t>ACHIEVEMENTS and RESEARCH</w:t>
       </w:r>
     </w:p>
@@ -4505,10 +3861,13 @@
       <w:pPr>
         <w:spacing w:after="122" w:line="259" w:lineRule="auto"/>
         <w:ind w:left="0" w:right="-21" w:firstLine="0"/>
-      </w:pPr>
-      <w:r>
-        <w:rPr>
-          <w:rFonts w:eastAsia="Calibri"/>
+        <w:rPr>
+          <w:rFonts w:cs="Calibri Light"/>
+        </w:rPr>
+      </w:pPr>
+      <w:r>
+        <w:rPr>
+          <w:rFonts w:eastAsia="Calibri" w:cs="Calibri Light"/>
           <w:noProof/>
           <w:sz w:val="22"/>
         </w:rPr>
@@ -4602,12 +3961,14 @@
         <w:pStyle w:val="Heading1"/>
         <w:shd w:val="clear" w:color="auto" w:fill="EFF9FF"/>
         <w:rPr>
+          <w:rFonts w:cs="Calibri Light"/>
           <w:color w:val="000000"/>
           <w:sz w:val="18"/>
         </w:rPr>
       </w:pPr>
       <w:r>
         <w:rPr>
+          <w:rFonts w:cs="Calibri Light"/>
           <w:color w:val="000000"/>
           <w:sz w:val="18"/>
         </w:rPr>
@@ -4619,12 +3980,14 @@
         <w:shd w:val="clear" w:color="auto" w:fill="EFF9FF"/>
         <w:spacing w:after="15" w:line="271" w:lineRule="auto"/>
         <w:rPr>
+          <w:rFonts w:cs="Calibri Light"/>
           <w:lang w:val="fr-FR"/>
         </w:rPr>
       </w:pPr>
       <w:proofErr w:type="gramStart"/>
       <w:r>
         <w:rPr>
+          <w:rFonts w:cs="Calibri Light"/>
           <w:lang w:val="fr-FR"/>
         </w:rPr>
         <w:t>Publications:</w:t>
@@ -4632,6 +3995,7 @@
       <w:proofErr w:type="gramEnd"/>
       <w:r>
         <w:rPr>
+          <w:rFonts w:cs="Calibri Light"/>
           <w:lang w:val="fr-FR"/>
         </w:rPr>
         <w:t xml:space="preserve"> </w:t>
@@ -4640,6 +4004,7 @@
         <w:r>
           <w:rPr>
             <w:rStyle w:val="Hyperlink"/>
+            <w:rFonts w:cs="Calibri Light"/>
             <w:b/>
             <w:bCs/>
             <w:lang w:val="fr-FR"/>
@@ -4654,12 +4019,14 @@
         <w:spacing w:after="15" w:line="271" w:lineRule="auto"/>
         <w:ind w:left="0" w:firstLine="0"/>
         <w:rPr>
+          <w:rFonts w:cs="Calibri Light"/>
           <w:lang w:val="fr-FR"/>
         </w:rPr>
       </w:pPr>
       <w:proofErr w:type="gramStart"/>
       <w:r>
         <w:rPr>
+          <w:rFonts w:cs="Calibri Light"/>
           <w:lang w:val="fr-FR"/>
         </w:rPr>
         <w:t>Patents:</w:t>
@@ -4667,6 +4034,7 @@
       <w:proofErr w:type="gramEnd"/>
       <w:r>
         <w:rPr>
+          <w:rFonts w:cs="Calibri Light"/>
           <w:lang w:val="fr-FR"/>
         </w:rPr>
         <w:t xml:space="preserve"> </w:t>
@@ -4675,6 +4043,7 @@
         <w:r>
           <w:rPr>
             <w:rStyle w:val="Hyperlink"/>
+            <w:rFonts w:cs="Calibri Light"/>
             <w:b/>
             <w:bCs/>
             <w:lang w:val="fr-FR"/>
@@ -4686,17 +4055,15 @@
     <w:p>
       <w:pPr>
         <w:pStyle w:val="Heading2"/>
-      </w:pPr>
-      <w:r>
-        <w:t xml:space="preserve">Last </w:t>
-      </w:r>
-      <w:proofErr w:type="spellStart"/>
-      <w:r>
-        <w:t>Five</w:t>
-      </w:r>
-      <w:proofErr w:type="spellEnd"/>
-      <w:r>
-        <w:t xml:space="preserve"> Publications</w:t>
+        <w:rPr>
+          <w:rFonts w:ascii="Calibri Light" w:hAnsi="Calibri Light" w:cs="Calibri Light"/>
+        </w:rPr>
+      </w:pPr>
+      <w:r>
+        <w:rPr>
+          <w:rFonts w:ascii="Calibri Light" w:hAnsi="Calibri Light" w:cs="Calibri Light"/>
+        </w:rPr>
+        <w:t>Last Five Publications</w:t>
       </w:r>
     </w:p>
     <w:p>
@@ -4708,11 +4075,13 @@
         </w:numPr>
         <w:spacing w:after="15" w:line="271" w:lineRule="auto"/>
         <w:rPr>
-          <w:lang w:val="en-US"/>
-        </w:rPr>
-      </w:pPr>
-      <w:r>
-        <w:rPr>
+          <w:rFonts w:cs="Calibri Light"/>
+          <w:lang w:val="en-US"/>
+        </w:rPr>
+      </w:pPr>
+      <w:r>
+        <w:rPr>
+          <w:rFonts w:cs="Calibri Light"/>
           <w:lang w:val="en-US"/>
         </w:rPr>
         <w:t xml:space="preserve">Knowledge Aware Artificial Intelligence Models for Text Generation in Energy </w:t>
@@ -4721,6 +4090,7 @@
       <w:proofErr w:type="gramStart"/>
       <w:r>
         <w:rPr>
+          <w:rFonts w:cs="Calibri Light"/>
           <w:lang w:val="en-US"/>
         </w:rPr>
         <w:t>Industry,Fifth</w:t>
@@ -4729,30 +4099,34 @@
       <w:proofErr w:type="gramEnd"/>
       <w:r>
         <w:rPr>
-          <w:lang w:val="en-US"/>
-        </w:rPr>
-        <w:t xml:space="preserve"> International Conference on Computing and Network Communications. CoCoNet 2023.,</w:t>
+          <w:rFonts w:cs="Calibri Light"/>
+          <w:lang w:val="en-US"/>
+        </w:rPr>
+        <w:t xml:space="preserve"> International Conference on Computing and Network Communications. CoCoNet </w:t>
       </w:r>
       <w:proofErr w:type="gramStart"/>
       <w:r>
         <w:rPr>
-          <w:lang w:val="en-US"/>
-        </w:rPr>
-        <w:t>1221,Lecture</w:t>
+          <w:rFonts w:cs="Calibri Light"/>
+          <w:lang w:val="en-US"/>
+        </w:rPr>
+        <w:t>2023.1221,Lecture</w:t>
       </w:r>
       <w:proofErr w:type="gramEnd"/>
       <w:r>
         <w:rPr>
-          <w:lang w:val="en-US"/>
-        </w:rPr>
-        <w:t xml:space="preserve"> Notes in Electrical </w:t>
+          <w:rFonts w:cs="Calibri Light"/>
+          <w:lang w:val="en-US"/>
+        </w:rPr>
+        <w:t xml:space="preserve"> Notes in Electrical Engineering,</w:t>
       </w:r>
       <w:proofErr w:type="gramStart"/>
       <w:r>
         <w:rPr>
-          <w:lang w:val="en-US"/>
-        </w:rPr>
-        <w:t>Engineering,,2025,Springer</w:t>
+          <w:rFonts w:cs="Calibri Light"/>
+          <w:lang w:val="en-US"/>
+        </w:rPr>
+        <w:t>2025,Springer</w:t>
       </w:r>
       <w:proofErr w:type="gramEnd"/>
     </w:p>
@@ -4765,11 +4139,13 @@
         </w:numPr>
         <w:spacing w:after="15" w:line="271" w:lineRule="auto"/>
         <w:rPr>
-          <w:lang w:val="en-US"/>
-        </w:rPr>
-      </w:pPr>
-      <w:r>
-        <w:rPr>
+          <w:rFonts w:cs="Calibri Light"/>
+          <w:lang w:val="en-US"/>
+        </w:rPr>
+      </w:pPr>
+      <w:r>
+        <w:rPr>
+          <w:rFonts w:cs="Calibri Light"/>
           <w:lang w:val="en-US"/>
         </w:rPr>
         <w:t xml:space="preserve">Agentic AI on Customer Dashboards in Remote Monitoring and Diagnostic </w:t>
@@ -4778,6 +4154,7 @@
       <w:proofErr w:type="gramStart"/>
       <w:r>
         <w:rPr>
+          <w:rFonts w:cs="Calibri Light"/>
           <w:lang w:val="en-US"/>
         </w:rPr>
         <w:t>Services,Abu</w:t>
@@ -4786,6 +4163,7 @@
       <w:proofErr w:type="gramEnd"/>
       <w:r>
         <w:rPr>
+          <w:rFonts w:cs="Calibri Light"/>
           <w:lang w:val="en-US"/>
         </w:rPr>
         <w:t xml:space="preserve"> Dhabi International Petroleum Exhibition and Conference ,</w:t>
@@ -4793,6 +4171,7 @@
       <w:proofErr w:type="gramStart"/>
       <w:r>
         <w:rPr>
+          <w:rFonts w:cs="Calibri Light"/>
           <w:lang w:val="en-US"/>
         </w:rPr>
         <w:t>2025,SPE</w:t>
@@ -4808,11 +4187,13 @@
         </w:numPr>
         <w:spacing w:after="15" w:line="271" w:lineRule="auto"/>
         <w:rPr>
-          <w:lang w:val="en-US"/>
-        </w:rPr>
-      </w:pPr>
-      <w:r>
-        <w:rPr>
+          <w:rFonts w:cs="Calibri Light"/>
+          <w:lang w:val="en-US"/>
+        </w:rPr>
+      </w:pPr>
+      <w:r>
+        <w:rPr>
+          <w:rFonts w:cs="Calibri Light"/>
           <w:lang w:val="en-US"/>
         </w:rPr>
         <w:t xml:space="preserve">Leveraging the Regularizing Effect of Mixing Industrial and </w:t>
@@ -4820,6 +4201,7 @@
       <w:proofErr w:type="gramStart"/>
       <w:r>
         <w:rPr>
+          <w:rFonts w:cs="Calibri Light"/>
           <w:lang w:val="en-US"/>
         </w:rPr>
         <w:t>Open Source</w:t>
@@ -4827,6 +4209,7 @@
       <w:proofErr w:type="gramEnd"/>
       <w:r>
         <w:rPr>
+          <w:rFonts w:cs="Calibri Light"/>
           <w:lang w:val="en-US"/>
         </w:rPr>
         <w:t xml:space="preserve"> Data to Prevent Overfitting of LLM Fine </w:t>
@@ -4834,6 +4217,7 @@
       <w:proofErr w:type="spellStart"/>
       <w:r>
         <w:rPr>
+          <w:rFonts w:cs="Calibri Light"/>
           <w:lang w:val="en-US"/>
         </w:rPr>
         <w:t>Tuning,"International</w:t>
@@ -4841,6 +4225,7 @@
       <w:proofErr w:type="spellEnd"/>
       <w:r>
         <w:rPr>
+          <w:rFonts w:cs="Calibri Light"/>
           <w:lang w:val="en-US"/>
         </w:rPr>
         <w:t xml:space="preserve"> Joint Conference on Artificial Intelligence 2024 Workshop on AI Governance: Alignment, Morality, and Law", 2024,</w:t>
@@ -4855,11 +4240,13 @@
         </w:numPr>
         <w:spacing w:after="15" w:line="271" w:lineRule="auto"/>
         <w:rPr>
-          <w:lang w:val="en-US"/>
-        </w:rPr>
-      </w:pPr>
-      <w:r>
-        <w:rPr>
+          <w:rFonts w:cs="Calibri Light"/>
+          <w:lang w:val="en-US"/>
+        </w:rPr>
+      </w:pPr>
+      <w:r>
+        <w:rPr>
+          <w:rFonts w:cs="Calibri Light"/>
           <w:lang w:val="en-US"/>
         </w:rPr>
         <w:t xml:space="preserve">Harnessing Generative AI for Interactive System Failure Diagnostics: A User-Centric Approach to Streamlined Problem Solving and </w:t>
@@ -4868,6 +4255,7 @@
       <w:proofErr w:type="gramStart"/>
       <w:r>
         <w:rPr>
+          <w:rFonts w:cs="Calibri Light"/>
           <w:lang w:val="en-US"/>
         </w:rPr>
         <w:t>Maintenance,Abu</w:t>
@@ -4876,6 +4264,7 @@
       <w:proofErr w:type="gramEnd"/>
       <w:r>
         <w:rPr>
+          <w:rFonts w:cs="Calibri Light"/>
           <w:lang w:val="en-US"/>
         </w:rPr>
         <w:t xml:space="preserve"> Dhabi International Petroleum Exhibition and </w:t>
@@ -4883,6 +4272,7 @@
       <w:proofErr w:type="gramStart"/>
       <w:r>
         <w:rPr>
+          <w:rFonts w:cs="Calibri Light"/>
           <w:lang w:val="en-US"/>
         </w:rPr>
         <w:t>Conference,D</w:t>
@@ -4890,6 +4280,7 @@
       <w:proofErr w:type="gramEnd"/>
       <w:r>
         <w:rPr>
+          <w:rFonts w:cs="Calibri Light"/>
           <w:lang w:val="en-US"/>
         </w:rPr>
         <w:t>011S020R006,</w:t>
@@ -4897,6 +4288,7 @@
       <w:proofErr w:type="gramStart"/>
       <w:r>
         <w:rPr>
+          <w:rFonts w:cs="Calibri Light"/>
           <w:lang w:val="en-US"/>
         </w:rPr>
         <w:t>2024,SPE</w:t>
@@ -4912,11 +4304,13 @@
         </w:numPr>
         <w:spacing w:after="15" w:line="271" w:lineRule="auto"/>
         <w:rPr>
-          <w:lang w:val="en-US"/>
-        </w:rPr>
-      </w:pPr>
-      <w:r>
-        <w:rPr>
+          <w:rFonts w:cs="Calibri Light"/>
+          <w:lang w:val="en-US"/>
+        </w:rPr>
+      </w:pPr>
+      <w:r>
+        <w:rPr>
+          <w:rFonts w:cs="Calibri Light"/>
           <w:lang w:val="en-US"/>
         </w:rPr>
         <w:t xml:space="preserve">Enhancing Enterprise-Wide Information Retrieval through RAG Systems Techniques, Evaluation, and Scalable </w:t>
@@ -4924,6 +4318,7 @@
       <w:proofErr w:type="spellStart"/>
       <w:r>
         <w:rPr>
+          <w:rFonts w:cs="Calibri Light"/>
           <w:lang w:val="en-US"/>
         </w:rPr>
         <w:t>Deployment</w:t>
@@ -4931,6 +4326,7 @@
       <w:proofErr w:type="gramStart"/>
       <w:r>
         <w:rPr>
+          <w:rFonts w:cs="Calibri Light"/>
           <w:lang w:val="en-US"/>
         </w:rPr>
         <w:t>",Abu</w:t>
@@ -4939,6 +4335,7 @@
       <w:proofErr w:type="gramEnd"/>
       <w:r>
         <w:rPr>
+          <w:rFonts w:cs="Calibri Light"/>
           <w:lang w:val="en-US"/>
         </w:rPr>
         <w:t xml:space="preserve"> Dhabi International Petroleum Exhibition and </w:t>
@@ -4946,6 +4343,7 @@
       <w:proofErr w:type="gramStart"/>
       <w:r>
         <w:rPr>
+          <w:rFonts w:cs="Calibri Light"/>
           <w:lang w:val="en-US"/>
         </w:rPr>
         <w:t>Conference,D</w:t>
@@ -4953,6 +4351,7 @@
       <w:proofErr w:type="gramEnd"/>
       <w:r>
         <w:rPr>
+          <w:rFonts w:cs="Calibri Light"/>
           <w:lang w:val="en-US"/>
         </w:rPr>
         <w:t>011S020R002,</w:t>
@@ -4960,6 +4359,7 @@
       <w:proofErr w:type="gramStart"/>
       <w:r>
         <w:rPr>
+          <w:rFonts w:cs="Calibri Light"/>
           <w:lang w:val="en-US"/>
         </w:rPr>
         <w:t>2024,SPE</w:t>
@@ -4969,8 +4369,14 @@
     <w:p>
       <w:pPr>
         <w:pStyle w:val="Heading2"/>
-      </w:pPr>
-      <w:r>
+        <w:rPr>
+          <w:rFonts w:ascii="Calibri Light" w:hAnsi="Calibri Light" w:cs="Calibri Light"/>
+        </w:rPr>
+      </w:pPr>
+      <w:r>
+        <w:rPr>
+          <w:rFonts w:ascii="Calibri Light" w:hAnsi="Calibri Light" w:cs="Calibri Light"/>
+        </w:rPr>
         <w:t>Books</w:t>
       </w:r>
     </w:p>
@@ -4983,11 +4389,13 @@
         </w:numPr>
         <w:spacing w:after="15" w:line="271" w:lineRule="auto"/>
         <w:rPr>
-          <w:lang w:val="en-US"/>
-        </w:rPr>
-      </w:pPr>
-      <w:r>
-        <w:rPr>
+          <w:rFonts w:cs="Calibri Light"/>
+          <w:lang w:val="en-US"/>
+        </w:rPr>
+      </w:pPr>
+      <w:r>
+        <w:rPr>
+          <w:rFonts w:cs="Calibri Light"/>
           <w:lang w:val="en-US"/>
         </w:rPr>
         <w:t xml:space="preserve">Hands-On Industrial Internet of Things: Build robust industrial IoT infrastructure by using </w:t>
@@ -4995,6 +4403,7 @@
       <w:proofErr w:type="gramStart"/>
       <w:r>
         <w:rPr>
+          <w:rFonts w:cs="Calibri Light"/>
           <w:lang w:val="en-US"/>
         </w:rPr>
         <w:t>the cloud</w:t>
@@ -5002,19 +4411,15 @@
       <w:proofErr w:type="gramEnd"/>
       <w:r>
         <w:rPr>
-          <w:lang w:val="en-US"/>
-        </w:rPr>
-        <w:t xml:space="preserve"> and artificial intelligence</w:t>
-      </w:r>
-      <w:r>
-        <w:rPr>
-          <w:lang w:val="en-US"/>
-        </w:rPr>
-        <w:t xml:space="preserve">, </w:t>
+          <w:rFonts w:cs="Calibri Light"/>
+          <w:lang w:val="en-US"/>
+        </w:rPr>
+        <w:t xml:space="preserve"> and artificial intelligence, </w:t>
       </w:r>
       <w:proofErr w:type="spellStart"/>
       <w:r>
         <w:rPr>
+          <w:rFonts w:cs="Calibri Light"/>
           <w:lang w:val="en-US"/>
         </w:rPr>
         <w:t>Packt</w:t>
@@ -5022,6 +4427,7 @@
       <w:proofErr w:type="spellEnd"/>
       <w:r>
         <w:rPr>
+          <w:rFonts w:cs="Calibri Light"/>
           <w:lang w:val="en-US"/>
         </w:rPr>
         <w:t xml:space="preserve"> 2024</w:t>
@@ -5036,24 +4442,21 @@
         </w:numPr>
         <w:spacing w:after="15" w:line="271" w:lineRule="auto"/>
         <w:rPr>
-          <w:lang w:val="en-US"/>
-        </w:rPr>
-      </w:pPr>
-      <w:r>
-        <w:rPr>
-          <w:lang w:val="en-US"/>
-        </w:rPr>
-        <w:t>Hands-On Industrial Internet of Things</w:t>
-      </w:r>
-      <w:r>
-        <w:rPr>
-          <w:lang w:val="en-US"/>
-        </w:rPr>
-        <w:t xml:space="preserve">, </w:t>
+          <w:rFonts w:cs="Calibri Light"/>
+          <w:lang w:val="en-US"/>
+        </w:rPr>
+      </w:pPr>
+      <w:r>
+        <w:rPr>
+          <w:rFonts w:cs="Calibri Light"/>
+          <w:lang w:val="en-US"/>
+        </w:rPr>
+        <w:t xml:space="preserve">Hands-On Industrial Internet of Things, </w:t>
       </w:r>
       <w:proofErr w:type="spellStart"/>
       <w:r>
         <w:rPr>
+          <w:rFonts w:cs="Calibri Light"/>
           <w:lang w:val="en-US"/>
         </w:rPr>
         <w:t>Packt</w:t>
@@ -5061,6 +4464,7 @@
       <w:proofErr w:type="spellEnd"/>
       <w:r>
         <w:rPr>
+          <w:rFonts w:cs="Calibri Light"/>
           <w:lang w:val="en-US"/>
         </w:rPr>
         <w:t xml:space="preserve"> 2018</w:t>
@@ -5075,11 +4479,13 @@
         </w:numPr>
         <w:spacing w:after="15" w:line="271" w:lineRule="auto"/>
         <w:rPr>
-          <w:lang w:val="en-US"/>
-        </w:rPr>
-      </w:pPr>
-      <w:r>
-        <w:rPr>
+          <w:rFonts w:cs="Calibri Light"/>
+          <w:lang w:val="en-US"/>
+        </w:rPr>
+      </w:pPr>
+      <w:r>
+        <w:rPr>
+          <w:rFonts w:cs="Calibri Light"/>
           <w:lang w:val="en-US"/>
         </w:rPr>
         <w:t xml:space="preserve">Maven Build Customization, </w:t>
@@ -5087,6 +4493,7 @@
       <w:proofErr w:type="spellStart"/>
       <w:r>
         <w:rPr>
+          <w:rFonts w:cs="Calibri Light"/>
           <w:lang w:val="en-US"/>
         </w:rPr>
         <w:t>Packt</w:t>
@@ -5094,6 +4501,7 @@
       <w:proofErr w:type="spellEnd"/>
       <w:r>
         <w:rPr>
+          <w:rFonts w:cs="Calibri Light"/>
           <w:lang w:val="en-US"/>
         </w:rPr>
         <w:t xml:space="preserve"> 2014</w:t>
@@ -5102,9 +4510,13 @@
     <w:p>
       <w:pPr>
         <w:pStyle w:val="Heading2"/>
-      </w:pPr>
-      <w:r>
-        <w:rPr>
+        <w:rPr>
+          <w:rFonts w:ascii="Calibri Light" w:hAnsi="Calibri Light" w:cs="Calibri Light"/>
+        </w:rPr>
+      </w:pPr>
+      <w:r>
+        <w:rPr>
+          <w:rFonts w:ascii="Calibri Light" w:hAnsi="Calibri Light" w:cs="Calibri Light"/>
           <w:lang w:val="en-US"/>
         </w:rPr>
         <w:t>Patents</w:t>
@@ -5119,11 +4531,13 @@
         </w:numPr>
         <w:spacing w:after="15" w:line="271" w:lineRule="auto"/>
         <w:rPr>
-          <w:lang w:val="en-US"/>
-        </w:rPr>
-      </w:pPr>
-      <w:r>
-        <w:rPr>
+          <w:rFonts w:cs="Calibri Light"/>
+          <w:lang w:val="en-US"/>
+        </w:rPr>
+      </w:pPr>
+      <w:r>
+        <w:rPr>
+          <w:rFonts w:cs="Calibri Light"/>
           <w:lang w:val="en-US"/>
         </w:rPr>
         <w:t xml:space="preserve">WO-2025153725-A1 - Providing explanations of anomalies in industrial machines or plants through language sentences </w:t>
@@ -5138,11 +4552,13 @@
         </w:numPr>
         <w:spacing w:after="15" w:line="271" w:lineRule="auto"/>
         <w:rPr>
-          <w:lang w:val="en-US"/>
-        </w:rPr>
-      </w:pPr>
-      <w:r>
-        <w:rPr>
+          <w:rFonts w:cs="Calibri Light"/>
+          <w:lang w:val="en-US"/>
+        </w:rPr>
+      </w:pPr>
+      <w:r>
+        <w:rPr>
+          <w:rFonts w:cs="Calibri Light"/>
           <w:lang w:val="en-US"/>
         </w:rPr>
         <w:t xml:space="preserve">WO-2025157712-A1 - Determining anomalies on surfaces of or associated </w:t>
@@ -5150,6 +4566,7 @@
       <w:proofErr w:type="gramStart"/>
       <w:r>
         <w:rPr>
+          <w:rFonts w:cs="Calibri Light"/>
           <w:lang w:val="en-US"/>
         </w:rPr>
         <w:t>to</w:t>
@@ -5157,6 +4574,7 @@
       <w:proofErr w:type="gramEnd"/>
       <w:r>
         <w:rPr>
+          <w:rFonts w:cs="Calibri Light"/>
           <w:lang w:val="en-US"/>
         </w:rPr>
         <w:t xml:space="preserve"> industrial machines or components </w:t>
@@ -5171,11 +4589,13 @@
         </w:numPr>
         <w:spacing w:after="15" w:line="271" w:lineRule="auto"/>
         <w:rPr>
-          <w:lang w:val="en-US"/>
-        </w:rPr>
-      </w:pPr>
-      <w:r>
-        <w:rPr>
+          <w:rFonts w:cs="Calibri Light"/>
+          <w:lang w:val="en-US"/>
+        </w:rPr>
+      </w:pPr>
+      <w:r>
+        <w:rPr>
+          <w:rFonts w:cs="Calibri Light"/>
           <w:lang w:val="en-US"/>
         </w:rPr>
         <w:t xml:space="preserve">WO-2024141175-A1 - Root cause analysis of anomalies in turbomachines </w:t>
@@ -5190,11 +4610,13 @@
         </w:numPr>
         <w:spacing w:after="15" w:line="271" w:lineRule="auto"/>
         <w:rPr>
-          <w:lang w:val="en-US"/>
-        </w:rPr>
-      </w:pPr>
-      <w:r>
-        <w:rPr>
+          <w:rFonts w:cs="Calibri Light"/>
+          <w:lang w:val="en-US"/>
+        </w:rPr>
+      </w:pPr>
+      <w:r>
+        <w:rPr>
+          <w:rFonts w:cs="Calibri Light"/>
           <w:lang w:val="en-US"/>
         </w:rPr>
         <w:t xml:space="preserve">WO-2023237228-A1 - Method and system for processing analysis tasks regarding computational analyses of industrial systems data </w:t>
@@ -5209,11 +4631,13 @@
         </w:numPr>
         <w:spacing w:after="15" w:line="271" w:lineRule="auto"/>
         <w:rPr>
-          <w:lang w:val="en-US"/>
-        </w:rPr>
-      </w:pPr>
-      <w:r>
-        <w:rPr>
+          <w:rFonts w:cs="Calibri Light"/>
+          <w:lang w:val="en-US"/>
+        </w:rPr>
+      </w:pPr>
+      <w:r>
+        <w:rPr>
+          <w:rFonts w:cs="Calibri Light"/>
           <w:lang w:val="en-US"/>
         </w:rPr>
         <w:t>WO-2025051392-A1 - Computer-based device implementing a physical model and a data-driven model of a machine</w:t>
@@ -5228,26 +4652,16 @@
         </w:numPr>
         <w:spacing w:after="15" w:line="271" w:lineRule="auto"/>
         <w:rPr>
-          <w:lang w:val="en-US"/>
-        </w:rPr>
-      </w:pPr>
-      <w:r>
-        <w:rPr>
-          <w:lang w:val="en-US"/>
-        </w:rPr>
-        <w:t>IT-202200012071-A1</w:t>
-      </w:r>
-      <w:r>
-        <w:rPr>
-          <w:lang w:val="en-US"/>
-        </w:rPr>
-        <w:t xml:space="preserve"> - </w:t>
-      </w:r>
-      <w:r>
-        <w:rPr>
-          <w:lang w:val="en-US"/>
-        </w:rPr>
-        <w:t xml:space="preserve">Method and system for carrying out evaluations on a plurality of industrial systems </w:t>
+          <w:rFonts w:cs="Calibri Light"/>
+          <w:lang w:val="en-US"/>
+        </w:rPr>
+      </w:pPr>
+      <w:r>
+        <w:rPr>
+          <w:rFonts w:cs="Calibri Light"/>
+          <w:lang w:val="en-US"/>
+        </w:rPr>
+        <w:t xml:space="preserve">IT-202200012071-A1 - Method and system for carrying out evaluations on a plurality of industrial systems </w:t>
       </w:r>
     </w:p>
     <w:p>
@@ -5259,26 +4673,16 @@
         </w:numPr>
         <w:spacing w:after="15" w:line="271" w:lineRule="auto"/>
         <w:rPr>
-          <w:lang w:val="en-US"/>
-        </w:rPr>
-      </w:pPr>
-      <w:r>
-        <w:rPr>
-          <w:lang w:val="en-US"/>
-        </w:rPr>
-        <w:t>IT-202200015669-A1</w:t>
-      </w:r>
-      <w:r>
-        <w:rPr>
-          <w:lang w:val="en-US"/>
-        </w:rPr>
-        <w:t xml:space="preserve"> - </w:t>
-      </w:r>
-      <w:r>
-        <w:rPr>
-          <w:lang w:val="en-US"/>
-        </w:rPr>
-        <w:t xml:space="preserve">Method for generating an output signal from a virtual sensor of an industrial machine with reliability/confidence verification </w:t>
+          <w:rFonts w:cs="Calibri Light"/>
+          <w:lang w:val="en-US"/>
+        </w:rPr>
+      </w:pPr>
+      <w:r>
+        <w:rPr>
+          <w:rFonts w:cs="Calibri Light"/>
+          <w:lang w:val="en-US"/>
+        </w:rPr>
+        <w:t xml:space="preserve">IT-202200015669-A1 - Method for generating an output signal from a virtual sensor of an industrial machine with reliability/confidence verification </w:t>
       </w:r>
     </w:p>
     <w:p>
@@ -5290,11 +4694,13 @@
         </w:numPr>
         <w:spacing w:after="15" w:line="271" w:lineRule="auto"/>
         <w:rPr>
-          <w:lang w:val="en-US"/>
-        </w:rPr>
-      </w:pPr>
-      <w:r>
-        <w:rPr>
+          <w:rFonts w:cs="Calibri Light"/>
+          <w:lang w:val="en-US"/>
+        </w:rPr>
+      </w:pPr>
+      <w:r>
+        <w:rPr>
+          <w:rFonts w:cs="Calibri Light"/>
           <w:lang w:val="en-US"/>
         </w:rPr>
         <w:t>WO-2011001457-A3 - Device for the analysis of the central nervous system by application of a combination of stimuli and the study of corresponding reactions</w:t>
@@ -9968,13 +9374,13 @@
   <w:style w:type="paragraph" w:default="1" w:styleId="Normal">
     <w:name w:val="Normal"/>
     <w:qFormat/>
-    <w:rsid w:val="00A34D7C"/>
+    <w:rsid w:val="006373DA"/>
     <w:pPr>
       <w:spacing w:after="5" w:line="260" w:lineRule="auto"/>
       <w:ind w:left="10" w:hanging="10"/>
     </w:pPr>
     <w:rPr>
-      <w:rFonts w:ascii="Arial" w:eastAsia="Arial" w:hAnsi="Arial" w:cs="Arial"/>
+      <w:rFonts w:ascii="Calibri Light" w:eastAsia="Arial" w:hAnsi="Calibri Light" w:cs="Arial"/>
       <w:color w:val="000000"/>
       <w:sz w:val="20"/>
     </w:rPr>
@@ -10051,6 +9457,7 @@
   <w:style w:type="character" w:default="1" w:styleId="DefaultParagraphFont">
     <w:name w:val="Default Paragraph Font"/>
     <w:uiPriority w:val="1"/>
+    <w:semiHidden/>
     <w:unhideWhenUsed/>
   </w:style>
   <w:style w:type="table" w:default="1" w:styleId="TableNormal">
@@ -10332,7 +9739,7 @@
     <w:basedOn w:val="ListParagraph"/>
     <w:link w:val="BulletsChar"/>
     <w:qFormat/>
-    <w:rsid w:val="00E01E40"/>
+    <w:rsid w:val="006373DA"/>
     <w:pPr>
       <w:numPr>
         <w:numId w:val="29"/>
@@ -10360,11 +9767,11 @@
     <w:name w:val="Bullets Char"/>
     <w:basedOn w:val="ListParagraphChar"/>
     <w:link w:val="Bullets"/>
-    <w:rsid w:val="00E01E40"/>
+    <w:rsid w:val="006373DA"/>
     <w:rPr>
-      <w:rFonts w:ascii="Arial" w:eastAsia="Arial" w:hAnsi="Arial" w:cs="Arial"/>
+      <w:rFonts w:ascii="Calibri Light" w:eastAsia="Arial" w:hAnsi="Calibri Light" w:cs="Arial"/>
       <w:color w:val="000000"/>
-      <w:sz w:val="18"/>
+      <w:sz w:val="20"/>
       <w:lang w:val="en-US"/>
     </w:rPr>
   </w:style>
